--- a/rapports/16_02_2026/Abdou_FAYE/coh_EQ34_sup_103202030036.docx
+++ b/rapports/16_02_2026/Abdou_FAYE/coh_EQ34_sup_103202030036.docx
@@ -25,7 +25,7 @@
         <w:br/>
         <w:t>Grappe: 103202030036</w:t>
         <w:br/>
-        <w:t>Date: 16/02/2026 a 12:41</w:t>
+        <w:t>Date: 16/02/2026 a 12:58</w:t>
       </w:r>
     </w:p>
     <w:p/>

--- a/rapports/16_02_2026/Abdou_FAYE/coh_EQ34_sup_103202030036.docx
+++ b/rapports/16_02_2026/Abdou_FAYE/coh_EQ34_sup_103202030036.docx
@@ -25,7 +25,7 @@
         <w:br/>
         <w:t>Grappe: 103202030036</w:t>
         <w:br/>
-        <w:t>Date: 16/02/2026 a 12:58</w:t>
+        <w:t>Date: 16/02/2026 a 13:05</w:t>
       </w:r>
     </w:p>
     <w:p/>
@@ -97,7 +97,7 @@
           </w:tcPr>
           <w:p>
             <w:r>
-              <w:t>6</w:t>
+              <w:t>12</w:t>
             </w:r>
           </w:p>
         </w:tc>
@@ -119,7 +119,7 @@
           </w:tcPr>
           <w:p>
             <w:r>
-              <w:t>23</w:t>
+              <w:t>24</w:t>
             </w:r>
           </w:p>
         </w:tc>
@@ -199,38 +199,6 @@
           </w:tcPr>
           <w:p>
             <w:r>
-              <w:t>Section0</w:t>
-            </w:r>
-          </w:p>
-        </w:tc>
-        <w:tc>
-          <w:tcPr>
-            <w:tcW w:type="dxa" w:w="3324"/>
-          </w:tcPr>
-          <w:p>
-            <w:r>
-              <w:t>Identification et renseignements de controle</w:t>
-            </w:r>
-          </w:p>
-        </w:tc>
-        <w:tc>
-          <w:tcPr>
-            <w:tcW w:type="dxa" w:w="3324"/>
-          </w:tcPr>
-          <w:p>
-            <w:r>
-              <w:t>6</w:t>
-            </w:r>
-          </w:p>
-        </w:tc>
-      </w:tr>
-      <w:tr>
-        <w:tc>
-          <w:tcPr>
-            <w:tcW w:type="dxa" w:w="3324"/>
-          </w:tcPr>
-          <w:p>
-            <w:r>
               <w:t>Section2</w:t>
             </w:r>
           </w:p>
@@ -251,7 +219,7 @@
           </w:tcPr>
           <w:p>
             <w:r>
-              <w:t>6</w:t>
+              <w:t>12</w:t>
             </w:r>
           </w:p>
         </w:tc>
@@ -283,7 +251,7 @@
           </w:tcPr>
           <w:p>
             <w:r>
-              <w:t>6</w:t>
+              <w:t>12</w:t>
             </w:r>
           </w:p>
         </w:tc>
@@ -315,7 +283,71 @@
           </w:tcPr>
           <w:p>
             <w:r>
-              <w:t>6</w:t>
+              <w:t>12</w:t>
+            </w:r>
+          </w:p>
+        </w:tc>
+      </w:tr>
+      <w:tr>
+        <w:tc>
+          <w:tcPr>
+            <w:tcW w:type="dxa" w:w="3324"/>
+          </w:tcPr>
+          <w:p>
+            <w:r>
+              <w:t>Section16a</w:t>
+            </w:r>
+          </w:p>
+        </w:tc>
+        <w:tc>
+          <w:tcPr>
+            <w:tcW w:type="dxa" w:w="3324"/>
+          </w:tcPr>
+          <w:p>
+            <w:r>
+              <w:t>Champs et parcelles</w:t>
+            </w:r>
+          </w:p>
+        </w:tc>
+        <w:tc>
+          <w:tcPr>
+            <w:tcW w:type="dxa" w:w="3324"/>
+          </w:tcPr>
+          <w:p>
+            <w:r>
+              <w:t>12</w:t>
+            </w:r>
+          </w:p>
+        </w:tc>
+      </w:tr>
+      <w:tr>
+        <w:tc>
+          <w:tcPr>
+            <w:tcW w:type="dxa" w:w="3324"/>
+          </w:tcPr>
+          <w:p>
+            <w:r>
+              <w:t>Section1</w:t>
+            </w:r>
+          </w:p>
+        </w:tc>
+        <w:tc>
+          <w:tcPr>
+            <w:tcW w:type="dxa" w:w="3324"/>
+          </w:tcPr>
+          <w:p>
+            <w:r>
+              <w:t>Caracteristiques des membres</w:t>
+            </w:r>
+          </w:p>
+        </w:tc>
+        <w:tc>
+          <w:tcPr>
+            <w:tcW w:type="dxa" w:w="3324"/>
+          </w:tcPr>
+          <w:p>
+            <w:r>
+              <w:t>11</w:t>
             </w:r>
           </w:p>
         </w:tc>
@@ -347,103 +379,7 @@
           </w:tcPr>
           <w:p>
             <w:r>
-              <w:t>6</w:t>
-            </w:r>
-          </w:p>
-        </w:tc>
-      </w:tr>
-      <w:tr>
-        <w:tc>
-          <w:tcPr>
-            <w:tcW w:type="dxa" w:w="3324"/>
-          </w:tcPr>
-          <w:p>
-            <w:r>
-              <w:t>Section16a</w:t>
-            </w:r>
-          </w:p>
-        </w:tc>
-        <w:tc>
-          <w:tcPr>
-            <w:tcW w:type="dxa" w:w="3324"/>
-          </w:tcPr>
-          <w:p>
-            <w:r>
-              <w:t>Champs et parcelles</w:t>
-            </w:r>
-          </w:p>
-        </w:tc>
-        <w:tc>
-          <w:tcPr>
-            <w:tcW w:type="dxa" w:w="3324"/>
-          </w:tcPr>
-          <w:p>
-            <w:r>
-              <w:t>6</w:t>
-            </w:r>
-          </w:p>
-        </w:tc>
-      </w:tr>
-      <w:tr>
-        <w:tc>
-          <w:tcPr>
-            <w:tcW w:type="dxa" w:w="3324"/>
-          </w:tcPr>
-          <w:p>
-            <w:r>
-              <w:t>Section1</w:t>
-            </w:r>
-          </w:p>
-        </w:tc>
-        <w:tc>
-          <w:tcPr>
-            <w:tcW w:type="dxa" w:w="3324"/>
-          </w:tcPr>
-          <w:p>
-            <w:r>
-              <w:t>Caracteristiques des membres</w:t>
-            </w:r>
-          </w:p>
-        </w:tc>
-        <w:tc>
-          <w:tcPr>
-            <w:tcW w:type="dxa" w:w="3324"/>
-          </w:tcPr>
-          <w:p>
-            <w:r>
-              <w:t>5</w:t>
-            </w:r>
-          </w:p>
-        </w:tc>
-      </w:tr>
-      <w:tr>
-        <w:tc>
-          <w:tcPr>
-            <w:tcW w:type="dxa" w:w="3324"/>
-          </w:tcPr>
-          <w:p>
-            <w:r>
-              <w:t>Section4a</w:t>
-            </w:r>
-          </w:p>
-        </w:tc>
-        <w:tc>
-          <w:tcPr>
-            <w:tcW w:type="dxa" w:w="3324"/>
-          </w:tcPr>
-          <w:p>
-            <w:r>
-              <w:t>Emploi</w:t>
-            </w:r>
-          </w:p>
-        </w:tc>
-        <w:tc>
-          <w:tcPr>
-            <w:tcW w:type="dxa" w:w="3324"/>
-          </w:tcPr>
-          <w:p>
-            <w:r>
-              <w:t>5</w:t>
+              <w:t>11</w:t>
             </w:r>
           </w:p>
         </w:tc>
@@ -475,7 +411,39 @@
           </w:tcPr>
           <w:p>
             <w:r>
-              <w:t>5</w:t>
+              <w:t>10</w:t>
+            </w:r>
+          </w:p>
+        </w:tc>
+      </w:tr>
+      <w:tr>
+        <w:tc>
+          <w:tcPr>
+            <w:tcW w:type="dxa" w:w="3324"/>
+          </w:tcPr>
+          <w:p>
+            <w:r>
+              <w:t>Section0</w:t>
+            </w:r>
+          </w:p>
+        </w:tc>
+        <w:tc>
+          <w:tcPr>
+            <w:tcW w:type="dxa" w:w="3324"/>
+          </w:tcPr>
+          <w:p>
+            <w:r>
+              <w:t>Identification et renseignements de controle</w:t>
+            </w:r>
+          </w:p>
+        </w:tc>
+        <w:tc>
+          <w:tcPr>
+            <w:tcW w:type="dxa" w:w="3324"/>
+          </w:tcPr>
+          <w:p>
+            <w:r>
+              <w:t>9</w:t>
             </w:r>
           </w:p>
         </w:tc>
@@ -507,7 +475,39 @@
           </w:tcPr>
           <w:p>
             <w:r>
-              <w:t>5</w:t>
+              <w:t>9</w:t>
+            </w:r>
+          </w:p>
+        </w:tc>
+      </w:tr>
+      <w:tr>
+        <w:tc>
+          <w:tcPr>
+            <w:tcW w:type="dxa" w:w="3324"/>
+          </w:tcPr>
+          <w:p>
+            <w:r>
+              <w:t>Section9c</w:t>
+            </w:r>
+          </w:p>
+        </w:tc>
+        <w:tc>
+          <w:tcPr>
+            <w:tcW w:type="dxa" w:w="3324"/>
+          </w:tcPr>
+          <w:p>
+            <w:r>
+              <w:t>Depenses non-alimentaires - 30 jours</w:t>
+            </w:r>
+          </w:p>
+        </w:tc>
+        <w:tc>
+          <w:tcPr>
+            <w:tcW w:type="dxa" w:w="3324"/>
+          </w:tcPr>
+          <w:p>
+            <w:r>
+              <w:t>8</w:t>
             </w:r>
           </w:p>
         </w:tc>
@@ -520,6 +520,1910 @@
       </w:pPr>
       <w:r>
         <w:t>Details des erreurs par menage</w:t>
+      </w:r>
+    </w:p>
+    <w:p>
+      <w:pPr>
+        <w:pStyle w:val="Heading2"/>
+      </w:pPr>
+      <w:r>
+        <w:t>Menage 1</w:t>
+      </w:r>
+    </w:p>
+    <w:tbl>
+      <w:tblPr>
+        <w:tblStyle w:val="TableGrid"/>
+        <w:tblW w:type="auto" w:w="0"/>
+        <w:tblLook w:firstColumn="1" w:firstRow="1" w:lastColumn="0" w:lastRow="0" w:noHBand="0" w:noVBand="1" w:val="04A0"/>
+      </w:tblPr>
+      <w:tblGrid>
+        <w:gridCol w:w="1662"/>
+        <w:gridCol w:w="1662"/>
+        <w:gridCol w:w="1662"/>
+        <w:gridCol w:w="1662"/>
+        <w:gridCol w:w="1662"/>
+        <w:gridCol w:w="1662"/>
+      </w:tblGrid>
+      <w:tr>
+        <w:tc>
+          <w:tcPr>
+            <w:tcW w:type="dxa" w:w="1662"/>
+            <w:shd w:fill="5B9BD5"/>
+          </w:tcPr>
+          <w:p>
+            <w:r>
+              <w:rPr>
+                <w:b/>
+                <w:color w:val="FFFFFF"/>
+                <w:sz w:val="16"/>
+              </w:rPr>
+              <w:t>Interview Key</w:t>
+            </w:r>
+          </w:p>
+        </w:tc>
+        <w:tc>
+          <w:tcPr>
+            <w:tcW w:type="dxa" w:w="1662"/>
+            <w:shd w:fill="5B9BD5"/>
+          </w:tcPr>
+          <w:p>
+            <w:r>
+              <w:rPr>
+                <w:b/>
+                <w:color w:val="FFFFFF"/>
+                <w:sz w:val="16"/>
+              </w:rPr>
+              <w:t>Interview ID</w:t>
+            </w:r>
+          </w:p>
+        </w:tc>
+        <w:tc>
+          <w:tcPr>
+            <w:tcW w:type="dxa" w:w="1662"/>
+            <w:shd w:fill="5B9BD5"/>
+          </w:tcPr>
+          <w:p>
+            <w:r>
+              <w:rPr>
+                <w:b/>
+                <w:color w:val="FFFFFF"/>
+                <w:sz w:val="16"/>
+              </w:rPr>
+              <w:t>ID Agent</w:t>
+            </w:r>
+          </w:p>
+        </w:tc>
+        <w:tc>
+          <w:tcPr>
+            <w:tcW w:type="dxa" w:w="1662"/>
+            <w:shd w:fill="5B9BD5"/>
+          </w:tcPr>
+          <w:p>
+            <w:r>
+              <w:rPr>
+                <w:b/>
+                <w:color w:val="FFFFFF"/>
+                <w:sz w:val="16"/>
+              </w:rPr>
+              <w:t>ID Equipe</w:t>
+            </w:r>
+          </w:p>
+        </w:tc>
+        <w:tc>
+          <w:tcPr>
+            <w:tcW w:type="dxa" w:w="1662"/>
+            <w:shd w:fill="5B9BD5"/>
+          </w:tcPr>
+          <w:p>
+            <w:r>
+              <w:rPr>
+                <w:b/>
+                <w:color w:val="FFFFFF"/>
+                <w:sz w:val="16"/>
+              </w:rPr>
+              <w:t>Agent</w:t>
+            </w:r>
+          </w:p>
+        </w:tc>
+        <w:tc>
+          <w:tcPr>
+            <w:tcW w:type="dxa" w:w="1662"/>
+            <w:shd w:fill="5B9BD5"/>
+          </w:tcPr>
+          <w:p>
+            <w:r>
+              <w:rPr>
+                <w:b/>
+                <w:color w:val="FFFFFF"/>
+                <w:sz w:val="16"/>
+              </w:rPr>
+              <w:t>Chef d'equipe</w:t>
+            </w:r>
+          </w:p>
+        </w:tc>
+      </w:tr>
+      <w:tr>
+        <w:tc>
+          <w:tcPr>
+            <w:tcW w:type="dxa" w:w="1662"/>
+          </w:tcPr>
+          <w:p>
+            <w:r>
+              <w:rPr>
+                <w:sz w:val="14"/>
+              </w:rPr>
+              <w:t>43-81-99-74</w:t>
+            </w:r>
+          </w:p>
+        </w:tc>
+        <w:tc>
+          <w:tcPr>
+            <w:tcW w:type="dxa" w:w="1662"/>
+          </w:tcPr>
+          <w:p>
+            <w:r>
+              <w:rPr>
+                <w:sz w:val="14"/>
+              </w:rPr>
+              <w:t>256800e0ae424e7abd7c3d05790c79cf</w:t>
+            </w:r>
+          </w:p>
+        </w:tc>
+        <w:tc>
+          <w:tcPr>
+            <w:tcW w:type="dxa" w:w="1662"/>
+          </w:tcPr>
+          <w:p>
+            <w:r>
+              <w:rPr>
+                <w:sz w:val="14"/>
+              </w:rPr>
+              <w:t>EQ34_enq1</w:t>
+            </w:r>
+          </w:p>
+        </w:tc>
+        <w:tc>
+          <w:tcPr>
+            <w:tcW w:type="dxa" w:w="1662"/>
+          </w:tcPr>
+          <w:p>
+            <w:r>
+              <w:rPr>
+                <w:sz w:val="14"/>
+              </w:rPr>
+              <w:t>Equipe34</w:t>
+            </w:r>
+          </w:p>
+        </w:tc>
+        <w:tc>
+          <w:tcPr>
+            <w:tcW w:type="dxa" w:w="1662"/>
+          </w:tcPr>
+          <w:p>
+            <w:r>
+              <w:rPr>
+                <w:sz w:val="14"/>
+              </w:rPr>
+              <w:t>Victor SAMBOU</w:t>
+            </w:r>
+          </w:p>
+        </w:tc>
+        <w:tc>
+          <w:tcPr>
+            <w:tcW w:type="dxa" w:w="1662"/>
+          </w:tcPr>
+          <w:p>
+            <w:r>
+              <w:rPr>
+                <w:sz w:val="14"/>
+              </w:rPr>
+              <w:t>Rokhaya NGOM</w:t>
+            </w:r>
+          </w:p>
+        </w:tc>
+      </w:tr>
+    </w:tbl>
+    <w:p/>
+    <w:tbl>
+      <w:tblPr>
+        <w:tblStyle w:val="TableGrid"/>
+        <w:tblW w:type="auto" w:w="0"/>
+        <w:tblLook w:firstColumn="1" w:firstRow="1" w:lastColumn="0" w:lastRow="0" w:noHBand="0" w:noVBand="1" w:val="04A0"/>
+      </w:tblPr>
+      <w:tblGrid>
+        <w:gridCol w:w="3324"/>
+        <w:gridCol w:w="3324"/>
+        <w:gridCol w:w="3324"/>
+      </w:tblGrid>
+      <w:tr>
+        <w:tc>
+          <w:tcPr>
+            <w:tcW w:type="dxa" w:w="3324"/>
+            <w:shd w:fill="70AD47"/>
+          </w:tcPr>
+          <w:p>
+            <w:r>
+              <w:rPr>
+                <w:b/>
+                <w:color w:val="FFFFFF"/>
+                <w:sz w:val="18"/>
+              </w:rPr>
+              <w:t>Chef de Menage</w:t>
+            </w:r>
+          </w:p>
+        </w:tc>
+        <w:tc>
+          <w:tcPr>
+            <w:tcW w:type="dxa" w:w="3324"/>
+            <w:shd w:fill="70AD47"/>
+          </w:tcPr>
+          <w:p>
+            <w:r>
+              <w:rPr>
+                <w:b/>
+                <w:color w:val="FFFFFF"/>
+                <w:sz w:val="18"/>
+              </w:rPr>
+              <w:t>Quartier/Village (s00q05)</w:t>
+            </w:r>
+          </w:p>
+        </w:tc>
+        <w:tc>
+          <w:tcPr>
+            <w:tcW w:type="dxa" w:w="3324"/>
+            <w:shd w:fill="70AD47"/>
+          </w:tcPr>
+          <w:p>
+            <w:r>
+              <w:rPr>
+                <w:b/>
+                <w:color w:val="FFFFFF"/>
+                <w:sz w:val="18"/>
+              </w:rPr>
+              <w:t>Localisation GPS</w:t>
+            </w:r>
+          </w:p>
+        </w:tc>
+      </w:tr>
+      <w:tr>
+        <w:tc>
+          <w:tcPr>
+            <w:tcW w:type="dxa" w:w="3324"/>
+          </w:tcPr>
+          <w:p>
+            <w:r>
+              <w:rPr>
+                <w:sz w:val="18"/>
+              </w:rPr>
+              <w:t>ALY DIOP</w:t>
+            </w:r>
+          </w:p>
+        </w:tc>
+        <w:tc>
+          <w:tcPr>
+            <w:tcW w:type="dxa" w:w="3324"/>
+          </w:tcPr>
+          <w:p>
+            <w:r>
+              <w:rPr>
+                <w:sz w:val="18"/>
+              </w:rPr>
+              <w:t>N/A</w:t>
+            </w:r>
+          </w:p>
+        </w:tc>
+        <w:tc>
+          <w:tcPr>
+            <w:tcW w:type="dxa" w:w="3324"/>
+          </w:tcPr>
+          <w:p>
+            <w:r/>
+            <w:hyperlink r:id="rId9">
+              <w:r>
+                <w:rPr>
+                  <w:color w:val="0563C1"/>
+                  <w:u w:val="single"/>
+                </w:rPr>
+                <w:t>H3 DIMISKA DEMBA</w:t>
+              </w:r>
+            </w:hyperlink>
+          </w:p>
+        </w:tc>
+      </w:tr>
+    </w:tbl>
+    <w:p/>
+    <w:p>
+      <w:r>
+        <w:rPr>
+          <w:b/>
+          <w:color w:val="4672C4"/>
+          <w:sz w:val="22"/>
+        </w:rPr>
+        <w:t>&gt;&gt; Section0 - Identification et renseignements de controle</w:t>
+      </w:r>
+    </w:p>
+    <w:p>
+      <w:pPr>
+        <w:ind w:left="283"/>
+      </w:pPr>
+      <w:r>
+        <w:rPr>
+          <w:sz w:val="20"/>
+        </w:rPr>
+        <w:t>- Le questionnaire semble ne pas être complètement fini mais le questionnaire est en statut complet, prière de compléter le questionnaire.</w:t>
+      </w:r>
+    </w:p>
+    <w:p>
+      <w:r>
+        <w:rPr>
+          <w:b/>
+          <w:color w:val="4672C4"/>
+          <w:sz w:val="22"/>
+        </w:rPr>
+        <w:t>&gt;&gt; Section1 - Caracteristiques des membres</w:t>
+      </w:r>
+    </w:p>
+    <w:p>
+      <w:pPr>
+        <w:ind w:left="283"/>
+      </w:pPr>
+      <w:r>
+        <w:rPr>
+          <w:sz w:val="20"/>
+        </w:rPr>
+        <w:t>- Incohérence!! Le nombre d'année (9999) que aly diop a vécu dans la localité est superieur à son âge (60) ou ne sait pas. Prière de corriger.</w:t>
+      </w:r>
+    </w:p>
+    <w:p>
+      <w:r>
+        <w:rPr>
+          <w:b/>
+          <w:color w:val="4672C4"/>
+          <w:sz w:val="22"/>
+        </w:rPr>
+        <w:t>&gt;&gt; Section2 - Education</w:t>
+      </w:r>
+    </w:p>
+    <w:p>
+      <w:pPr>
+        <w:ind w:left="283"/>
+      </w:pPr>
+      <w:r>
+        <w:rPr>
+          <w:sz w:val="20"/>
+        </w:rPr>
+        <w:t xml:space="preserve">- Peu probable! aly diop  n'arrive pas  à comprendre un petit texte lu dans une langue locale (s02q03). Veuillez corriger ou donner des explications au QG. </w:t>
+        <w:br/>
+        <w:t xml:space="preserve">- Peu probable! mahany diallo  n'arrive pas  à comprendre un petit texte lu dans une langue locale (s02q03). Veuillez corriger ou donner des explications au QG. </w:t>
+        <w:br/>
+        <w:t xml:space="preserve">- Peu probable! mariama diop  n'arrive pas  à comprendre un petit texte lu dans une langue locale (s02q03). Veuillez corriger ou donner des explications au QG. </w:t>
+        <w:br/>
+        <w:t xml:space="preserve">- Peu probable! nariye diop  n'arrive pas  à comprendre un petit texte lu dans une langue locale (s02q03). Veuillez corriger ou donner des explications au QG. Peu probable! nariye diop  ne sait ni lire, ni écrire, ni comprendre dans aucune des langues  (s02q01,s02q02,s02q03). Veuillez corriger ou donner des explications au QG. </w:t>
+        <w:br/>
+        <w:t xml:space="preserve">- Peu probable! sadio diop  n'arrive pas  à comprendre un petit texte lu dans une langue locale (s02q03). Veuillez corriger ou donner des explications au QG. </w:t>
+        <w:br/>
+        <w:t>- Peu probable! samba diop  n'arrive pas  à comprendre un petit texte lu dans une langue locale (s02q03). Veuillez corriger ou donner des explications au QG.</w:t>
+      </w:r>
+    </w:p>
+    <w:p>
+      <w:r>
+        <w:rPr>
+          <w:b/>
+          <w:color w:val="4672C4"/>
+          <w:sz w:val="22"/>
+        </w:rPr>
+        <w:t>&gt;&gt; Section4b - Emploi - Activite principale</w:t>
+      </w:r>
+    </w:p>
+    <w:p>
+      <w:pPr>
+        <w:ind w:left="283"/>
+      </w:pPr>
+      <w:r>
+        <w:rPr>
+          <w:sz w:val="20"/>
+        </w:rPr>
+        <w:t>- Prière de changer la branche d'activité de aly diop, les agriculteurs dont leurs cultures est principalement destiné à la consommation du ménage sont des (Agriculteurs, subsistances) et ceux qui le font avec l'élevage sont des (Agriculteurs et eleveurs, subsistances)</w:t>
+        <w:br/>
+        <w:t xml:space="preserve">- Prière de changer la branche d'activité de mahany diallo, les agriculteurs dont leurs cultures est principalement destiné à la consommation du ménage sont des (Agriculteurs, subsistances) et ceux qui le font avec l'élevage sont des (Agriculteurs et eleveurs, subsistances) mahany diallo est un agriculteur dans un milieu rural donc il travaille principalement  pour son propre compte ou contribue à une entreprise familiale, prière de regarder la question s04q46.  Incohérence! mahany diallo  evolue dans l'agriculture mais est  considéré comme salarié ou stagiaire/apprenti non renuméré, prière de revoir la question s04q46 et corriger. Avertissement!!! mahany diallo enquêté dans l'emploi principale n'a pas declaré son salaire prière de fournir plus d'effort pour lui demander son salire, vous pouvez utiliser des stratégies pour faire une estimation ou demander des conseils au QG. Avertissement!!! mahany diallo enquêté dans l'emploi principale n'a pas declaré son revenu prière de fournir plus d'effort pour lui demander son revenu, vous pouvez utiliser des stratégies pour faire une estimation ou demander des conseils au QG. </w:t>
+        <w:br/>
+        <w:t xml:space="preserve">- Prière de changer la branche d'activité de mariama diop, les agriculteurs dont leurs cultures est principalement destiné à la consommation du ménage sont des (Agriculteurs, subsistances) et ceux qui le font avec l'élevage sont des (Agriculteurs et eleveurs, subsistances) mariama diop est un agriculteur dans un milieu rural donc il travaille principalement  pour son propre compte ou contribue à une entreprise familiale, prière de regarder la question s04q46.  Incohérence! mariama diop  evolue dans l'agriculture mais est  considéré comme salarié ou stagiaire/apprenti non renuméré, prière de revoir la question s04q46 et corriger. Avertissement!!! mariama diop enquêté dans l'emploi principale n'a pas declaré son salaire prière de fournir plus d'effort pour lui demander son salire, vous pouvez utiliser des stratégies pour faire une estimation ou demander des conseils au QG. Avertissement!!! mariama diop enquêté dans l'emploi principale n'a pas declaré son revenu prière de fournir plus d'effort pour lui demander son revenu, vous pouvez utiliser des stratégies pour faire une estimation ou demander des conseils au QG. </w:t>
+        <w:br/>
+        <w:t xml:space="preserve">- Prière de changer la branche d'activité de sadio diop, les agriculteurs dont leurs cultures est principalement destiné à la consommation du ménage sont des (Agriculteurs, subsistances) et ceux qui le font avec l'élevage sont des (Agriculteurs et eleveurs, subsistances) sadio diop est un agriculteur dans un milieu rural donc il travaille principalement  pour son propre compte ou contribue à une entreprise familiale, prière de regarder la question s04q46.  Incohérence! sadio diop  evolue dans l'agriculture mais est  considéré comme salarié ou stagiaire/apprenti non renuméré, prière de revoir la question s04q46 et corriger. Avertissement!!! sadio diop enquêté dans l'emploi principale n'a pas declaré son salaire prière de fournir plus d'effort pour lui demander son salire, vous pouvez utiliser des stratégies pour faire une estimation ou demander des conseils au QG. Avertissement!!! sadio diop enquêté dans l'emploi principale n'a pas declaré son revenu prière de fournir plus d'effort pour lui demander son revenu, vous pouvez utiliser des stratégies pour faire une estimation ou demander des conseils au QG. </w:t>
+        <w:br/>
+        <w:t>- Prière de changer la branche d'activité de samba diop, les agriculteurs dont leurs cultures est principalement destiné à la consommation du ménage sont des (Agriculteurs, subsistances) et ceux qui le font avec l'élevage sont des (Agriculteurs et eleveurs, subsistances) samba diop est un agriculteur dans un milieu rural donc il travaille principalement  pour son propre compte ou contribue à une entreprise familiale, prière de regarder la question s04q46.  Incohérence! samba diop  evolue dans l'agriculture mais est  considéré comme salarié ou stagiaire/apprenti non renuméré, prière de revoir la question s04q46 et corriger. Avertissement!!! samba diop enquêté dans l'emploi principale n'a pas declaré son salaire prière de fournir plus d'effort pour lui demander son salire, vous pouvez utiliser des stratégies pour faire une estimation ou demander des conseils au QG. Avertissement!!! samba diop enquêté dans l'emploi principale n'a pas declaré son revenu prière de fournir plus d'effort pour lui demander son revenu, vous pouvez utiliser des stratégies pour faire une estimation ou demander des conseils au QG.</w:t>
+      </w:r>
+    </w:p>
+    <w:p>
+      <w:r>
+        <w:rPr>
+          <w:b/>
+          <w:color w:val="4672C4"/>
+          <w:sz w:val="22"/>
+        </w:rPr>
+        <w:t>&gt;&gt; Section4c - Emploi - Activite secondaire</w:t>
+      </w:r>
+    </w:p>
+    <w:p>
+      <w:pPr>
+        <w:ind w:left="283"/>
+      </w:pPr>
+      <w:r>
+        <w:rPr>
+          <w:sz w:val="20"/>
+        </w:rPr>
+        <w:t xml:space="preserve">- Attention ! Le nombre de jours que aly diop a travaillés par mois semble être inférieur à 15. Veuillez, s'il vous plaît, confirmer cette information. Avertissement!!! aly diop enquêté dans l'emploi principale n'a pas declaré son revenu prière de fournir plus d'effort pour lui demander son revenu, vous pouvez utiliser des stratégies pour faire une estimation ou demander des conseils au QG. Avertissement!!! les informations de aly diop sur le nombre de mois, jours ou heures de son emploi secondaire sont superieur a celles de son emploi principal , veuillez corriger ou confirmer aupres du QG. </w:t>
+        <w:br/>
+        <w:t>- Avertissement!!! les informations de samba diop sur le nombre de mois, jours ou heures de son emploi secondaire sont superieur a celles de son emploi principal , veuillez corriger ou confirmer aupres du QG.</w:t>
+      </w:r>
+    </w:p>
+    <w:p>
+      <w:r>
+        <w:rPr>
+          <w:b/>
+          <w:color w:val="4672C4"/>
+          <w:sz w:val="22"/>
+        </w:rPr>
+        <w:t>&gt;&gt; Section7b - Consommation alimentaire - 7 jours</w:t>
+      </w:r>
+    </w:p>
+    <w:p>
+      <w:pPr>
+        <w:ind w:left="283"/>
+      </w:pPr>
+      <w:r>
+        <w:rPr>
+          <w:sz w:val="20"/>
+        </w:rPr>
+        <w:t>- Attention ! Le prix unitaire d'achat (150 Fcfa) de Choux en Morceau (Portion) (Petit) est relativement élevé par rapport aux autres prix observés dans cette zone. Prière de corriger ou de confirmer avec le QG. Avertissement!! le prix unitaire (100 Fcfa) de Thé en sachet (unité: Sachets) de taille Petit est très faible ou élevé. Prière de corriger ou de confirmer avec le QG. Avertissement!!! Le ménage a consommé 10 Sachets Petit de Sucre en poudre , cette quantité semble anormale pour une consommation des 7 derniers jours.Prière de corriger ou de confirmer avec le QG. Avertissement!!! Le ménage a consommé 14 Pièce Petit de Mâchoiron séchée (Kon), cette quantité semble anormale pour une consommation des 7 derniers jours.Prière de corriger ou de confirmer avec le QG. Avertissement!!!Le ménage a consommé 74 Pièce de Tres petit de Piment frais  ce qui semble incoherent pour une consommation aucours des 7 derniers jours, prière de verifier et corriger. Avertissement!!! Le ménage a consommé 74 Pièce Tres petit de Piment frais, cette quantité semble anormale pour une consommation des 7 derniers jours.Prière de corriger ou de confirmer avec le QG. Incohérence!! Dans ce ménage, chaque individus consomme par jour .622449 Kg  de cereale; Prière de revoir les quantités prises de ces produits.</w:t>
+      </w:r>
+    </w:p>
+    <w:p>
+      <w:r>
+        <w:rPr>
+          <w:b/>
+          <w:color w:val="4672C4"/>
+          <w:sz w:val="22"/>
+        </w:rPr>
+        <w:t>&gt;&gt; Section9b - Depenses non-alimentaires - 7 jours</w:t>
+      </w:r>
+    </w:p>
+    <w:p>
+      <w:pPr>
+        <w:ind w:left="283"/>
+      </w:pPr>
+      <w:r>
+        <w:rPr>
+          <w:sz w:val="20"/>
+        </w:rPr>
+        <w:t>- Il est difficile d'avoir un ménage qui n'a effectué aucune des dépenses mentionnées au cours de 7 derniers jours, prière de revoir la section 9B pour ce ménage.</w:t>
+      </w:r>
+    </w:p>
+    <w:p>
+      <w:r>
+        <w:rPr>
+          <w:b/>
+          <w:color w:val="4672C4"/>
+          <w:sz w:val="22"/>
+        </w:rPr>
+        <w:t>&gt;&gt; Section9c - Depenses non-alimentaires - 30 jours</w:t>
+      </w:r>
+    </w:p>
+    <w:p>
+      <w:pPr>
+        <w:ind w:left="283"/>
+      </w:pPr>
+      <w:r>
+        <w:rPr>
+          <w:sz w:val="20"/>
+        </w:rPr>
+        <w:t xml:space="preserve">- La dernière fois que vous avez acheté Bois de chauffe ramassé/coupé (estimer la valeur) est autoconsommation et semble exister dans les modalités, prière de prendre attache avec le QG pour plus d'explication afin de la classer bien. </w:t>
+        <w:br/>
+        <w:t>-  La dernière fois que vous avez acheté Frais de mouture des céréales est moulin et semble exister dans les modalités, prière de prendre attache avec le QG pour plus d'explication afin de la classer bien.</w:t>
+      </w:r>
+    </w:p>
+    <w:p>
+      <w:r>
+        <w:rPr>
+          <w:b/>
+          <w:color w:val="4672C4"/>
+          <w:sz w:val="22"/>
+        </w:rPr>
+        <w:t>&gt;&gt; Section11 - Caracteristiques logement</w:t>
+      </w:r>
+    </w:p>
+    <w:p>
+      <w:pPr>
+        <w:ind w:left="283"/>
+      </w:pPr>
+      <w:r>
+        <w:rPr>
+          <w:sz w:val="20"/>
+        </w:rPr>
+        <w:t>- Avertissement!! Le temps cela prend au ménage (en minutes) pour s’approvisionner (acheter/ramasser) cette source d’énergie semble élevé ou égal à 0, prière de corriger ou confirmer avec le QG.  Le moyen que le ménage utilise pour se débarrasser des excréments hors de la concession est enterre et semble exister dans les modalités, prière de prendre attache avec le QG pour plus d'explication afin de la classer bien.</w:t>
+      </w:r>
+    </w:p>
+    <w:p>
+      <w:r>
+        <w:rPr>
+          <w:b/>
+          <w:color w:val="4672C4"/>
+          <w:sz w:val="22"/>
+        </w:rPr>
+        <w:t>&gt;&gt; Section12 - Actifs du menage</w:t>
+      </w:r>
+    </w:p>
+    <w:p>
+      <w:pPr>
+        <w:ind w:left="283"/>
+      </w:pPr>
+      <w:r>
+        <w:rPr>
+          <w:sz w:val="20"/>
+        </w:rPr>
+        <w:t>- Le prix d'achat de l'article  Lit ne doit pas être égal 0 même si le ménage l'a reçu en cadeau prière de leurs aider à faire une estimations. Le prix de revente de l'article  Lit ne doit pas être égal 0 même si le ménage l'a reçu en cadeau prière de leurs aider à faire une estimations.</w:t>
+      </w:r>
+    </w:p>
+    <w:p>
+      <w:r>
+        <w:rPr>
+          <w:b/>
+          <w:color w:val="4672C4"/>
+          <w:sz w:val="22"/>
+        </w:rPr>
+        <w:t>&gt;&gt; Section16a - Champs et parcelles</w:t>
+      </w:r>
+    </w:p>
+    <w:p>
+      <w:pPr>
+        <w:ind w:left="283"/>
+      </w:pPr>
+      <w:r>
+        <w:rPr>
+          <w:sz w:val="20"/>
+        </w:rPr>
+        <w:t xml:space="preserve">- La quantité d'utilisation de NPK dans la parcelle parcelle mil est de 300 Kilogramme et semble élevé, prière de corriger. Le salaire total payé de toutes catégories confondues par le ménage ALY DIOP pour la main-d'oeuvre non-familiale sur la parcelle parcelle mil au cours de la campagne pour la période de préparation du sol (labour) et des semis est de 0 qui semble élevé ou faible. Merci de corriger. Le salaire total payé de toutes catégories confondues par le ménage ALY DIOP pour la main-d'oeuvre non-familiale sur la parcelle parcelle mil au cours de la campagne pour la période d'entretien du sol (sarclage, etc.) est de 100000 qui semble élevé ou faible. Merci de corriger. Le nombre de jours total de la main-d'oeuvre non-familiale sur cette parcelle parcelle mil au cours de la campagne pour la période des récoltes est de 21 jours qui semble faible ou élevé. Merci de corriger. Le salaire total payé de toutes catégories confondues par le ménage ALY DIOP pour la main-d'oeuvre non-familiale sur la parcelle parcelle mil au cours de la campagne pour la période des récoltes est de 100000 qui semble élevé ou faible. Merci de corriger. Le document légal (titre, acte, certificat etc. ) qui affirme votre possession de la parcelle parcelle mil est  et semble exister dans les modalités, prière de prendre attache avec le QG pour plus d'explication afin de la classer bien. La principale source de préoccupation de la parcelle parcelle mil est saisie gouvernementale et semble exister dans les modalités, prière de prendre attache avec le QG pour plus d'explication afin de la classer bien. </w:t>
+        <w:br/>
+        <w:t xml:space="preserve">- Le salaire total payé de toutes catégories confondues par le ménage ALY DIOP pour la main-d'oeuvre non-familiale sur la parcelle parcelle arachide au cours de la campagne pour la période de préparation du sol (labour) et des semis est de 100000 qui semble élevé ou faible. Merci de corriger. Le salaire total payé de toutes catégories confondues par le ménage ALY DIOP pour la main-d'oeuvre non-familiale sur la parcelle parcelle arachide au cours de la campagne pour la période d'entretien du sol (sarclage, etc.) est de 100000 qui semble élevé ou faible. Merci de corriger. Le salaire total payé de toutes catégories confondues par le ménage ALY DIOP pour la main-d'oeuvre non-familiale sur la parcelle parcelle arachide au cours de la campagne pour la période des récoltes est de 100000 qui semble élevé ou faible. Merci de corriger. Le document légal (titre, acte, certificat etc. ) qui affirme votre possession de la parcelle parcelle arachide est  et semble exister dans les modalités, prière de prendre attache avec le QG pour plus d'explication afin de la classer bien. La principale source de préoccupation de la parcelle parcelle arachide est saisie gouvernementale et semble exister dans les modalités, prière de prendre attache avec le QG pour plus d'explication afin de la classer bien. </w:t>
+        <w:br/>
+        <w:t xml:space="preserve">- Le salaire total payé de toutes catégories confondues par le ménage ALY DIOP pour la main-d'oeuvre non-familiale sur la parcelle parcelle mil au cours de la campagne pour la période de préparation du sol (labour) et des semis est de 100000 qui semble élevé ou faible. Merci de corriger. Le salaire total payé de toutes catégories confondues par le ménage ALY DIOP pour la main-d'oeuvre non-familiale sur la parcelle parcelle mil au cours de la campagne pour la période d'entretien du sol (sarclage, etc.) est de 100000 qui semble élevé ou faible. Merci de corriger. Le salaire d'un homme de 15ans et plus ayant travaillé sur la parcelle parcelle mil par jours au moment de la période d'entretien du sol (sarclage, etc.) est de 25000 FCFA qui semble faible ou  élevé, prière de corriger. Le document légal (titre, acte, certificat etc. ) qui affirme votre possession de la parcelle parcelle mil est  et semble exister dans les modalités, prière de prendre attache avec le QG pour plus d'explication afin de la classer bien. La principale source de préoccupation de la parcelle parcelle mil est saisie gouvernementale et semble exister dans les modalités, prière de prendre attache avec le QG pour plus d'explication afin de la classer bien. </w:t>
+        <w:br/>
+        <w:t xml:space="preserve">- Le salaire total payé de toutes catégories confondues par le ménage ALY DIOP pour la main-d'oeuvre non-familiale sur la parcelle parcelle mil au cours de la campagne pour la période de préparation du sol (labour) et des semis est de 100000 qui semble élevé ou faible. Merci de corriger. Le salaire total payé de toutes catégories confondues par le ménage ALY DIOP pour la main-d'oeuvre non-familiale sur la parcelle parcelle mil au cours de la campagne pour la période d'entretien du sol (sarclage, etc.) est de 100000 qui semble élevé ou faible. Merci de corriger. Le salaire total payé de toutes catégories confondues par le ménage ALY DIOP pour la main-d'oeuvre non-familiale sur la parcelle parcelle mil au cours de la campagne pour la période des récoltes est de 100000 qui semble élevé ou faible. Merci de corriger. Le document légal (titre, acte, certificat etc. ) qui affirme votre possession de la parcelle parcelle mil est  et semble exister dans les modalités, prière de prendre attache avec le QG pour plus d'explication afin de la classer bien. La principale source de préoccupation de la parcelle parcelle mil est saisie gouvernementale et semble exister dans les modalités, prière de prendre attache avec le QG pour plus d'explication afin de la classer bien. </w:t>
+        <w:br/>
+        <w:t xml:space="preserve">- Le salaire total payé de toutes catégories confondues par le ménage ALY DIOP pour la main-d'oeuvre non-familiale sur la parcelle parcelle mil au cours de la campagne pour la période de préparation du sol (labour) et des semis est de 100000 qui semble élevé ou faible. Merci de corriger. Le salaire total payé de toutes catégories confondues par le ménage ALY DIOP pour la main-d'oeuvre non-familiale sur la parcelle parcelle mil au cours de la campagne pour la période d'entretien du sol (sarclage, etc.) est de 100000 qui semble élevé ou faible. Merci de corriger. Le salaire total payé de toutes catégories confondues par le ménage ALY DIOP pour la main-d'oeuvre non-familiale sur la parcelle parcelle mil au cours de la campagne pour la période des récoltes est de 100000 qui semble élevé ou faible. Merci de corriger. Le document légal (titre, acte, certificat etc. ) qui affirme votre possession de la parcelle parcelle mil est  et semble exister dans les modalités, prière de prendre attache avec le QG pour plus d'explication afin de la classer bien. La principale source de préoccupation de la parcelle parcelle mil est saisie gouvernementale et semble exister dans les modalités, prière de prendre attache avec le QG pour plus d'explication afin de la classer bien. </w:t>
+        <w:br/>
+        <w:t>- Le salaire total payé de toutes catégories confondues par le ménage ALY DIOP pour la main-d'oeuvre non-familiale sur la parcelle parcelle mil au cours de la campagne pour la période de préparation du sol (labour) et des semis est de 100000 qui semble élevé ou faible. Merci de corriger. Le salaire total payé de toutes catégories confondues par le ménage ALY DIOP pour la main-d'oeuvre non-familiale sur la parcelle parcelle mil au cours de la campagne pour la période d'entretien du sol (sarclage, etc.) est de 100000 qui semble élevé ou faible. Merci de corriger. Le salaire total payé de toutes catégories confondues par le ménage ALY DIOP pour la main-d'oeuvre non-familiale sur la parcelle parcelle mil au cours de la campagne pour la période des récoltes est de 100000 qui semble élevé ou faible. Merci de corriger. Le salaire d'un homme de 15ans et plus ayant travaillé sur la parcelle parcelle mil par jours au moment de la période d'entretien du sol (sarclage, etc.) est de 25000 FCFA qui semble faible ou  élevé, prière de corriger. Le salaire d'un homme de 15ans et plus ayant travaillé sur la parcelle parcelle mil par jours au moment de la période des récoltes est de 25000 FCFA qui semble faible ou  élevé, prière de corriger. Le document légal (titre, acte, certificat etc. ) qui affirme votre possession de la parcelle parcelle mil est  et semble exister dans les modalités, prière de prendre attache avec le QG pour plus d'explication afin de la classer bien. La principale source de préoccupation de la parcelle parcelle mil est saisie gouvernementale et semble exister dans les modalités, prière de prendre attache avec le QG pour plus d'explication afin de la classer bien.</w:t>
+      </w:r>
+    </w:p>
+    <w:p>
+      <w:r>
+        <w:rPr>
+          <w:b/>
+          <w:color w:val="4672C4"/>
+          <w:sz w:val="22"/>
+        </w:rPr>
+        <w:t>&gt;&gt; Section16c - Cultures</w:t>
+      </w:r>
+    </w:p>
+    <w:p>
+      <w:pPr>
+        <w:ind w:left="283"/>
+      </w:pPr>
+      <w:r>
+        <w:rPr>
+          <w:sz w:val="20"/>
+        </w:rPr>
+        <w:t xml:space="preserve">- La quantité estimée en Kg est incorrecte (Exemple : si le ménage a eu 10 sacs de 100kg = 10*100=1000kg), prière de corriger merci. </w:t>
+        <w:br/>
+        <w:t xml:space="preserve">- La quantité estimée en Kg est incorrecte (Exemple : si le ménage a eu 10 sacs de 100kg = 10*100=1000kg), prière de corriger merci. </w:t>
+        <w:br/>
+        <w:t xml:space="preserve">- La quantité estimée en Kg est incorrecte (Exemple : si le ménage a eu 10 sacs de 100kg = 10*100=1000kg), prière de corriger merci. </w:t>
+        <w:br/>
+        <w:t xml:space="preserve">- La quantité estimée en Kg est incorrecte (Exemple : si le ménage a eu 10 sacs de 100kg = 10*100=1000kg), prière de corriger merci. </w:t>
+        <w:br/>
+        <w:t>- La quantité estimée en Kg est incorrecte (Exemple : si le ménage a eu 10 sacs de 100kg = 10*100=1000kg), prière de corriger merci.</w:t>
+      </w:r>
+    </w:p>
+    <w:p>
+      <w:r>
+        <w:rPr>
+          <w:b/>
+          <w:color w:val="4672C4"/>
+          <w:sz w:val="22"/>
+        </w:rPr>
+        <w:t>&gt;&gt; Section16d - Utilisation de la production</w:t>
+      </w:r>
+    </w:p>
+    <w:p>
+      <w:pPr>
+        <w:ind w:left="283"/>
+      </w:pPr>
+      <w:r>
+        <w:rPr>
+          <w:sz w:val="20"/>
+        </w:rPr>
+        <w:t>- ||</w:t>
+      </w:r>
+    </w:p>
+    <w:p>
+      <w:r>
+        <w:rPr>
+          <w:b/>
+          <w:color w:val="4672C4"/>
+          <w:sz w:val="22"/>
+        </w:rPr>
+        <w:t>&gt;&gt; Section17 - Elevage</w:t>
+      </w:r>
+    </w:p>
+    <w:p>
+      <w:pPr>
+        <w:ind w:left="283"/>
+      </w:pPr>
+      <w:r>
+        <w:rPr>
+          <w:sz w:val="20"/>
+        </w:rPr>
+        <w:t>- Incohérence!! Le ménage a dit qu'il a abbatu un animal dans les fêtes mais vous n'avez declaré aucun nombre d'animal abbatu dans les fêtes, prière de renseigner les nombre dans les questions (s17q18a s17q18b s17q18c s17q18d s17q18e s17q18f s17q18g s17q18h s17q18i).</w:t>
+      </w:r>
+    </w:p>
+    <w:p>
+      <w:r>
+        <w:rPr>
+          <w:b/>
+          <w:color w:val="4672C4"/>
+          <w:sz w:val="22"/>
+        </w:rPr>
+        <w:t>&gt;&gt; Section19 - Equipements agricoles</w:t>
+      </w:r>
+    </w:p>
+    <w:p>
+      <w:pPr>
+        <w:ind w:left="283"/>
+      </w:pPr>
+      <w:r>
+        <w:rPr>
+          <w:sz w:val="20"/>
+        </w:rPr>
+        <w:t xml:space="preserve">- Attention ! Houe asine a été revendu à 70000 Fcfa qui est relativement élevé par rapport aux autres prix de revente observés dans cette zone. Prière de corriger ou de confirmer avec le QG. </w:t>
+        <w:br/>
+        <w:t>- Avertissement!! Le prix d'achat (300000 FCFA) de Animaux de labour est inférieur aux prix de revente (400000 FCFA), prière de verifier et corriger ou confirmer l'information avec le QG.</w:t>
+      </w:r>
+    </w:p>
+    <w:p>
+      <w:r>
+        <w:t>________________________________________________________________________________</w:t>
+      </w:r>
+    </w:p>
+    <w:p>
+      <w:pPr>
+        <w:pStyle w:val="Heading2"/>
+      </w:pPr>
+      <w:r>
+        <w:t>Menage 2</w:t>
+      </w:r>
+    </w:p>
+    <w:tbl>
+      <w:tblPr>
+        <w:tblStyle w:val="TableGrid"/>
+        <w:tblW w:type="auto" w:w="0"/>
+        <w:tblLook w:firstColumn="1" w:firstRow="1" w:lastColumn="0" w:lastRow="0" w:noHBand="0" w:noVBand="1" w:val="04A0"/>
+      </w:tblPr>
+      <w:tblGrid>
+        <w:gridCol w:w="1662"/>
+        <w:gridCol w:w="1662"/>
+        <w:gridCol w:w="1662"/>
+        <w:gridCol w:w="1662"/>
+        <w:gridCol w:w="1662"/>
+        <w:gridCol w:w="1662"/>
+      </w:tblGrid>
+      <w:tr>
+        <w:tc>
+          <w:tcPr>
+            <w:tcW w:type="dxa" w:w="1662"/>
+            <w:shd w:fill="5B9BD5"/>
+          </w:tcPr>
+          <w:p>
+            <w:r>
+              <w:rPr>
+                <w:b/>
+                <w:color w:val="FFFFFF"/>
+                <w:sz w:val="16"/>
+              </w:rPr>
+              <w:t>Interview Key</w:t>
+            </w:r>
+          </w:p>
+        </w:tc>
+        <w:tc>
+          <w:tcPr>
+            <w:tcW w:type="dxa" w:w="1662"/>
+            <w:shd w:fill="5B9BD5"/>
+          </w:tcPr>
+          <w:p>
+            <w:r>
+              <w:rPr>
+                <w:b/>
+                <w:color w:val="FFFFFF"/>
+                <w:sz w:val="16"/>
+              </w:rPr>
+              <w:t>Interview ID</w:t>
+            </w:r>
+          </w:p>
+        </w:tc>
+        <w:tc>
+          <w:tcPr>
+            <w:tcW w:type="dxa" w:w="1662"/>
+            <w:shd w:fill="5B9BD5"/>
+          </w:tcPr>
+          <w:p>
+            <w:r>
+              <w:rPr>
+                <w:b/>
+                <w:color w:val="FFFFFF"/>
+                <w:sz w:val="16"/>
+              </w:rPr>
+              <w:t>ID Agent</w:t>
+            </w:r>
+          </w:p>
+        </w:tc>
+        <w:tc>
+          <w:tcPr>
+            <w:tcW w:type="dxa" w:w="1662"/>
+            <w:shd w:fill="5B9BD5"/>
+          </w:tcPr>
+          <w:p>
+            <w:r>
+              <w:rPr>
+                <w:b/>
+                <w:color w:val="FFFFFF"/>
+                <w:sz w:val="16"/>
+              </w:rPr>
+              <w:t>ID Equipe</w:t>
+            </w:r>
+          </w:p>
+        </w:tc>
+        <w:tc>
+          <w:tcPr>
+            <w:tcW w:type="dxa" w:w="1662"/>
+            <w:shd w:fill="5B9BD5"/>
+          </w:tcPr>
+          <w:p>
+            <w:r>
+              <w:rPr>
+                <w:b/>
+                <w:color w:val="FFFFFF"/>
+                <w:sz w:val="16"/>
+              </w:rPr>
+              <w:t>Agent</w:t>
+            </w:r>
+          </w:p>
+        </w:tc>
+        <w:tc>
+          <w:tcPr>
+            <w:tcW w:type="dxa" w:w="1662"/>
+            <w:shd w:fill="5B9BD5"/>
+          </w:tcPr>
+          <w:p>
+            <w:r>
+              <w:rPr>
+                <w:b/>
+                <w:color w:val="FFFFFF"/>
+                <w:sz w:val="16"/>
+              </w:rPr>
+              <w:t>Chef d'equipe</w:t>
+            </w:r>
+          </w:p>
+        </w:tc>
+      </w:tr>
+      <w:tr>
+        <w:tc>
+          <w:tcPr>
+            <w:tcW w:type="dxa" w:w="1662"/>
+          </w:tcPr>
+          <w:p>
+            <w:r>
+              <w:rPr>
+                <w:sz w:val="14"/>
+              </w:rPr>
+              <w:t>01-70-59-78</w:t>
+            </w:r>
+          </w:p>
+        </w:tc>
+        <w:tc>
+          <w:tcPr>
+            <w:tcW w:type="dxa" w:w="1662"/>
+          </w:tcPr>
+          <w:p>
+            <w:r>
+              <w:rPr>
+                <w:sz w:val="14"/>
+              </w:rPr>
+              <w:t>cdecd7d1ab4a458a8b0eed80adb89b5d</w:t>
+            </w:r>
+          </w:p>
+        </w:tc>
+        <w:tc>
+          <w:tcPr>
+            <w:tcW w:type="dxa" w:w="1662"/>
+          </w:tcPr>
+          <w:p>
+            <w:r>
+              <w:rPr>
+                <w:sz w:val="14"/>
+              </w:rPr>
+              <w:t>EQ34_enq1</w:t>
+            </w:r>
+          </w:p>
+        </w:tc>
+        <w:tc>
+          <w:tcPr>
+            <w:tcW w:type="dxa" w:w="1662"/>
+          </w:tcPr>
+          <w:p>
+            <w:r>
+              <w:rPr>
+                <w:sz w:val="14"/>
+              </w:rPr>
+              <w:t>Equipe34</w:t>
+            </w:r>
+          </w:p>
+        </w:tc>
+        <w:tc>
+          <w:tcPr>
+            <w:tcW w:type="dxa" w:w="1662"/>
+          </w:tcPr>
+          <w:p>
+            <w:r>
+              <w:rPr>
+                <w:sz w:val="14"/>
+              </w:rPr>
+              <w:t>Victor SAMBOU</w:t>
+            </w:r>
+          </w:p>
+        </w:tc>
+        <w:tc>
+          <w:tcPr>
+            <w:tcW w:type="dxa" w:w="1662"/>
+          </w:tcPr>
+          <w:p>
+            <w:r>
+              <w:rPr>
+                <w:sz w:val="14"/>
+              </w:rPr>
+              <w:t>Rokhaya NGOM</w:t>
+            </w:r>
+          </w:p>
+        </w:tc>
+      </w:tr>
+    </w:tbl>
+    <w:p/>
+    <w:tbl>
+      <w:tblPr>
+        <w:tblStyle w:val="TableGrid"/>
+        <w:tblW w:type="auto" w:w="0"/>
+        <w:tblLook w:firstColumn="1" w:firstRow="1" w:lastColumn="0" w:lastRow="0" w:noHBand="0" w:noVBand="1" w:val="04A0"/>
+      </w:tblPr>
+      <w:tblGrid>
+        <w:gridCol w:w="3324"/>
+        <w:gridCol w:w="3324"/>
+        <w:gridCol w:w="3324"/>
+      </w:tblGrid>
+      <w:tr>
+        <w:tc>
+          <w:tcPr>
+            <w:tcW w:type="dxa" w:w="3324"/>
+            <w:shd w:fill="70AD47"/>
+          </w:tcPr>
+          <w:p>
+            <w:r>
+              <w:rPr>
+                <w:b/>
+                <w:color w:val="FFFFFF"/>
+                <w:sz w:val="18"/>
+              </w:rPr>
+              <w:t>Chef de Menage</w:t>
+            </w:r>
+          </w:p>
+        </w:tc>
+        <w:tc>
+          <w:tcPr>
+            <w:tcW w:type="dxa" w:w="3324"/>
+            <w:shd w:fill="70AD47"/>
+          </w:tcPr>
+          <w:p>
+            <w:r>
+              <w:rPr>
+                <w:b/>
+                <w:color w:val="FFFFFF"/>
+                <w:sz w:val="18"/>
+              </w:rPr>
+              <w:t>Quartier/Village (s00q05)</w:t>
+            </w:r>
+          </w:p>
+        </w:tc>
+        <w:tc>
+          <w:tcPr>
+            <w:tcW w:type="dxa" w:w="3324"/>
+            <w:shd w:fill="70AD47"/>
+          </w:tcPr>
+          <w:p>
+            <w:r>
+              <w:rPr>
+                <w:b/>
+                <w:color w:val="FFFFFF"/>
+                <w:sz w:val="18"/>
+              </w:rPr>
+              <w:t>Localisation GPS</w:t>
+            </w:r>
+          </w:p>
+        </w:tc>
+      </w:tr>
+      <w:tr>
+        <w:tc>
+          <w:tcPr>
+            <w:tcW w:type="dxa" w:w="3324"/>
+          </w:tcPr>
+          <w:p>
+            <w:r>
+              <w:rPr>
+                <w:sz w:val="18"/>
+              </w:rPr>
+              <w:t>MANSOUR GUEYE</w:t>
+            </w:r>
+          </w:p>
+        </w:tc>
+        <w:tc>
+          <w:tcPr>
+            <w:tcW w:type="dxa" w:w="3324"/>
+          </w:tcPr>
+          <w:p>
+            <w:r>
+              <w:rPr>
+                <w:sz w:val="18"/>
+              </w:rPr>
+              <w:t>N/A</w:t>
+            </w:r>
+          </w:p>
+        </w:tc>
+        <w:tc>
+          <w:tcPr>
+            <w:tcW w:type="dxa" w:w="3324"/>
+          </w:tcPr>
+          <w:p>
+            <w:r/>
+            <w:hyperlink r:id="rId10">
+              <w:r>
+                <w:rPr>
+                  <w:color w:val="0563C1"/>
+                  <w:u w:val="single"/>
+                </w:rPr>
+                <w:t>ras</w:t>
+              </w:r>
+            </w:hyperlink>
+          </w:p>
+        </w:tc>
+      </w:tr>
+    </w:tbl>
+    <w:p/>
+    <w:p>
+      <w:r>
+        <w:rPr>
+          <w:b/>
+          <w:color w:val="4672C4"/>
+          <w:sz w:val="22"/>
+        </w:rPr>
+        <w:t>&gt;&gt; Section1 - Caracteristiques des membres</w:t>
+      </w:r>
+    </w:p>
+    <w:p>
+      <w:pPr>
+        <w:ind w:left="283"/>
+      </w:pPr>
+      <w:r>
+        <w:rPr>
+          <w:sz w:val="20"/>
+        </w:rPr>
+        <w:t xml:space="preserve">- Avertissement! Veuillez renseigner par oui ou non toutes les modalités de la question s01q47. </w:t>
+        <w:br/>
+        <w:t xml:space="preserve">- La raison principale pour laquelle que aissata diallo est venu vivre dans cette localité est perte du pere et semble exister dans les modalités, prière de prendre attache avec le QG pour plus d'explication afin de la classer bien. </w:t>
+        <w:br/>
+        <w:t>- La raison principale pour laquelle que moussa cisse est venu vivre dans cette localité est affection pour son oncle et semble exister dans les modalités, prière de prendre attache avec le QG pour plus d'explication afin de la classer bien.</w:t>
+      </w:r>
+    </w:p>
+    <w:p>
+      <w:r>
+        <w:rPr>
+          <w:b/>
+          <w:color w:val="4672C4"/>
+          <w:sz w:val="22"/>
+        </w:rPr>
+        <w:t>&gt;&gt; Section2 - Education</w:t>
+      </w:r>
+    </w:p>
+    <w:p>
+      <w:pPr>
+        <w:ind w:left="283"/>
+      </w:pPr>
+      <w:r>
+        <w:rPr>
+          <w:sz w:val="20"/>
+        </w:rPr>
+        <w:t xml:space="preserve">- Peu probable! adjaratou diallo  n'arrive pas  à comprendre un petit texte lu dans une langue locale (s02q03). Veuillez corriger ou donner des explications au QG. </w:t>
+        <w:br/>
+        <w:t xml:space="preserve">- Peu probable! adjaratou gueye  n'arrive pas  à comprendre un petit texte lu dans une langue locale (s02q03). Veuillez corriger ou donner des explications au QG. Peu probable! adjaratou gueye  ne sait ni lire, ni écrire, ni comprendre dans aucune des langues  (s02q01,s02q02,s02q03). Veuillez corriger ou donner des explications au QG. </w:t>
+        <w:br/>
+        <w:t xml:space="preserve">- Peu probable! aissata diallo  n'arrive pas  à comprendre un petit texte lu dans une langue locale (s02q03). Veuillez corriger ou donner des explications au QG. </w:t>
+        <w:br/>
+        <w:t xml:space="preserve">- Peu probable! aissatou gueye  n'arrive pas  à comprendre un petit texte lu dans une langue locale (s02q03). Veuillez corriger ou donner des explications au QG. </w:t>
+        <w:br/>
+        <w:t xml:space="preserve">- Peu probable! coumba gueye  n'arrive pas  à comprendre un petit texte lu dans une langue locale (s02q03). Veuillez corriger ou donner des explications au QG. Peu probable! coumba gueye  ne sait ni lire, ni écrire, ni comprendre dans aucune des langues  (s02q01,s02q02,s02q03). Veuillez corriger ou donner des explications au QG. </w:t>
+        <w:br/>
+        <w:t xml:space="preserve">- Peu probable! dioulde gueye  n'arrive pas  à comprendre un petit texte lu dans une langue locale (s02q03). Veuillez corriger ou donner des explications au QG. </w:t>
+        <w:br/>
+        <w:t xml:space="preserve">- Peu probable! maimouna sall  n'arrive pas  à comprendre un petit texte lu dans une langue locale (s02q03). Veuillez corriger ou donner des explications au QG. La raison principale que maimouna sall n'a pas fait des études dans une école formelle est refus volontaire:preference ecole coranique et semble exister dans les modalités, prière de prendre attache avec le QG pour plus d'explication afin de la classer bien. </w:t>
+        <w:br/>
+        <w:t xml:space="preserve">- Peu probable! mansour gueye  n'arrive pas  à comprendre un petit texte lu dans une langue locale (s02q03). Veuillez corriger ou donner des explications au QG. </w:t>
+        <w:br/>
+        <w:t>- Peu probable! moussa cisse  n'arrive pas  à comprendre un petit texte lu dans une langue locale (s02q03). Veuillez corriger ou donner des explications au QG. Peu probable! moussa cisse  ne sait ni lire, ni écrire, ni comprendre dans aucune des langues  (s02q01,s02q02,s02q03). Veuillez corriger ou donner des explications au QG.</w:t>
+      </w:r>
+    </w:p>
+    <w:p>
+      <w:r>
+        <w:rPr>
+          <w:b/>
+          <w:color w:val="4672C4"/>
+          <w:sz w:val="22"/>
+        </w:rPr>
+        <w:t>&gt;&gt; Section4a - Emploi</w:t>
+      </w:r>
+    </w:p>
+    <w:p>
+      <w:pPr>
+        <w:ind w:left="283"/>
+      </w:pPr>
+      <w:r>
+        <w:rPr>
+          <w:sz w:val="20"/>
+        </w:rPr>
+        <w:t>- Avertissement! aissata diallo a comme branche d'activité(Agriculture, élévage, pêche) et s'est déclaré en s04q23 comme salarié.Prière de corriger ou confirmer avec le QG.  La  raison principale que aissata diallo n'a pas cherché du travail au cours des 30 derniers jours est ecole coranique.. et semble exister dans les modalités, prière de prendre attache avec le QG pour plus d'explication afin de la classer bien.</w:t>
+      </w:r>
+    </w:p>
+    <w:p>
+      <w:r>
+        <w:rPr>
+          <w:b/>
+          <w:color w:val="4672C4"/>
+          <w:sz w:val="22"/>
+        </w:rPr>
+        <w:t>&gt;&gt; Section4b - Emploi - Activite principale</w:t>
+      </w:r>
+    </w:p>
+    <w:p>
+      <w:pPr>
+        <w:ind w:left="283"/>
+      </w:pPr>
+      <w:r>
+        <w:rPr>
+          <w:sz w:val="20"/>
+        </w:rPr>
+        <w:t xml:space="preserve">- || Prière de changer la branche d'activité de aissatou gueye, les agriculteurs dont leurs cultures est principalement destiné à la consommation du ménage sont des (Agriculteurs, subsistances) et ceux qui le font avec l'élevage sont des (Agriculteurs et eleveurs, subsistances) aissatou gueye est un agriculteur dans un milieu rural donc il travaille principalement  pour son propre compte ou contribue à une entreprise familiale, prière de regarder la question s04q46.  Incohérence! aissatou gueye  evolue dans l'agriculture mais est  considéré comme salarié ou stagiaire/apprenti non renuméré, prière de revoir la question s04q46 et corriger. Avertissement!!! aissatou gueye enquêté dans l'emploi principale n'a pas declaré son salaire prière de fournir plus d'effort pour lui demander son salire, vous pouvez utiliser des stratégies pour faire une estimation ou demander des conseils au QG. Avertissement!!! aissatou gueye enquêté dans l'emploi principale n'a pas declaré son revenu prière de fournir plus d'effort pour lui demander son revenu, vous pouvez utiliser des stratégies pour faire une estimation ou demander des conseils au QG. </w:t>
+        <w:br/>
+        <w:t>- Prière de changer la branche d'activité de dioulde gueye, les agriculteurs dont leurs cultures est principalement destiné à la consommation du ménage sont des (Agriculteurs, subsistances) et ceux qui le font avec l'élevage sont des (Agriculteurs et eleveurs, subsistances)</w:t>
+        <w:br/>
+        <w:t xml:space="preserve">- Prière de changer la branche d'activité de maimouna sall, les agriculteurs dont leurs cultures est principalement destiné à la consommation du ménage sont des (Agriculteurs, subsistances) et ceux qui le font avec l'élevage sont des (Agriculteurs et eleveurs, subsistances)Attention! le nombre d'heure que maimouna sall a travaillé par jour semble être inferieur à 4, veuillez s'il vous plait confirmer cette information avec le QG. </w:t>
+        <w:br/>
+        <w:t>- Prière de changer la branche d'activité de mansour gueye, les agriculteurs dont leurs cultures est principalement destiné à la consommation du ménage sont des (Agriculteurs, subsistances) et ceux qui le font avec l'élevage sont des (Agriculteurs et eleveurs, subsistances)Nombre d'heures par jour que mansour gueye consacre habituellement à l'emploi est egale à 0 et le Nombre de jours par mois consacré habituellement à l'emploi est différent de 0, veuillez revoir s'il vous plait. Attention! le nombre d'heure que mansour gueye a travaillé par jour semble être inferieur à 4, veuillez s'il vous plait confirmer cette information avec le QG.</w:t>
+      </w:r>
+    </w:p>
+    <w:p>
+      <w:r>
+        <w:rPr>
+          <w:b/>
+          <w:color w:val="4672C4"/>
+          <w:sz w:val="22"/>
+        </w:rPr>
+        <w:t>&gt;&gt; Section4c - Emploi - Activite secondaire</w:t>
+      </w:r>
+    </w:p>
+    <w:p>
+      <w:pPr>
+        <w:ind w:left="283"/>
+      </w:pPr>
+      <w:r>
+        <w:rPr>
+          <w:sz w:val="20"/>
+        </w:rPr>
+        <w:t xml:space="preserve">- Attention ! Le nombre de jours que dioulde gueye a travaillés par mois semble être inférieur à 15. Veuillez, s'il vous plaît, confirmer cette information. Avertissement!!! dioulde gueye enquêté dans l'emploi principale n'a pas declaré son revenu prière de fournir plus d'effort pour lui demander son revenu, vous pouvez utiliser des stratégies pour faire une estimation ou demander des conseils au QG. Avertissement!!! les informations de dioulde gueye sur le nombre de mois, jours ou heures de son emploi secondaire sont superieur a celles de son emploi principal , veuillez corriger ou confirmer aupres du QG. </w:t>
+        <w:br/>
+        <w:t xml:space="preserve">- Nombre de mois exercé par mansour gueye dans l'emploi secondaire au cours des 12 derniers mois semble faible, veuillez corriger s'il vous plait ou comfirmer avec le QG. Avertissement!!! mansour gueye enquêté dans l'emploi principale n'a pas declaré son revenu prière de fournir plus d'effort pour lui demander son revenu, vous pouvez utiliser des stratégies pour faire une estimation ou demander des conseils au QG. Avertissement!!! les informations de mansour gueye sur le nombre de mois, jours ou heures de son emploi secondaire sont superieur a celles de son emploi principal , veuillez corriger ou confirmer aupres du QG. </w:t>
+        <w:br/>
+        <w:t>- Prière de changer la branche d'activité de adjaratou diallo, les agriculteurs dont leurs cultures est principalement destiné à la consommation du ménage sont des (Agriculteurs, subsistances) et ceux qui le font avec l'élevage sont des (Agriculteurs et eleveurs, subsistances). Avertissement!!! adjaratou diallo enquêté dans l'emploi principale n'a pas declaré son revenu prière de fournir plus d'effort pour lui demander son revenu, vous pouvez utiliser des stratégies pour faire une estimation ou demander des conseils au QG.</w:t>
+      </w:r>
+    </w:p>
+    <w:p>
+      <w:r>
+        <w:rPr>
+          <w:b/>
+          <w:color w:val="4672C4"/>
+          <w:sz w:val="22"/>
+        </w:rPr>
+        <w:t>&gt;&gt; Section6 - Epargne et credit</w:t>
+      </w:r>
+    </w:p>
+    <w:p>
+      <w:pPr>
+        <w:ind w:left="283"/>
+      </w:pPr>
+      <w:r>
+        <w:rPr>
+          <w:sz w:val="20"/>
+        </w:rPr>
+        <w:t>- La  raison pourquoi mansour gueye n'a pas demandé de crédit auprès d'une institution financière au cours des 12 derniers mois est pas de garantie et semble exister dans les modalités, prière de prendre attache avec le QG pour plus d'explication afin de la classer bien.</w:t>
+      </w:r>
+    </w:p>
+    <w:p>
+      <w:r>
+        <w:rPr>
+          <w:b/>
+          <w:color w:val="4672C4"/>
+          <w:sz w:val="22"/>
+        </w:rPr>
+        <w:t>&gt;&gt; Section7b - Consommation alimentaire - 7 jours</w:t>
+      </w:r>
+    </w:p>
+    <w:p>
+      <w:pPr>
+        <w:ind w:left="283"/>
+      </w:pPr>
+      <w:r>
+        <w:rPr>
+          <w:sz w:val="20"/>
+        </w:rPr>
+        <w:t>- Attention ! Le prix unitaire d'achat (150 Fcfa) de Concentré de tomate en Sachets industriel (Moyen) est relativement élevé par rapport aux autres prix observés dans cette zone. Prière de corriger ou de confirmer avec le QG. Avertissement!! le prix unitaire (100 Fcfa) de Thé en sachet (unité: Sachets) de taille Petit est très faible ou élevé. Prière de corriger ou de confirmer avec le QG. Avertissement!!! Le ménage a consommé 18.5 Pièce Petit de Mâchoiron séchée (Kon), cette quantité semble anormale pour une consommation des 7 derniers jours.Prière de corriger ou de confirmer avec le QG. Avertissement!!! Le ménage a consommé 24 Sachets Petit de Sucre en poudre , cette quantité semble anormale pour une consommation des 7 derniers jours.Prière de corriger ou de confirmer avec le QG. Incohérence!! Dans ce ménage, chaque individus consomme par jour .9761904 Kg  de cereale; Prière de revoir les quantités prises de ces produits. Incohérence!! Dans ce ménage, chaque individus consomme par jour .9761904 Kg  de cereale; Prière de revoir les quantités prises de ces produits.</w:t>
+      </w:r>
+    </w:p>
+    <w:p>
+      <w:r>
+        <w:rPr>
+          <w:b/>
+          <w:color w:val="4672C4"/>
+          <w:sz w:val="22"/>
+        </w:rPr>
+        <w:t>&gt;&gt; Section9c - Depenses non-alimentaires - 30 jours</w:t>
+      </w:r>
+    </w:p>
+    <w:p>
+      <w:pPr>
+        <w:ind w:left="283"/>
+      </w:pPr>
+      <w:r>
+        <w:rPr>
+          <w:sz w:val="20"/>
+        </w:rPr>
+        <w:t xml:space="preserve">- La dernière fois que vous avez acheté Bois de chauffe ramassé/coupé (estimer la valeur) est autoconsommation et semble exister dans les modalités, prière de prendre attache avec le QG pour plus d'explication afin de la classer bien. </w:t>
+        <w:br/>
+        <w:t xml:space="preserve">-  La dernière fois que vous avez acheté Frais de coiffure homme et femme (salon, tressage, mèches, coupe, etc.), manucure, pédicure est voisine et semble exister dans les modalités, prière de prendre attache avec le QG pour plus d'explication afin de la classer bien. </w:t>
+        <w:br/>
+        <w:t>-  La dernière fois que vous avez acheté Frais de mouture des céréales est moulin et semble exister dans les modalités, prière de prendre attache avec le QG pour plus d'explication afin de la classer bien.</w:t>
+      </w:r>
+    </w:p>
+    <w:p>
+      <w:r>
+        <w:rPr>
+          <w:b/>
+          <w:color w:val="4672C4"/>
+          <w:sz w:val="22"/>
+        </w:rPr>
+        <w:t>&gt;&gt; Section11 - Caracteristiques logement</w:t>
+      </w:r>
+    </w:p>
+    <w:p>
+      <w:pPr>
+        <w:ind w:left="283"/>
+      </w:pPr>
+      <w:r>
+        <w:rPr>
+          <w:sz w:val="20"/>
+        </w:rPr>
+        <w:t>- Avertissement!! Le temps cela prend au ménage (en minutes) pour s’approvisionner (acheter/ramasser) cette source d’énergie semble élevé ou égal à 0, prière de corriger ou confirmer avec le QG.  Le moyen que le ménage utilise pour se débarrasser des excréments hors de la concession est enterre et semble exister dans les modalités, prière de prendre attache avec le QG pour plus d'explication afin de la classer bien.</w:t>
+      </w:r>
+    </w:p>
+    <w:p>
+      <w:r>
+        <w:rPr>
+          <w:b/>
+          <w:color w:val="4672C4"/>
+          <w:sz w:val="22"/>
+        </w:rPr>
+        <w:t>&gt;&gt; Section16a - Champs et parcelles</w:t>
+      </w:r>
+    </w:p>
+    <w:p>
+      <w:pPr>
+        <w:ind w:left="283"/>
+      </w:pPr>
+      <w:r>
+        <w:rPr>
+          <w:sz w:val="20"/>
+        </w:rPr>
+        <w:t xml:space="preserve">- La quantité d'utilisation d'herbicide dans la parcelle parcelle mil est de 100 Litres et semble élevé, prière de corriger. Le salaire total payé de toutes catégories confondues par le ménage MANSOUR GUEYE pour la main-d'oeuvre non-familiale sur la parcelle parcelle mil au cours de la campagne pour la période de préparation du sol (labour) et des semis est de 0 qui semble élevé ou faible. Merci de corriger. Le document légal (titre, acte, certificat etc. ) qui affirme votre possession de la parcelle parcelle mil est  et semble exister dans les modalités, prière de prendre attache avec le QG pour plus d'explication afin de la classer bien. </w:t>
+        <w:br/>
+        <w:t xml:space="preserve">- La quantité d'utilisation de NPK dans la parcelle parcelle mil est de 125 Kilogramme et semble élevé, prière de corriger. La quantité d'utilisation d'herbicide dans la parcelle parcelle mil est de 80 Litres et semble élevé, prière de corriger. Le salaire total payé de toutes catégories confondues par le ménage MANSOUR GUEYE pour la main-d'oeuvre non-familiale sur la parcelle parcelle mil au cours de la campagne pour la période de préparation du sol (labour) et des semis est de 0 qui semble élevé ou faible. Merci de corriger. Le document légal (titre, acte, certificat etc. ) qui affirme votre possession de la parcelle parcelle mil est  et semble exister dans les modalités, prière de prendre attache avec le QG pour plus d'explication afin de la classer bien. </w:t>
+        <w:br/>
+        <w:t xml:space="preserve">- La superficie de la parcelle parcelle mil selon l'exploitant est de 1 Mètre Carré (m^2) qui semble faible ou l'estimation ne semble pas bonne. Prière de corriger. La quantité d'utilisation d'urée dans la parcelle parcelle mil est de 100 Kilogramme et semble élevé, prière de corriger. Le salaire total payé de toutes catégories confondues par le ménage MANSOUR GUEYE pour la main-d'oeuvre non-familiale sur la parcelle parcelle mil au cours de la campagne pour la période de préparation du sol (labour) et des semis est de 0 qui semble élevé ou faible. Merci de corriger. Le mode d'acquisition de la parcelle parcelle mil est occupation collective et semble exister dans les modalités, prière de prendre attache avec le QG pour plus d'explication afin de la classer bien. Le document légal (titre, acte, certificat etc. ) qui affirme votre possession de la parcelle parcelle mil est  et semble exister dans les modalités, prière de prendre attache avec le QG pour plus d'explication afin de la classer bien. </w:t>
+        <w:br/>
+        <w:t xml:space="preserve">- Le nombre d'application des engrais inorganiques dans la parcelle parcelle maraichage est de  6 fois qui semble élevé ou faible, prière de corriger. Le document légal (titre, acte, certificat etc. ) qui affirme votre possession de la parcelle parcelle maraichage est  et semble exister dans les modalités, prière de prendre attache avec le QG pour plus d'explication afin de la classer bien. La principale source d'eau de la parcelle parcelle maraichage est arrosage et semble exister dans les modalités, prière de prendre attache avec le QG pour plus d'explication afin de la classer bien. </w:t>
+        <w:br/>
+        <w:t xml:space="preserve">- Le nombre d'application des engrais inorganiques dans la parcelle parcelle maraichage est de  6 fois qui semble élevé ou faible, prière de corriger. Le document légal (titre, acte, certificat etc. ) qui affirme votre possession de la parcelle parcelle maraichage est  et semble exister dans les modalités, prière de prendre attache avec le QG pour plus d'explication afin de la classer bien. La principale source d'eau de la parcelle parcelle maraichage est arrosage et semble exister dans les modalités, prière de prendre attache avec le QG pour plus d'explication afin de la classer bien. </w:t>
+        <w:br/>
+        <w:t xml:space="preserve">- Le salaire total payé de toutes catégories confondues par le ménage MANSOUR GUEYE pour la main-d'oeuvre non-familiale sur la parcelle parcelle mil au cours de la campagne pour la période de préparation du sol (labour) et des semis est de 0 qui semble élevé ou faible. Merci de corriger. </w:t>
+        <w:br/>
+        <w:t xml:space="preserve">- Le salaire total payé de toutes catégories confondues par le ménage MANSOUR GUEYE pour la main-d'oeuvre non-familiale sur la parcelle parcelle mil au cours de la campagne pour la période de préparation du sol (labour) et des semis est de 0 qui semble élevé ou faible. Merci de corriger. Le document légal (titre, acte, certificat etc. ) qui affirme votre possession de la parcelle parcelle mil est  et semble exister dans les modalités, prière de prendre attache avec le QG pour plus d'explication afin de la classer bien. </w:t>
+        <w:br/>
+        <w:t>- Le salaire total payé de toutes catégories confondues par le ménage MANSOUR GUEYE pour la main-d'oeuvre non-familiale sur la parcelle parcelle mil au cours de la campagne pour la période de préparation du sol (labour) et des semis est de 0 qui semble élevé ou faible. Merci de corriger. Le document légal (titre, acte, certificat etc. ) qui affirme votre possession de la parcelle parcelle mil est  et semble exister dans les modalités, prière de prendre attache avec le QG pour plus d'explication afin de la classer bien.</w:t>
+      </w:r>
+    </w:p>
+    <w:p>
+      <w:r>
+        <w:rPr>
+          <w:b/>
+          <w:color w:val="4672C4"/>
+          <w:sz w:val="22"/>
+        </w:rPr>
+        <w:t>&gt;&gt; Section16c - Cultures</w:t>
+      </w:r>
+    </w:p>
+    <w:p>
+      <w:pPr>
+        <w:ind w:left="283"/>
+      </w:pPr>
+      <w:r>
+        <w:rPr>
+          <w:sz w:val="20"/>
+        </w:rPr>
+        <w:t xml:space="preserve">- La quantité estimée en Kg est incorrecte (Exemple : si le ménage a eu 10 sacs de 100kg = 10*100=1000kg), prière de corriger merci. </w:t>
+        <w:br/>
+        <w:t xml:space="preserve">- La quantité estimée en Kg est incorrecte (Exemple : si le ménage a eu 10 sacs de 100kg = 10*100=1000kg), prière de corriger merci. </w:t>
+        <w:br/>
+        <w:t xml:space="preserve">- La quantité estimée en Kg est incorrecte (Exemple : si le ménage a eu 10 sacs de 100kg = 10*100=1000kg), prière de corriger merci. </w:t>
+        <w:br/>
+        <w:t xml:space="preserve">- La quantité estimée en Kg est incorrecte (Exemple : si le ménage a eu 10 sacs de 100kg = 10*100=1000kg), prière de corriger merci. </w:t>
+        <w:br/>
+        <w:t xml:space="preserve">- La quantité estimée en Kg est incorrecte (Exemple : si le ménage a eu 10 sacs de 100kg = 10*100=1000kg), prière de corriger merci. </w:t>
+        <w:br/>
+        <w:t>- La quantité estimée en Kg est incorrecte (Exemple : si le ménage a eu 10 sacs de 100kg = 10*100=1000kg), prière de corriger merci.</w:t>
+      </w:r>
+    </w:p>
+    <w:p>
+      <w:r>
+        <w:rPr>
+          <w:b/>
+          <w:color w:val="4672C4"/>
+          <w:sz w:val="22"/>
+        </w:rPr>
+        <w:t>&gt;&gt; Section16d - Utilisation de la production</w:t>
+      </w:r>
+    </w:p>
+    <w:p>
+      <w:pPr>
+        <w:ind w:left="283"/>
+      </w:pPr>
+      <w:r>
+        <w:rPr>
+          <w:sz w:val="20"/>
+        </w:rPr>
+        <w:t xml:space="preserve">- || </w:t>
+        <w:br/>
+        <w:t>-  ||</w:t>
+      </w:r>
+    </w:p>
+    <w:p>
+      <w:r>
+        <w:rPr>
+          <w:b/>
+          <w:color w:val="4672C4"/>
+          <w:sz w:val="22"/>
+        </w:rPr>
+        <w:t>&gt;&gt; Section19 - Equipements agricoles</w:t>
+      </w:r>
+    </w:p>
+    <w:p>
+      <w:pPr>
+        <w:ind w:left="283"/>
+      </w:pPr>
+      <w:r>
+        <w:rPr>
+          <w:sz w:val="20"/>
+        </w:rPr>
+        <w:t>- Avertissement!! Le prix d'achat (250000 FCFA) de Animaux de labour est inférieur aux prix de revente (400000 FCFA), prière de verifier et corriger ou confirmer l'information avec le QG.</w:t>
+      </w:r>
+    </w:p>
+    <w:p>
+      <w:r>
+        <w:t>________________________________________________________________________________</w:t>
+      </w:r>
+    </w:p>
+    <w:p>
+      <w:pPr>
+        <w:pStyle w:val="Heading2"/>
+      </w:pPr>
+      <w:r>
+        <w:t>Menage 4</w:t>
+      </w:r>
+    </w:p>
+    <w:tbl>
+      <w:tblPr>
+        <w:tblStyle w:val="TableGrid"/>
+        <w:tblW w:type="auto" w:w="0"/>
+        <w:tblLook w:firstColumn="1" w:firstRow="1" w:lastColumn="0" w:lastRow="0" w:noHBand="0" w:noVBand="1" w:val="04A0"/>
+      </w:tblPr>
+      <w:tblGrid>
+        <w:gridCol w:w="1662"/>
+        <w:gridCol w:w="1662"/>
+        <w:gridCol w:w="1662"/>
+        <w:gridCol w:w="1662"/>
+        <w:gridCol w:w="1662"/>
+        <w:gridCol w:w="1662"/>
+      </w:tblGrid>
+      <w:tr>
+        <w:tc>
+          <w:tcPr>
+            <w:tcW w:type="dxa" w:w="1662"/>
+            <w:shd w:fill="5B9BD5"/>
+          </w:tcPr>
+          <w:p>
+            <w:r>
+              <w:rPr>
+                <w:b/>
+                <w:color w:val="FFFFFF"/>
+                <w:sz w:val="16"/>
+              </w:rPr>
+              <w:t>Interview Key</w:t>
+            </w:r>
+          </w:p>
+        </w:tc>
+        <w:tc>
+          <w:tcPr>
+            <w:tcW w:type="dxa" w:w="1662"/>
+            <w:shd w:fill="5B9BD5"/>
+          </w:tcPr>
+          <w:p>
+            <w:r>
+              <w:rPr>
+                <w:b/>
+                <w:color w:val="FFFFFF"/>
+                <w:sz w:val="16"/>
+              </w:rPr>
+              <w:t>Interview ID</w:t>
+            </w:r>
+          </w:p>
+        </w:tc>
+        <w:tc>
+          <w:tcPr>
+            <w:tcW w:type="dxa" w:w="1662"/>
+            <w:shd w:fill="5B9BD5"/>
+          </w:tcPr>
+          <w:p>
+            <w:r>
+              <w:rPr>
+                <w:b/>
+                <w:color w:val="FFFFFF"/>
+                <w:sz w:val="16"/>
+              </w:rPr>
+              <w:t>ID Agent</w:t>
+            </w:r>
+          </w:p>
+        </w:tc>
+        <w:tc>
+          <w:tcPr>
+            <w:tcW w:type="dxa" w:w="1662"/>
+            <w:shd w:fill="5B9BD5"/>
+          </w:tcPr>
+          <w:p>
+            <w:r>
+              <w:rPr>
+                <w:b/>
+                <w:color w:val="FFFFFF"/>
+                <w:sz w:val="16"/>
+              </w:rPr>
+              <w:t>ID Equipe</w:t>
+            </w:r>
+          </w:p>
+        </w:tc>
+        <w:tc>
+          <w:tcPr>
+            <w:tcW w:type="dxa" w:w="1662"/>
+            <w:shd w:fill="5B9BD5"/>
+          </w:tcPr>
+          <w:p>
+            <w:r>
+              <w:rPr>
+                <w:b/>
+                <w:color w:val="FFFFFF"/>
+                <w:sz w:val="16"/>
+              </w:rPr>
+              <w:t>Agent</w:t>
+            </w:r>
+          </w:p>
+        </w:tc>
+        <w:tc>
+          <w:tcPr>
+            <w:tcW w:type="dxa" w:w="1662"/>
+            <w:shd w:fill="5B9BD5"/>
+          </w:tcPr>
+          <w:p>
+            <w:r>
+              <w:rPr>
+                <w:b/>
+                <w:color w:val="FFFFFF"/>
+                <w:sz w:val="16"/>
+              </w:rPr>
+              <w:t>Chef d'equipe</w:t>
+            </w:r>
+          </w:p>
+        </w:tc>
+      </w:tr>
+      <w:tr>
+        <w:tc>
+          <w:tcPr>
+            <w:tcW w:type="dxa" w:w="1662"/>
+          </w:tcPr>
+          <w:p>
+            <w:r>
+              <w:rPr>
+                <w:sz w:val="14"/>
+              </w:rPr>
+              <w:t>37-92-81-21</w:t>
+            </w:r>
+          </w:p>
+        </w:tc>
+        <w:tc>
+          <w:tcPr>
+            <w:tcW w:type="dxa" w:w="1662"/>
+          </w:tcPr>
+          <w:p>
+            <w:r>
+              <w:rPr>
+                <w:sz w:val="14"/>
+              </w:rPr>
+              <w:t>afb4f8beee2446db93ebe150fc160e22</w:t>
+            </w:r>
+          </w:p>
+        </w:tc>
+        <w:tc>
+          <w:tcPr>
+            <w:tcW w:type="dxa" w:w="1662"/>
+          </w:tcPr>
+          <w:p>
+            <w:r>
+              <w:rPr>
+                <w:sz w:val="14"/>
+              </w:rPr>
+              <w:t>EQ34_enq3</w:t>
+            </w:r>
+          </w:p>
+        </w:tc>
+        <w:tc>
+          <w:tcPr>
+            <w:tcW w:type="dxa" w:w="1662"/>
+          </w:tcPr>
+          <w:p>
+            <w:r>
+              <w:rPr>
+                <w:sz w:val="14"/>
+              </w:rPr>
+              <w:t>Equipe34</w:t>
+            </w:r>
+          </w:p>
+        </w:tc>
+        <w:tc>
+          <w:tcPr>
+            <w:tcW w:type="dxa" w:w="1662"/>
+          </w:tcPr>
+          <w:p>
+            <w:r>
+              <w:rPr>
+                <w:sz w:val="14"/>
+              </w:rPr>
+              <w:t>Awa NGOM</w:t>
+            </w:r>
+          </w:p>
+        </w:tc>
+        <w:tc>
+          <w:tcPr>
+            <w:tcW w:type="dxa" w:w="1662"/>
+          </w:tcPr>
+          <w:p>
+            <w:r>
+              <w:rPr>
+                <w:sz w:val="14"/>
+              </w:rPr>
+              <w:t>Rokhaya NGOM</w:t>
+            </w:r>
+          </w:p>
+        </w:tc>
+      </w:tr>
+    </w:tbl>
+    <w:p/>
+    <w:tbl>
+      <w:tblPr>
+        <w:tblStyle w:val="TableGrid"/>
+        <w:tblW w:type="auto" w:w="0"/>
+        <w:tblLook w:firstColumn="1" w:firstRow="1" w:lastColumn="0" w:lastRow="0" w:noHBand="0" w:noVBand="1" w:val="04A0"/>
+      </w:tblPr>
+      <w:tblGrid>
+        <w:gridCol w:w="3324"/>
+        <w:gridCol w:w="3324"/>
+        <w:gridCol w:w="3324"/>
+      </w:tblGrid>
+      <w:tr>
+        <w:tc>
+          <w:tcPr>
+            <w:tcW w:type="dxa" w:w="3324"/>
+            <w:shd w:fill="70AD47"/>
+          </w:tcPr>
+          <w:p>
+            <w:r>
+              <w:rPr>
+                <w:b/>
+                <w:color w:val="FFFFFF"/>
+                <w:sz w:val="18"/>
+              </w:rPr>
+              <w:t>Chef de Menage</w:t>
+            </w:r>
+          </w:p>
+        </w:tc>
+        <w:tc>
+          <w:tcPr>
+            <w:tcW w:type="dxa" w:w="3324"/>
+            <w:shd w:fill="70AD47"/>
+          </w:tcPr>
+          <w:p>
+            <w:r>
+              <w:rPr>
+                <w:b/>
+                <w:color w:val="FFFFFF"/>
+                <w:sz w:val="18"/>
+              </w:rPr>
+              <w:t>Quartier/Village (s00q05)</w:t>
+            </w:r>
+          </w:p>
+        </w:tc>
+        <w:tc>
+          <w:tcPr>
+            <w:tcW w:type="dxa" w:w="3324"/>
+            <w:shd w:fill="70AD47"/>
+          </w:tcPr>
+          <w:p>
+            <w:r>
+              <w:rPr>
+                <w:b/>
+                <w:color w:val="FFFFFF"/>
+                <w:sz w:val="18"/>
+              </w:rPr>
+              <w:t>Localisation GPS</w:t>
+            </w:r>
+          </w:p>
+        </w:tc>
+      </w:tr>
+      <w:tr>
+        <w:tc>
+          <w:tcPr>
+            <w:tcW w:type="dxa" w:w="3324"/>
+          </w:tcPr>
+          <w:p>
+            <w:r>
+              <w:rPr>
+                <w:sz w:val="18"/>
+              </w:rPr>
+              <w:t>ALIOU SALL</w:t>
+            </w:r>
+          </w:p>
+        </w:tc>
+        <w:tc>
+          <w:tcPr>
+            <w:tcW w:type="dxa" w:w="3324"/>
+          </w:tcPr>
+          <w:p>
+            <w:r>
+              <w:rPr>
+                <w:sz w:val="18"/>
+              </w:rPr>
+              <w:t>N/A</w:t>
+            </w:r>
+          </w:p>
+        </w:tc>
+        <w:tc>
+          <w:tcPr>
+            <w:tcW w:type="dxa" w:w="3324"/>
+          </w:tcPr>
+          <w:p>
+            <w:r/>
+            <w:hyperlink r:id="rId11">
+              <w:r>
+                <w:rPr>
+                  <w:color w:val="0563C1"/>
+                  <w:u w:val="single"/>
+                </w:rPr>
+                <w:t>H3 DIMISKA DEMBA</w:t>
+              </w:r>
+            </w:hyperlink>
+          </w:p>
+        </w:tc>
+      </w:tr>
+    </w:tbl>
+    <w:p/>
+    <w:p>
+      <w:r>
+        <w:rPr>
+          <w:b/>
+          <w:color w:val="4672C4"/>
+          <w:sz w:val="22"/>
+        </w:rPr>
+        <w:t>&gt;&gt; Section0 - Identification et renseignements de controle</w:t>
+      </w:r>
+    </w:p>
+    <w:p>
+      <w:pPr>
+        <w:ind w:left="283"/>
+      </w:pPr>
+      <w:r>
+        <w:rPr>
+          <w:sz w:val="20"/>
+        </w:rPr>
+        <w:t>- Il est obligatoire de prendre les coordonnées Gps avant d'administrer le questionnaire. Prière de prendre les coordonnées GPS.</w:t>
+      </w:r>
+    </w:p>
+    <w:p>
+      <w:r>
+        <w:rPr>
+          <w:b/>
+          <w:color w:val="4672C4"/>
+          <w:sz w:val="22"/>
+        </w:rPr>
+        <w:t>&gt;&gt; Section1 - Caracteristiques des membres</w:t>
+      </w:r>
+    </w:p>
+    <w:p>
+      <w:pPr>
+        <w:ind w:left="283"/>
+      </w:pPr>
+      <w:r>
+        <w:rPr>
+          <w:sz w:val="20"/>
+        </w:rPr>
+        <w:t xml:space="preserve">- La catégorie socioprofessionnelle de la mère biologique de  AISSATOU SALL n'est pas coherente avec les réponses des questions s01q35 et s01q36, prière de corriger ou de confirmer cette informations avec le QG. </w:t>
+        <w:br/>
+        <w:t xml:space="preserve">- La catégorie socioprofessionnelle de la mère biologique de  CHEIKH TIDIANE SALL n'est pas coherente avec les réponses des questions s01q35 et s01q36, prière de corriger ou de confirmer cette informations avec le QG. </w:t>
+        <w:br/>
+        <w:t xml:space="preserve">- La catégorie socioprofessionnelle de la mère biologique de  HAMADOU SALL n'est pas coherente avec les réponses des questions s01q35 et s01q36, prière de corriger ou de confirmer cette informations avec le QG. </w:t>
+        <w:br/>
+        <w:t xml:space="preserve">- La catégorie socioprofessionnelle de la mère biologique de  KADIDIATOU SALL n'est pas coherente avec les réponses des questions s01q35 et s01q36, prière de corriger ou de confirmer cette informations avec le QG. </w:t>
+        <w:br/>
+        <w:t xml:space="preserve">- La catégorie socioprofessionnelle de la mère biologique de  MARIAMA  SALL n'est pas coherente avec les réponses des questions s01q35 et s01q36, prière de corriger ou de confirmer cette informations avec le QG. </w:t>
+        <w:br/>
+        <w:t xml:space="preserve">- La catégorie socioprofessionnelle de la mère biologique de  THIERNO ALIOU SALL n'est pas coherente avec les réponses des questions s01q35 et s01q36, prière de corriger ou de confirmer cette informations avec le QG. </w:t>
+        <w:br/>
+        <w:t>- Les catégories socioprofessionnelles du père biologique de  HALIMATOU SALL  ne sont pas coherentes, prière de corriger. La catégorie socioprofessionnelle de la mère biologique de  HALIMATOU SALL n'est pas coherente avec les réponses des questions s01q35 et s01q36, prière de corriger ou de confirmer cette informations avec le QG.</w:t>
+      </w:r>
+    </w:p>
+    <w:p>
+      <w:r>
+        <w:rPr>
+          <w:b/>
+          <w:color w:val="4672C4"/>
+          <w:sz w:val="22"/>
+        </w:rPr>
+        <w:t>&gt;&gt; Section2 - Education</w:t>
+      </w:r>
+    </w:p>
+    <w:p>
+      <w:pPr>
+        <w:ind w:left="283"/>
+      </w:pPr>
+      <w:r>
+        <w:rPr>
+          <w:sz w:val="20"/>
+        </w:rPr>
+        <w:t xml:space="preserve">- Peu probable! AISSATOU SALL  n'arrive pas  à comprendre un petit texte lu dans une langue locale (s02q03). Veuillez corriger ou donner des explications au QG. </w:t>
+        <w:br/>
+        <w:t xml:space="preserve">- Peu probable! HALIMATOU SALL  n'arrive pas  à comprendre un petit texte lu dans une langue locale (s02q03). Veuillez corriger ou donner des explications au QG. </w:t>
+        <w:br/>
+        <w:t xml:space="preserve">- Peu probable! IBOU BA  n'arrive pas  à comprendre un petit texte lu dans une langue locale (s02q03). Veuillez corriger ou donner des explications au QG. </w:t>
+        <w:br/>
+        <w:t xml:space="preserve">- Peu probable! KADIDIATOU SALL  n'arrive pas  à comprendre un petit texte lu dans une langue locale (s02q03). Veuillez corriger ou donner des explications au QG. Peu probable! KADIDIATOU SALL  ne sait ni lire, ni écrire, ni comprendre dans aucune des langues  (s02q01,s02q02,s02q03). Veuillez corriger ou donner des explications au QG. </w:t>
+        <w:br/>
+        <w:t xml:space="preserve">- Peu probable! MAMIE BA  n'arrive pas  à comprendre un petit texte lu dans une langue locale (s02q03). Veuillez corriger ou donner des explications au QG. </w:t>
+        <w:br/>
+        <w:t xml:space="preserve">- Peu probable! MOUHAMADOU SALL  n'arrive pas  à comprendre un petit texte lu dans une langue locale (s02q03). Veuillez corriger ou donner des explications au QG. </w:t>
+        <w:br/>
+        <w:t>- Peu probable! THIERNO ALIOU SALL  n'arrive pas  à comprendre un petit texte lu dans une langue locale (s02q03). Veuillez corriger ou donner des explications au QG. Peu probable! THIERNO ALIOU SALL  ne sait ni lire, ni écrire, ni comprendre dans aucune des langues  (s02q01,s02q02,s02q03). Veuillez corriger ou donner des explications au QG.</w:t>
+      </w:r>
+    </w:p>
+    <w:p>
+      <w:r>
+        <w:rPr>
+          <w:b/>
+          <w:color w:val="4672C4"/>
+          <w:sz w:val="22"/>
+        </w:rPr>
+        <w:t>&gt;&gt; Section4b - Emploi - Activite principale</w:t>
+      </w:r>
+    </w:p>
+    <w:p>
+      <w:pPr>
+        <w:ind w:left="283"/>
+      </w:pPr>
+      <w:r>
+        <w:rPr>
+          <w:sz w:val="20"/>
+        </w:rPr>
+        <w:t xml:space="preserve">- IBOU BA est un agriculteur dans un milieu rural donc il travaille principalement  pour son propre compte ou contribue à une entreprise familiale, prière de regarder la question s04q46.  Incohérence! IBOU BA  evolue dans l'agriculture mais est  considéré comme salarié ou stagiaire/apprenti non renuméré, prière de revoir la question s04q46 et corriger. Avertissement!!! IBOU BA enquêté dans l'emploi principale n'a pas declaré son salaire prière de fournir plus d'effort pour lui demander son salire, vous pouvez utiliser des stratégies pour faire une estimation ou demander des conseils au QG. Avertissement!!! IBOU BA enquêté dans l'emploi principale n'a pas declaré son revenu prière de fournir plus d'effort pour lui demander son revenu, vous pouvez utiliser des stratégies pour faire une estimation ou demander des conseils au QG. </w:t>
+        <w:br/>
+        <w:t xml:space="preserve">- Attention ! Le nombre de jours que AISSATOU SALL a travaillés par mois semble être inférieur à 15. Veuillez, s'il vous plaît, confirmer cette information.  AISSATOU SALL est un agriculteur dans un milieu rural donc il travaille principalement  pour son propre compte ou contribue à une entreprise familiale, prière de regarder la question s04q46.  Incohérence! AISSATOU SALL  evolue dans l'agriculture mais est  considéré comme salarié ou stagiaire/apprenti non renuméré, prière de revoir la question s04q46 et corriger. Avertissement!!! AISSATOU SALL enquêté dans l'emploi principale n'a pas declaré son salaire prière de fournir plus d'effort pour lui demander son salire, vous pouvez utiliser des stratégies pour faire une estimation ou demander des conseils au QG. Avertissement!!! AISSATOU SALL enquêté dans l'emploi principale n'a pas declaré son revenu prière de fournir plus d'effort pour lui demander son revenu, vous pouvez utiliser des stratégies pour faire une estimation ou demander des conseils au QG. </w:t>
+        <w:br/>
+        <w:t xml:space="preserve">- Prière de changer la branche d'activité de MAMIE BA, les agriculteurs dont leurs cultures est principalement destiné à la consommation du ménage sont des (Agriculteurs, subsistances) et ceux qui le font avec l'élevage sont des (Agriculteurs et eleveurs, subsistances)Attention ! Le nombre de jours que MAMIE BA a travaillés par mois semble être inférieur à 15. Veuillez, s'il vous plaît, confirmer cette information.  MAMIE BA est un agriculteur dans un milieu rural donc il travaille principalement  pour son propre compte ou contribue à une entreprise familiale, prière de regarder la question s04q46.  Incohérence! MAMIE BA  evolue dans l'agriculture mais est  considéré comme salarié ou stagiaire/apprenti non renuméré, prière de revoir la question s04q46 et corriger. Avertissement!!! MAMIE BA enquêté dans l'emploi principale n'a pas declaré son salaire prière de fournir plus d'effort pour lui demander son salire, vous pouvez utiliser des stratégies pour faire une estimation ou demander des conseils au QG. Avertissement!!! MAMIE BA enquêté dans l'emploi principale n'a pas declaré son revenu prière de fournir plus d'effort pour lui demander son revenu, vous pouvez utiliser des stratégies pour faire une estimation ou demander des conseils au QG. </w:t>
+        <w:br/>
+        <w:t>- Prière de changer la branche d'activité de MOUHAMADOU SALL, les agriculteurs dont leurs cultures est principalement destiné à la consommation du ménage sont des (Agriculteurs, subsistances) et ceux qui le font avec l'élevage sont des (Agriculteurs et eleveurs, subsistances) MOUHAMADOU SALL est un agriculteur dans un milieu rural donc il travaille principalement  pour son propre compte ou contribue à une entreprise familiale, prière de regarder la question s04q46.  Incohérence! MOUHAMADOU SALL  evolue dans l'agriculture mais est  considéré comme salarié ou stagiaire/apprenti non renuméré, prière de revoir la question s04q46 et corriger. Avertissement!!! MOUHAMADOU SALL enquêté dans l'emploi principale n'a pas declaré son salaire prière de fournir plus d'effort pour lui demander son salire, vous pouvez utiliser des stratégies pour faire une estimation ou demander des conseils au QG. Avertissement!!! MOUHAMADOU SALL enquêté dans l'emploi principale n'a pas declaré son revenu prière de fournir plus d'effort pour lui demander son revenu, vous pouvez utiliser des stratégies pour faire une estimation ou demander des conseils au QG.</w:t>
+      </w:r>
+    </w:p>
+    <w:p>
+      <w:r>
+        <w:rPr>
+          <w:b/>
+          <w:color w:val="4672C4"/>
+          <w:sz w:val="22"/>
+        </w:rPr>
+        <w:t>&gt;&gt; Section4c - Emploi - Activite secondaire</w:t>
+      </w:r>
+    </w:p>
+    <w:p>
+      <w:pPr>
+        <w:ind w:left="283"/>
+      </w:pPr>
+      <w:r>
+        <w:rPr>
+          <w:sz w:val="20"/>
+        </w:rPr>
+        <w:t xml:space="preserve">- Avertissement!!! les informations de ALIOU SALL sur le nombre de mois, jours ou heures de son emploi secondaire sont superieur a celles de son emploi principal , veuillez corriger ou confirmer aupres du QG. </w:t>
+        <w:br/>
+        <w:t>- Incoherence! MOUHAMADOU SALL est un agriculteur dans un milieu rural donc il travaille principalement  pour son propre compte ou contribue à une entreprise familiale, prière de regarder la question s04q66.  Incohérence! MOUHAMADOU SALL  evolue dans l'agriculture mais est  considéré comme salarié ou stagiaire/apprenti non renuméré, prière de revoir la question s04q66 et corriger. Avertissement!!! les informations de MOUHAMADOU SALL sur le nombre de mois, jours ou heures de son emploi secondaire sont superieur a celles de son emploi principal , veuillez corriger ou confirmer aupres du QG.</w:t>
+      </w:r>
+    </w:p>
+    <w:p>
+      <w:r>
+        <w:rPr>
+          <w:b/>
+          <w:color w:val="4672C4"/>
+          <w:sz w:val="22"/>
+        </w:rPr>
+        <w:t>&gt;&gt; Section7b - Consommation alimentaire - 7 jours</w:t>
+      </w:r>
+    </w:p>
+    <w:p>
+      <w:pPr>
+        <w:ind w:left="283"/>
+      </w:pPr>
+      <w:r>
+        <w:rPr>
+          <w:sz w:val="20"/>
+        </w:rPr>
+        <w:t>- La dernière fois que vous avez acheté Lait frais de vache est Berger et semble exister dans les modalités, prière de prendre attache avec le QG pour plus d'explication afin de la classer bien. Attention ! Le prix unitaire d'achat (500 Fcfa) de Feuilles de patate en Sachets (Petit) est relativement élevé par rapport aux autres prix observés dans cette zone. Prière de corriger ou de confirmer avec le QG. Attention ! Soupçons de quantité anormale! Le ménage de ALIOU SALL avec une taille de 9 personnes a consommé 9 Sachets industriel en Moyen de Concentré de tomate qui est relativement élevé comme consommation par rapport à la condition de vie des autres ménages de même taille dans cette zone. Prière de corriger ou de confirmer avec le QG. Avertissement!! le prix unitaire (100 Fcfa) de Thé en sachet (unité: Sachets) de taille Petit est très faible ou élevé. Prière de corriger ou de confirmer avec le QG. Avertissement!!! Le ménage a consommé 11 Pièce Petit de Mâchoiron séchée (Kon), cette quantité semble anormale pour une consommation des 7 derniers jours.Prière de corriger ou de confirmer avec le QG. Incohérence!! Dans ce ménage, chaque individus consomme par jour .6904762 Kg  de cereale; Prière de revoir les quantités prises de ces produits. Incohérence!! Dans ce ménage, chaque individus consomme par jour .6904762 Kg  de cereale; Prière de revoir les quantités prises de ces produits. Le prix d'achat unitaire (1250 Fcfa) de Sel en Sac (25 Kg) de taille taille unique est très faible, prière de regarder les reponses prises dans les questions s07bq07a s07bq07b s07bq07c s07bq08 pour mieux corriger.</w:t>
+      </w:r>
+    </w:p>
+    <w:p>
+      <w:r>
+        <w:rPr>
+          <w:b/>
+          <w:color w:val="4672C4"/>
+          <w:sz w:val="22"/>
+        </w:rPr>
+        <w:t>&gt;&gt; Section9b - Depenses non-alimentaires - 7 jours</w:t>
+      </w:r>
+    </w:p>
+    <w:p>
+      <w:pPr>
+        <w:ind w:left="283"/>
+      </w:pPr>
+      <w:r>
+        <w:rPr>
+          <w:sz w:val="20"/>
+        </w:rPr>
+        <w:t>- Il est difficile d'avoir un ménage qui n'a effectué aucune des dépenses mentionnées au cours de 7 derniers jours, prière de revoir la section 9B pour ce ménage.</w:t>
+      </w:r>
+    </w:p>
+    <w:p>
+      <w:r>
+        <w:rPr>
+          <w:b/>
+          <w:color w:val="4672C4"/>
+          <w:sz w:val="22"/>
+        </w:rPr>
+        <w:t>&gt;&gt; Section9c - Depenses non-alimentaires - 30 jours</w:t>
+      </w:r>
+    </w:p>
+    <w:p>
+      <w:pPr>
+        <w:ind w:left="283"/>
+      </w:pPr>
+      <w:r>
+        <w:rPr>
+          <w:sz w:val="20"/>
+        </w:rPr>
+        <w:t>- La dernière fois que vous avez acheté Bois de chauffe ramassé/coupé (estimer la valeur) est Ramassage bois et semble exister dans les modalités, prière de prendre attache avec le QG pour plus d'explication afin de la classer bien.</w:t>
+      </w:r>
+    </w:p>
+    <w:p>
+      <w:r>
+        <w:rPr>
+          <w:b/>
+          <w:color w:val="4672C4"/>
+          <w:sz w:val="22"/>
+        </w:rPr>
+        <w:t>&gt;&gt; Section10b - caracteristiques entreprise non agricole</w:t>
+      </w:r>
+    </w:p>
+    <w:p>
+      <w:pPr>
+        <w:ind w:left="283"/>
+      </w:pPr>
+      <w:r>
+        <w:rPr>
+          <w:sz w:val="20"/>
+        </w:rPr>
+        <w:t xml:space="preserve">- Le montant dépensé de L'entreprise Elevage de Volaille pour l'achat de ces marchandises revendues en état, sans transformation ne peut être supérieur aux montants obtenus sur la revente de marchandises achetées et revendues en état au cours des 30 derniers jours ou durant le dernier mois où l'entreprise a fonctionné (s10q47 &gt; s10q46), prière de corriger. Le montant dépensé de l'entreprise Elevage de Volaille en achat de matières premières pour les produits vendus au cours des 30 derniers jours ou durant le dernier mois où l'entreprise a fonctionné ne peut pas être supéreur aux montants obtenus sur la vente de produits transformés par l'entreprise au cours de cette même période où l'entreprise a fonctionné (s10q49 &gt; s10q48), prière de corriger. L'entreprise Elevage de Volaille a depensé en achat de matières premières pour les produits vendus (s10q49 different de 0) mais dit n'avoir réçu aucune somme sur la vente de produits transformés (s10q48 est égal à 0), prière de fournir de l'effort pour estimer le montant obtenu sur la vente vente de produits transformés. Incoherence! Dans le ménage de ALIOU SALL il y a un membre qui detient l'entreprise Aviculture qui semble être de l'agriculture ou de l'élévage, prière de bien classer la nomenclature de l'entreprise s'il ne s'agit pas de l'agriculture ou de l'élévage. S'il s'agit de l'agriculture ou l'élévage prière d'enlever cette entreprise (Aviculture) dans la section 10 et ajouter soit dans la section agriculture ou l'élévage pour éviter le double compte ou incomprehension. </w:t>
+        <w:br/>
+        <w:t>- Le salaire qu'une personne de cette catégorie (10.62) a travaillé(e) dans cette entreprise TALISSEMENT est élevé ou faible. Prière de confirmer cette information avec le QG ou de corriger.</w:t>
+      </w:r>
+    </w:p>
+    <w:p>
+      <w:r>
+        <w:rPr>
+          <w:b/>
+          <w:color w:val="4672C4"/>
+          <w:sz w:val="22"/>
+        </w:rPr>
+        <w:t>&gt;&gt; Section16a - Champs et parcelles</w:t>
+      </w:r>
+    </w:p>
+    <w:p>
+      <w:pPr>
+        <w:ind w:left="283"/>
+      </w:pPr>
+      <w:r>
+        <w:rPr>
+          <w:sz w:val="20"/>
+        </w:rPr>
+        <w:t xml:space="preserve">- La quantité d'utilisation de Super simple dans la parcelle CHAMPS MIL est de 100 Kilogramme et semble élevé, prière de corriger. La superficie de la parcelle CHAMPS MIL selon les mesures GPS est de 19.47 hectare qui semble élevé ou faible, prière de corriger. Le document légal (titre, acte, certificat etc. ) qui affirme votre possession de la parcelle CHAMPS MIL est  et semble exister dans les modalités, prière de prendre attache avec le QG pour plus d'explication afin de la classer bien. </w:t>
+        <w:br/>
+        <w:t xml:space="preserve">- La superficie de la parcelle CHAMPS D'ARACHIDE selon les mesures GPS est de 4792.03 hectare qui semble élevé ou faible, prière de corriger. Le document légal (titre, acte, certificat etc. ) qui affirme votre possession de la parcelle CHAMPS D'ARACHIDE est  et semble exister dans les modalités, prière de prendre attache avec le QG pour plus d'explication afin de la classer bien. </w:t>
+        <w:br/>
+        <w:t>- La superficie de la parcelle CHAMPS DE MAIS selon l'exploitant est de .75 Mètre Carré (m^2) qui semble faible ou l'estimation ne semble pas bonne. Prière de corriger. Le document légal (titre, acte, certificat etc. ) qui affirme votre possession de la parcelle CHAMPS DE MAIS est  et semble exister dans les modalités, prière de prendre attache avec le QG pour plus d'explication afin de la classer bien.</w:t>
+      </w:r>
+    </w:p>
+    <w:p>
+      <w:r>
+        <w:rPr>
+          <w:b/>
+          <w:color w:val="4672C4"/>
+          <w:sz w:val="22"/>
+        </w:rPr>
+        <w:t>&gt;&gt; Section18c - Cueillette</w:t>
+      </w:r>
+    </w:p>
+    <w:p>
+      <w:pPr>
+        <w:ind w:left="283"/>
+      </w:pPr>
+      <w:r>
+        <w:rPr>
+          <w:sz w:val="20"/>
+        </w:rPr>
+        <w:t>- Prière de verifier la valeur de ce produit consommé ou stocké par mois dans le ménage, prière de corriger ou confirmer avec le QG.</w:t>
+      </w:r>
+    </w:p>
+    <w:p>
+      <w:r>
+        <w:t>________________________________________________________________________________</w:t>
       </w:r>
     </w:p>
     <w:p>
@@ -818,7 +2722,7 @@
           </w:tcPr>
           <w:p>
             <w:r/>
-            <w:hyperlink r:id="rId9">
+            <w:hyperlink r:id="rId12">
               <w:r>
                 <w:rPr>
                   <w:color w:val="0563C1"/>
@@ -1061,7 +2965,7 @@
         <w:rPr>
           <w:sz w:val="20"/>
         </w:rPr>
-        <w:t>- Attention ! Le prix unitaire d'achat (100 Fcfa) de Macaroni en Sachets (Moyen) est relativement faible par rapport aux autres prix observés dans cette zone. Prière de corriger ou de confirmer avec le QG. Attention ! Le prix unitaire d'achat (150 Fcfa) de Choux en Morceau (Portion) (Moyen) est relativement élevé par rapport aux autres prix observés dans cette zone. Prière de corriger ou de confirmer avec le QG. Avertissement!! le prix unitaire (100 Fcfa) de Thé en sachet (unité: Sachets) de taille Moyen est très faible ou élevé. Prière de corriger ou de confirmer avec le QG. Avertissement!!! Le ménage a consommé 7 Cuillère Moyen de Pâte d'arachide, cette quantité semble anormale pour une consommation des 7 derniers jours. Etes vous sur d'avoir selectionner la bonne unitée ? prière de verifier et corriger. Avertissement!!! Le ménage a consommé 8 Pièce Petit de Mâchoiron séchée (Kon), cette quantité semble anormale pour une consommation des 7 derniers jours.Prière de corriger ou de confirmer avec le QG. Incohérence!! Dans ce ménage, chaque individus consomme par jour 20.42286 Kg  de cereale; Prière de revoir les quantités prises de ces produits. Incohérence!! Dans ce ménage, chaque individus consomme par jour 20.42286 Kg  de cereale; Prière de revoir les quantités prises de ces produits.</w:t>
+        <w:t>- Attention ! Le prix unitaire d'achat (100 Fcfa) de Macaroni en Sachets (Moyen) est relativement faible par rapport aux autres prix observés dans cette zone. Prière de corriger ou de confirmer avec le QG. Attention ! Le prix unitaire d'achat (250 Fcfa) de Banane douce en Tas (Moyen) est relativement faible par rapport aux autres prix observés dans cette zone. Prière de corriger ou de confirmer avec le QG. Attention ! Soupçons de quantité anormale! Le ménage de BIRANE CISSE avec une taille de 11 personnes a consommé 3.5 Kg en taille unique de Capitaine frais qui est relativement élevé comme consommation par rapport à la condition de vie des autres ménages de même taille dans cette zone. Prière de corriger ou de confirmer avec le QG. Avertissement!! le prix unitaire (100 Fcfa) de Thé en sachet (unité: Sachets) de taille Moyen est très faible ou élevé. Prière de corriger ou de confirmer avec le QG. Avertissement!!! Le ménage a consommé 7 Cuillère Moyen de Pâte d'arachide, cette quantité semble anormale pour une consommation des 7 derniers jours. Etes vous sur d'avoir selectionner la bonne unitée ? prière de verifier et corriger. Avertissement!!! Le ménage a consommé 8 Pièce Petit de Mâchoiron séchée (Kon), cette quantité semble anormale pour une consommation des 7 derniers jours.Prière de corriger ou de confirmer avec le QG. Incohérence!! Dans ce ménage, chaque individus consomme par jour .5909091 Kg  de cereale; Prière de revoir les quantités prises de ces produits. Incohérence!! Dans ce ménage, chaque individus consomme par jour .5909091 Kg  de cereale; Prière de revoir les quantités prises de ces produits. Attention ! Soupçons de quantité anormale! Le ménage de BIRANE CISSE avec une taille de 11 personnes a consommé 28 Kg en taille unique de Maïs en grain qui est relativement élevé comme consommation par rapport à la condition de vie des autres ménages de même taille dans cette zone. Prière de corriger ou de confirmer avec le QG.</w:t>
       </w:r>
     </w:p>
     <w:p>
@@ -1134,6 +3038,27 @@
           <w:color w:val="4672C4"/>
           <w:sz w:val="22"/>
         </w:rPr>
+        <w:t>&gt;&gt; Section12 - Actifs du menage</w:t>
+      </w:r>
+    </w:p>
+    <w:p>
+      <w:pPr>
+        <w:ind w:left="283"/>
+      </w:pPr>
+      <w:r>
+        <w:rPr>
+          <w:sz w:val="20"/>
+        </w:rPr>
+        <w:t>- Attention ! Radio simple/Radiocassette a été achété à 3000 Fcfa est relativement faible par rapport aux autres prix d'achat observés dans cette zone. Prière de corriger ou de confirmer avec le QG.</w:t>
+      </w:r>
+    </w:p>
+    <w:p>
+      <w:r>
+        <w:rPr>
+          <w:b/>
+          <w:color w:val="4672C4"/>
+          <w:sz w:val="22"/>
+        </w:rPr>
         <w:t>&gt;&gt; Section16a - Champs et parcelles</w:t>
       </w:r>
     </w:p>
@@ -1145,11 +3070,11 @@
         <w:rPr>
           <w:sz w:val="20"/>
         </w:rPr>
-        <w:t xml:space="preserve">- Avertissement!! La parcelle a comme nom (parcelle 1) qui ne semble pas être un bon nom ou contient des lettres, prière de mettre le vrai nom de la parcelle. Nous constatons que la question qui porte sur la mésure du champs de la parcelle parcelle 1 n'a pas été renseigné, la collecte était-il encours ou s'agit-il de quoi ? prière de verifier et corriger. Le document légal (titre, acte, certificat etc. ) qui affirme votre possession de la parcelle parcelle 1 est  et semble exister dans les modalités, prière de prendre attache avec le QG pour plus d'explication afin de la classer bien. </w:t>
+        <w:t xml:space="preserve">- Avertissement!! La parcelle a comme nom (parcelle 1) qui ne semble pas être un bon nom ou contient des lettres, prière de mettre le vrai nom de la parcelle. La superficie de la parcelle parcelle 1 selon les mesures GPS est de 13767.16 hectare qui semble élevé ou faible, prière de corriger. Le document légal (titre, acte, certificat etc. ) qui affirme votre possession de la parcelle parcelle 1 est  et semble exister dans les modalités, prière de prendre attache avec le QG pour plus d'explication afin de la classer bien. </w:t>
         <w:br/>
-        <w:t xml:space="preserve">- Avertissement!! La parcelle a comme nom (parcelle 1) qui ne semble pas être un bon nom ou contient des lettres, prière de mettre le vrai nom de la parcelle. Nous constatons que la question qui porte sur la mésure du champs de la parcelle parcelle 1 n'a pas été renseigné, la collecte était-il encours ou s'agit-il de quoi ? prière de verifier et corriger. Le document légal (titre, acte, certificat etc. ) qui affirme votre possession de la parcelle parcelle 1 est  et semble exister dans les modalités, prière de prendre attache avec le QG pour plus d'explication afin de la classer bien. </w:t>
+        <w:t xml:space="preserve">- Avertissement!! La parcelle a comme nom (parcelle 1) qui ne semble pas être un bon nom ou contient des lettres, prière de mettre le vrai nom de la parcelle. La superficie de la parcelle parcelle 1 selon les mesures GPS est de 9934.9 hectare qui semble élevé ou faible, prière de corriger. Le document légal (titre, acte, certificat etc. ) qui affirme votre possession de la parcelle parcelle 1 est  et semble exister dans les modalités, prière de prendre attache avec le QG pour plus d'explication afin de la classer bien. </w:t>
         <w:br/>
-        <w:t>- Nous constatons que la question qui porte sur la mésure du champs de la parcelle parcelle n'a pas été renseigné, la collecte était-il encours ou s'agit-il de quoi ? prière de verifier et corriger. Le document légal (titre, acte, certificat etc. ) qui affirme votre possession de la parcelle parcelle est  et semble exister dans les modalités, prière de prendre attache avec le QG pour plus d'explication afin de la classer bien.</w:t>
+        <w:t>- La superficie de la parcelle parcelle selon les mesures GPS est de 2273.88 hectare qui semble élevé ou faible, prière de corriger. Le document légal (titre, acte, certificat etc. ) qui affirme votre possession de la parcelle parcelle est  et semble exister dans les modalités, prière de prendre attache avec le QG pour plus d'explication afin de la classer bien.</w:t>
       </w:r>
     </w:p>
     <w:p>
@@ -1478,7 +3403,7 @@
           </w:tcPr>
           <w:p>
             <w:r/>
-            <w:hyperlink r:id="rId10">
+            <w:hyperlink r:id="rId13">
               <w:r>
                 <w:rPr>
                   <w:color w:val="0563C1"/>
@@ -1695,7 +3620,7 @@
         <w:rPr>
           <w:sz w:val="20"/>
         </w:rPr>
-        <w:t>- Le ménage a consommé Ail mais les informations sur la quantité, l'unité ou la taille ne sont pas renseignées.Prière de renseigner. Le ménage a consommé Arachides pilées mais les informations sur la quantité, l'unité ou la taille ne sont pas renseignées.Prière de renseigner. Le ménage a consommé Aubergine   mais les informations sur la quantité, l'unité ou la taille ne sont pas renseignées.Prière de renseigner. Le ménage a consommé Aubergine sauvage  mais les informations sur la quantité, l'unité ou la taille ne sont pas renseignées.Prière de renseigner. Le ménage a consommé Biscuits mais les informations sur la quantité, l'unité ou la taille ne sont pas renseignées.Prière de renseigner. Le ménage a consommé Capitaine frais mais les informations sur la quantité, l'unité ou la taille ne sont pas renseignées.Prière de renseigner. Le ménage a consommé Choux mais les informations sur la quantité, l'unité ou la taille ne sont pas renseignées.Prière de renseigner. Le ménage a consommé Courge mais les informations sur la quantité, l'unité ou la taille ne sont pas renseignées.Prière de renseigner. Le ménage a consommé Cube alimentaire (Maggi, Jumbo, ) mais les informations sur la quantité, l'unité ou la taille ne sont pas renseignées.Prière de renseigner. Le ménage a consommé Feuilles de Fakoye (Feuille de corete) mais les informations sur la quantité, l'unité ou la taille ne sont pas renseignées.Prière de renseigner. Le ménage a consommé Feuilles de patate mais les informations sur la quantité, l'unité ou la taille ne sont pas renseignées.Prière de renseigner. Le ménage a consommé Huile d'arachide (Segal) Artisanale mais les informations sur la quantité, l'unité ou la taille ne sont pas renseignées.Prière de renseigner. Le ménage a consommé Lait en poudre mais les informations sur la quantité, l'unité ou la taille ne sont pas renseignées.Prière de renseigner. Le ménage a consommé Macaroni mais les informations sur la quantité, l'unité ou la taille ne sont pas renseignées.Prière de renseigner. Le ménage a consommé Maïs en grain mais les informations sur la quantité, l'unité ou la taille ne sont pas renseignées.Prière de renseigner. Le ménage a consommé Mil mais les informations sur la quantité, l'unité ou la taille ne sont pas renseignées.Prière de renseigner. Le ménage a consommé Mâchoiron séchée (Kon) mais les informations sur la quantité, l'unité ou la taille ne sont pas renseignées.Prière de renseigner. Le ménage a consommé Niébé/Haricots secs mais les informations sur la quantité, l'unité ou la taille ne sont pas renseignées.Prière de renseigner. Le ménage a consommé Oignon frais mais les informations sur la quantité, l'unité ou la taille ne sont pas renseignées.Prière de renseigner. Le ménage a consommé Pain traditionnel (Baguette) mais les informations sur la quantité, l'unité ou la taille ne sont pas renseignées.Prière de renseigner. Le ménage a consommé Poivre mais les informations sur la quantité, l'unité ou la taille ne sont pas renseignées.Prière de renseigner. Le ménage a consommé Pâte d'arachide mais les informations sur la quantité, l'unité ou la taille ne sont pas renseignées.Prière de renseigner. Le ménage a consommé Riz importé parfumé mais les informations sur la quantité, l'unité ou la taille ne sont pas renseignées.Prière de renseigner. Le ménage a consommé Sel mais les informations sur la quantité, l'unité ou la taille ne sont pas renseignées.Prière de renseigner. Difficile de consommer le Sel en   prière de verifier. Le ménage a consommé Soumbala (moutarde africaine) mais les informations sur la quantité, l'unité ou la taille ne sont pas renseignées.Prière de renseigner. Le ménage a consommé Sucre en poudre  mais les informations sur la quantité, l'unité ou la taille ne sont pas renseignées.Prière de renseigner. Le ménage a consommé Thé en sachet mais les informations sur la quantité, l'unité ou la taille ne sont pas renseignées.Prière de renseigner. Avertissement!!! Le ménage a consommé .a   de Thé en sachet, cette quantité semble anormale pour une consommation des 7 derniers jours.Les ménages consomment géneralement en sachet ou en paquet, prière de corriger ou de confirmer avec le QG. Le ménage a consommé Tomate fraîche mais les informations sur la quantité, l'unité ou la taille ne sont pas renseignées.Prière de renseigner. Le ménage a consommé Vinaigre de vin mais les informations sur la quantité, l'unité ou la taille ne sont pas renseignées.Prière de renseigner.</w:t>
+        <w:t>- Attention ! Le prix unitaire d'achat (50 Fcfa) de Aubergine sauvage  en Tas (Petit) est relativement faible par rapport aux autres prix observés dans cette zone. Prière de corriger ou de confirmer avec le QG. Avertissement!! le prix unitaire (100 Fcfa) de Thé en sachet (unité: Sachets) de taille Moyen est très faible ou élevé. Prière de corriger ou de confirmer avec le QG. Avertissement!!! Le ménage a consommé 16 Sachets Moyen de Sucre en poudre , cette quantité semble anormale pour une consommation des 7 derniers jours.Prière de corriger ou de confirmer avec le QG. Avertissement!!! Le ménage a consommé 24 Pièce Moyen de Mâchoiron séchée (Kon), cette quantité semble anormale pour une consommation des 7 derniers jours.Prière de corriger ou de confirmer avec le QG. Avertissement!!! Le ménage a consommé 9 Cuillère Moyen de Pâte d'arachide, cette quantité semble anormale pour une consommation des 7 derniers jours. Etes vous sur d'avoir selectionner la bonne unitée ? prière de verifier et corriger. Incohérence!! Dans ce ménage, chaque individus consomme par jour .6666667 Kg  de cereale; Prière de revoir les quantités prises de ces produits. Incohérence!! Dans ce ménage, chaque individus consomme par jour .6666667 Kg  de cereale; Prière de revoir les quantités prises de ces produits.</w:t>
       </w:r>
     </w:p>
     <w:p>
@@ -1872,6 +3797,1883 @@
           <w:sz w:val="20"/>
         </w:rPr>
         <w:t>- Avertissement!! Le prix d'achat (200000 FCFA) de Animaux de labour est inférieur aux prix de revente (350000 FCFA), prière de verifier et corriger ou confirmer l'information avec le QG.</w:t>
+      </w:r>
+    </w:p>
+    <w:p>
+      <w:r>
+        <w:t>________________________________________________________________________________</w:t>
+      </w:r>
+    </w:p>
+    <w:p>
+      <w:pPr>
+        <w:pStyle w:val="Heading2"/>
+      </w:pPr>
+      <w:r>
+        <w:t>Menage 7</w:t>
+      </w:r>
+    </w:p>
+    <w:tbl>
+      <w:tblPr>
+        <w:tblStyle w:val="TableGrid"/>
+        <w:tblW w:type="auto" w:w="0"/>
+        <w:tblLook w:firstColumn="1" w:firstRow="1" w:lastColumn="0" w:lastRow="0" w:noHBand="0" w:noVBand="1" w:val="04A0"/>
+      </w:tblPr>
+      <w:tblGrid>
+        <w:gridCol w:w="1662"/>
+        <w:gridCol w:w="1662"/>
+        <w:gridCol w:w="1662"/>
+        <w:gridCol w:w="1662"/>
+        <w:gridCol w:w="1662"/>
+        <w:gridCol w:w="1662"/>
+      </w:tblGrid>
+      <w:tr>
+        <w:tc>
+          <w:tcPr>
+            <w:tcW w:type="dxa" w:w="1662"/>
+            <w:shd w:fill="5B9BD5"/>
+          </w:tcPr>
+          <w:p>
+            <w:r>
+              <w:rPr>
+                <w:b/>
+                <w:color w:val="FFFFFF"/>
+                <w:sz w:val="16"/>
+              </w:rPr>
+              <w:t>Interview Key</w:t>
+            </w:r>
+          </w:p>
+        </w:tc>
+        <w:tc>
+          <w:tcPr>
+            <w:tcW w:type="dxa" w:w="1662"/>
+            <w:shd w:fill="5B9BD5"/>
+          </w:tcPr>
+          <w:p>
+            <w:r>
+              <w:rPr>
+                <w:b/>
+                <w:color w:val="FFFFFF"/>
+                <w:sz w:val="16"/>
+              </w:rPr>
+              <w:t>Interview ID</w:t>
+            </w:r>
+          </w:p>
+        </w:tc>
+        <w:tc>
+          <w:tcPr>
+            <w:tcW w:type="dxa" w:w="1662"/>
+            <w:shd w:fill="5B9BD5"/>
+          </w:tcPr>
+          <w:p>
+            <w:r>
+              <w:rPr>
+                <w:b/>
+                <w:color w:val="FFFFFF"/>
+                <w:sz w:val="16"/>
+              </w:rPr>
+              <w:t>ID Agent</w:t>
+            </w:r>
+          </w:p>
+        </w:tc>
+        <w:tc>
+          <w:tcPr>
+            <w:tcW w:type="dxa" w:w="1662"/>
+            <w:shd w:fill="5B9BD5"/>
+          </w:tcPr>
+          <w:p>
+            <w:r>
+              <w:rPr>
+                <w:b/>
+                <w:color w:val="FFFFFF"/>
+                <w:sz w:val="16"/>
+              </w:rPr>
+              <w:t>ID Equipe</w:t>
+            </w:r>
+          </w:p>
+        </w:tc>
+        <w:tc>
+          <w:tcPr>
+            <w:tcW w:type="dxa" w:w="1662"/>
+            <w:shd w:fill="5B9BD5"/>
+          </w:tcPr>
+          <w:p>
+            <w:r>
+              <w:rPr>
+                <w:b/>
+                <w:color w:val="FFFFFF"/>
+                <w:sz w:val="16"/>
+              </w:rPr>
+              <w:t>Agent</w:t>
+            </w:r>
+          </w:p>
+        </w:tc>
+        <w:tc>
+          <w:tcPr>
+            <w:tcW w:type="dxa" w:w="1662"/>
+            <w:shd w:fill="5B9BD5"/>
+          </w:tcPr>
+          <w:p>
+            <w:r>
+              <w:rPr>
+                <w:b/>
+                <w:color w:val="FFFFFF"/>
+                <w:sz w:val="16"/>
+              </w:rPr>
+              <w:t>Chef d'equipe</w:t>
+            </w:r>
+          </w:p>
+        </w:tc>
+      </w:tr>
+      <w:tr>
+        <w:tc>
+          <w:tcPr>
+            <w:tcW w:type="dxa" w:w="1662"/>
+          </w:tcPr>
+          <w:p>
+            <w:r>
+              <w:rPr>
+                <w:sz w:val="14"/>
+              </w:rPr>
+              <w:t>78-45-95-81</w:t>
+            </w:r>
+          </w:p>
+        </w:tc>
+        <w:tc>
+          <w:tcPr>
+            <w:tcW w:type="dxa" w:w="1662"/>
+          </w:tcPr>
+          <w:p>
+            <w:r>
+              <w:rPr>
+                <w:sz w:val="14"/>
+              </w:rPr>
+              <w:t>b8fe6944f22046359ff2ac1334d08e63</w:t>
+            </w:r>
+          </w:p>
+        </w:tc>
+        <w:tc>
+          <w:tcPr>
+            <w:tcW w:type="dxa" w:w="1662"/>
+          </w:tcPr>
+          <w:p>
+            <w:r>
+              <w:rPr>
+                <w:sz w:val="14"/>
+              </w:rPr>
+              <w:t>EQ34_enq3</w:t>
+            </w:r>
+          </w:p>
+        </w:tc>
+        <w:tc>
+          <w:tcPr>
+            <w:tcW w:type="dxa" w:w="1662"/>
+          </w:tcPr>
+          <w:p>
+            <w:r>
+              <w:rPr>
+                <w:sz w:val="14"/>
+              </w:rPr>
+              <w:t>Equipe34</w:t>
+            </w:r>
+          </w:p>
+        </w:tc>
+        <w:tc>
+          <w:tcPr>
+            <w:tcW w:type="dxa" w:w="1662"/>
+          </w:tcPr>
+          <w:p>
+            <w:r>
+              <w:rPr>
+                <w:sz w:val="14"/>
+              </w:rPr>
+              <w:t>Awa NGOM</w:t>
+            </w:r>
+          </w:p>
+        </w:tc>
+        <w:tc>
+          <w:tcPr>
+            <w:tcW w:type="dxa" w:w="1662"/>
+          </w:tcPr>
+          <w:p>
+            <w:r>
+              <w:rPr>
+                <w:sz w:val="14"/>
+              </w:rPr>
+              <w:t>Rokhaya NGOM</w:t>
+            </w:r>
+          </w:p>
+        </w:tc>
+      </w:tr>
+    </w:tbl>
+    <w:p/>
+    <w:tbl>
+      <w:tblPr>
+        <w:tblStyle w:val="TableGrid"/>
+        <w:tblW w:type="auto" w:w="0"/>
+        <w:tblLook w:firstColumn="1" w:firstRow="1" w:lastColumn="0" w:lastRow="0" w:noHBand="0" w:noVBand="1" w:val="04A0"/>
+      </w:tblPr>
+      <w:tblGrid>
+        <w:gridCol w:w="3324"/>
+        <w:gridCol w:w="3324"/>
+        <w:gridCol w:w="3324"/>
+      </w:tblGrid>
+      <w:tr>
+        <w:tc>
+          <w:tcPr>
+            <w:tcW w:type="dxa" w:w="3324"/>
+            <w:shd w:fill="70AD47"/>
+          </w:tcPr>
+          <w:p>
+            <w:r>
+              <w:rPr>
+                <w:b/>
+                <w:color w:val="FFFFFF"/>
+                <w:sz w:val="18"/>
+              </w:rPr>
+              <w:t>Chef de Menage</w:t>
+            </w:r>
+          </w:p>
+        </w:tc>
+        <w:tc>
+          <w:tcPr>
+            <w:tcW w:type="dxa" w:w="3324"/>
+            <w:shd w:fill="70AD47"/>
+          </w:tcPr>
+          <w:p>
+            <w:r>
+              <w:rPr>
+                <w:b/>
+                <w:color w:val="FFFFFF"/>
+                <w:sz w:val="18"/>
+              </w:rPr>
+              <w:t>Quartier/Village (s00q05)</w:t>
+            </w:r>
+          </w:p>
+        </w:tc>
+        <w:tc>
+          <w:tcPr>
+            <w:tcW w:type="dxa" w:w="3324"/>
+            <w:shd w:fill="70AD47"/>
+          </w:tcPr>
+          <w:p>
+            <w:r>
+              <w:rPr>
+                <w:b/>
+                <w:color w:val="FFFFFF"/>
+                <w:sz w:val="18"/>
+              </w:rPr>
+              <w:t>Localisation GPS</w:t>
+            </w:r>
+          </w:p>
+        </w:tc>
+      </w:tr>
+      <w:tr>
+        <w:tc>
+          <w:tcPr>
+            <w:tcW w:type="dxa" w:w="3324"/>
+          </w:tcPr>
+          <w:p>
+            <w:r>
+              <w:rPr>
+                <w:sz w:val="18"/>
+              </w:rPr>
+              <w:t>OUMAR SOW</w:t>
+            </w:r>
+          </w:p>
+        </w:tc>
+        <w:tc>
+          <w:tcPr>
+            <w:tcW w:type="dxa" w:w="3324"/>
+          </w:tcPr>
+          <w:p>
+            <w:r>
+              <w:rPr>
+                <w:sz w:val="18"/>
+              </w:rPr>
+              <w:t>N/A</w:t>
+            </w:r>
+          </w:p>
+        </w:tc>
+        <w:tc>
+          <w:tcPr>
+            <w:tcW w:type="dxa" w:w="3324"/>
+          </w:tcPr>
+          <w:p>
+            <w:r/>
+            <w:hyperlink r:id="rId11">
+              <w:r>
+                <w:rPr>
+                  <w:color w:val="0563C1"/>
+                  <w:u w:val="single"/>
+                </w:rPr>
+                <w:t>H4 DJIDA LEMOU DJIMA LAMINE BA</w:t>
+              </w:r>
+            </w:hyperlink>
+          </w:p>
+        </w:tc>
+      </w:tr>
+    </w:tbl>
+    <w:p/>
+    <w:p>
+      <w:r>
+        <w:rPr>
+          <w:b/>
+          <w:color w:val="4672C4"/>
+          <w:sz w:val="22"/>
+        </w:rPr>
+        <w:t>&gt;&gt; Section0 - Identification et renseignements de controle</w:t>
+      </w:r>
+    </w:p>
+    <w:p>
+      <w:pPr>
+        <w:ind w:left="283"/>
+      </w:pPr>
+      <w:r>
+        <w:rPr>
+          <w:sz w:val="20"/>
+        </w:rPr>
+        <w:t>- Il est obligatoire de prendre les coordonnées Gps avant d'administrer le questionnaire. Prière de prendre les coordonnées GPS.</w:t>
+      </w:r>
+    </w:p>
+    <w:p>
+      <w:r>
+        <w:rPr>
+          <w:b/>
+          <w:color w:val="4672C4"/>
+          <w:sz w:val="22"/>
+        </w:rPr>
+        <w:t>&gt;&gt; Section1 - Caracteristiques des membres</w:t>
+      </w:r>
+    </w:p>
+    <w:p>
+      <w:pPr>
+        <w:ind w:left="283"/>
+      </w:pPr>
+      <w:r>
+        <w:rPr>
+          <w:sz w:val="20"/>
+        </w:rPr>
+        <w:t xml:space="preserve">- Incoherence! MAIMOUNA  SOW dispose d'un téléphone portable à s01q39, donc la raison évoquée ne peut pas être (ne dispose pas d'appareil). </w:t>
+        <w:br/>
+        <w:t xml:space="preserve">- La catégorie socioprofessionnelle de la mère biologique de  ABDOUL SOW n'est pas coherente avec les réponses des questions s01q35 et s01q36, prière de corriger ou de confirmer cette informations avec le QG. </w:t>
+        <w:br/>
+        <w:t xml:space="preserve">- La catégorie socioprofessionnelle de la mère biologique de  AMINATA SOW n'est pas coherente avec les réponses des questions s01q35 et s01q36, prière de corriger ou de confirmer cette informations avec le QG. </w:t>
+        <w:br/>
+        <w:t xml:space="preserve">- La catégorie socioprofessionnelle de la mère biologique de  BOCAR SOW n'est pas coherente avec les réponses des questions s01q35 et s01q36, prière de corriger ou de confirmer cette informations avec le QG. </w:t>
+        <w:br/>
+        <w:t xml:space="preserve">- La catégorie socioprofessionnelle de la mère biologique de  MAMADOU SOW n'est pas coherente avec les réponses des questions s01q35 et s01q36, prière de corriger ou de confirmer cette informations avec le QG. </w:t>
+        <w:br/>
+        <w:t>- Les catégories socioprofessionnelles du père biologique de  ELHADJI ABOUL SOW  ne sont pas coherentes, prière de corriger.</w:t>
+      </w:r>
+    </w:p>
+    <w:p>
+      <w:r>
+        <w:rPr>
+          <w:b/>
+          <w:color w:val="4672C4"/>
+          <w:sz w:val="22"/>
+        </w:rPr>
+        <w:t>&gt;&gt; Section2 - Education</w:t>
+      </w:r>
+    </w:p>
+    <w:p>
+      <w:pPr>
+        <w:ind w:left="283"/>
+      </w:pPr>
+      <w:r>
+        <w:rPr>
+          <w:sz w:val="20"/>
+        </w:rPr>
+        <w:t xml:space="preserve">- Peu probable! ABDOUL SOW  n'arrive pas  à comprendre un petit texte lu dans une langue locale (s02q03). Veuillez corriger ou donner des explications au QG. Avertissement!! ABDOUL SOW qui sait écrire en français doit pouvoir lire en français. </w:t>
+        <w:br/>
+        <w:t xml:space="preserve">- Peu probable! AMINATA SOW  n'arrive pas  à comprendre un petit texte lu dans une langue locale (s02q03). Veuillez corriger ou donner des explications au QG. </w:t>
+        <w:br/>
+        <w:t xml:space="preserve">- Peu probable! COUMBA BA  n'arrive pas  à comprendre un petit texte lu dans une langue locale (s02q03). Veuillez corriger ou donner des explications au QG. </w:t>
+        <w:br/>
+        <w:t xml:space="preserve">- Peu probable! DEMBA SOW  n'arrive pas  à comprendre un petit texte lu dans une langue locale (s02q03). Veuillez corriger ou donner des explications au QG. </w:t>
+        <w:br/>
+        <w:t xml:space="preserve">- Peu probable! MAIMOUNA  SOW  n'arrive pas  à comprendre un petit texte lu dans une langue locale (s02q03). Veuillez corriger ou donner des explications au QG. </w:t>
+        <w:br/>
+        <w:t xml:space="preserve">- Peu probable! MAMADOU SOW  n'arrive pas  à comprendre un petit texte lu dans une langue locale (s02q03). Veuillez corriger ou donner des explications au QG. </w:t>
+        <w:br/>
+        <w:t xml:space="preserve">- Peu probable! OUMAR SOW  n'arrive pas  à comprendre un petit texte lu dans une langue locale (s02q03). Veuillez corriger ou donner des explications au QG. </w:t>
+        <w:br/>
+        <w:t>- Peu probable! SAMBA DIALLO  n'arrive pas  à comprendre un petit texte lu dans une langue locale (s02q03). Veuillez corriger ou donner des explications au QG. Peu probable! SAMBA DIALLO  ne sait ni lire, ni écrire, ni comprendre dans aucune des langues  (s02q01,s02q02,s02q03). Veuillez corriger ou donner des explications au QG.</w:t>
+      </w:r>
+    </w:p>
+    <w:p>
+      <w:r>
+        <w:rPr>
+          <w:b/>
+          <w:color w:val="4672C4"/>
+          <w:sz w:val="22"/>
+        </w:rPr>
+        <w:t>&gt;&gt; Section4b - Emploi - Activite principale</w:t>
+      </w:r>
+    </w:p>
+    <w:p>
+      <w:pPr>
+        <w:ind w:left="283"/>
+      </w:pPr>
+      <w:r>
+        <w:rPr>
+          <w:sz w:val="20"/>
+        </w:rPr>
+        <w:t xml:space="preserve">- ABDOUL SOW est un agriculteur dans un milieu rural donc il travaille principalement  pour son propre compte ou contribue à une entreprise familiale, prière de regarder la question s04q46.  Incohérence! ABDOUL SOW  evolue dans l'agriculture mais est  considéré comme salarié ou stagiaire/apprenti non renuméré, prière de revoir la question s04q46 et corriger. Avertissement!!! ABDOUL SOW enquêté dans l'emploi principale n'a pas declaré son salaire prière de fournir plus d'effort pour lui demander son salire, vous pouvez utiliser des stratégies pour faire une estimation ou demander des conseils au QG. Avertissement!!! ABDOUL SOW enquêté dans l'emploi principale n'a pas declaré son revenu prière de fournir plus d'effort pour lui demander son revenu, vous pouvez utiliser des stratégies pour faire une estimation ou demander des conseils au QG. </w:t>
+        <w:br/>
+        <w:t xml:space="preserve">- Attention ! Le nombre de jours que COUMBA BA a travaillés par mois semble être inférieur à 15. Veuillez, s'il vous plaît, confirmer cette information.  COUMBA BA est un agriculteur dans un milieu rural donc il travaille principalement  pour son propre compte ou contribue à une entreprise familiale, prière de regarder la question s04q46.  Incohérence! COUMBA BA  evolue dans l'agriculture mais est  considéré comme salarié ou stagiaire/apprenti non renuméré, prière de revoir la question s04q46 et corriger. Avertissement!! Le montant de COUMBA BA semble trop faible pour un salaire net gagné par ans. Veuillez, s'il vous plaît, confirmer cette information avec le QG ou la corriger. </w:t>
+        <w:br/>
+        <w:t xml:space="preserve">- Prière de changer la branche d'activité de DEMBA SOW, les agriculteurs dont leurs cultures est principalement destiné à la consommation du ménage sont des (Agriculteurs, subsistances) et ceux qui le font avec l'élevage sont des (Agriculteurs et eleveurs, subsistances) DEMBA SOW est un agriculteur dans un milieu rural donc il travaille principalement  pour son propre compte ou contribue à une entreprise familiale, prière de regarder la question s04q46.  Incohérence! DEMBA SOW  evolue dans l'agriculture mais est  considéré comme salarié ou stagiaire/apprenti non renuméré, prière de revoir la question s04q46 et corriger. Avertissement!!! DEMBA SOW enquêté dans l'emploi principale n'a pas declaré son salaire prière de fournir plus d'effort pour lui demander son salire, vous pouvez utiliser des stratégies pour faire une estimation ou demander des conseils au QG. Avertissement!!! DEMBA SOW enquêté dans l'emploi principale n'a pas declaré son revenu prière de fournir plus d'effort pour lui demander son revenu, vous pouvez utiliser des stratégies pour faire une estimation ou demander des conseils au QG. </w:t>
+        <w:br/>
+        <w:t>- Prière de changer la branche d'activité de MAIMOUNA  SOW, les agriculteurs dont leurs cultures est principalement destiné à la consommation du ménage sont des (Agriculteurs, subsistances) et ceux qui le font avec l'élevage sont des (Agriculteurs et eleveurs, subsistances) MAIMOUNA  SOW est un agriculteur dans un milieu rural donc il travaille principalement  pour son propre compte ou contribue à une entreprise familiale, prière de regarder la question s04q46.  Incohérence! MAIMOUNA  SOW  evolue dans l'agriculture mais est  considéré comme salarié ou stagiaire/apprenti non renuméré, prière de revoir la question s04q46 et corriger. Avertissement!! Le montant de MAIMOUNA  SOW semble trop faible pour un salaire net gagné par ans. Veuillez, s'il vous plaît, confirmer cette information avec le QG ou la corriger.</w:t>
+      </w:r>
+    </w:p>
+    <w:p>
+      <w:r>
+        <w:rPr>
+          <w:b/>
+          <w:color w:val="4672C4"/>
+          <w:sz w:val="22"/>
+        </w:rPr>
+        <w:t>&gt;&gt; Section4c - Emploi - Activite secondaire</w:t>
+      </w:r>
+    </w:p>
+    <w:p>
+      <w:pPr>
+        <w:ind w:left="283"/>
+      </w:pPr>
+      <w:r>
+        <w:rPr>
+          <w:sz w:val="20"/>
+        </w:rPr>
+        <w:t>- Avertissement!!! les informations de OUMAR SOW sur le nombre de mois, jours ou heures de son emploi secondaire sont superieur a celles de son emploi principal , veuillez corriger ou confirmer aupres du QG.</w:t>
+      </w:r>
+    </w:p>
+    <w:p>
+      <w:r>
+        <w:rPr>
+          <w:b/>
+          <w:color w:val="4672C4"/>
+          <w:sz w:val="22"/>
+        </w:rPr>
+        <w:t>&gt;&gt; Section6 - Epargne et credit</w:t>
+      </w:r>
+    </w:p>
+    <w:p>
+      <w:pPr>
+        <w:ind w:left="283"/>
+      </w:pPr>
+      <w:r>
+        <w:rPr>
+          <w:sz w:val="20"/>
+        </w:rPr>
+        <w:t>- Avertissement!!! OUMAR SOW a demandé un crédit auprès d'une institution financière au cours des 12 derniers mois, qui a obtenu un crédit auprès d'une de ces institutions au cours des 12 derniers mois dit n'avoir pas beneficer de crédit immobilier. Veuillez vous rassurez réellement que la personne n'a pas affecté de crédit immobilier.</w:t>
+      </w:r>
+    </w:p>
+    <w:p>
+      <w:r>
+        <w:rPr>
+          <w:b/>
+          <w:color w:val="4672C4"/>
+          <w:sz w:val="22"/>
+        </w:rPr>
+        <w:t>&gt;&gt; Section7b - Consommation alimentaire - 7 jours</w:t>
+      </w:r>
+    </w:p>
+    <w:p>
+      <w:pPr>
+        <w:ind w:left="283"/>
+      </w:pPr>
+      <w:r>
+        <w:rPr>
+          <w:sz w:val="20"/>
+        </w:rPr>
+        <w:t>- Attention ! Le prix unitaire d'achat (120 Fcfa) de Cube alimentaire (Maggi, Jumbo, ) en Tablette (Moyen) est relativement faible par rapport aux autres prix observés dans cette zone. Prière de corriger ou de confirmer avec le QG. Avertissement!! le prix unitaire (100 Fcfa) de Thé en sachet (unité: Sachets) de taille Petit est très faible ou élevé. Prière de corriger ou de confirmer avec le QG. Avertissement!!! Le ménage a consommé 14 Sachets Petit de Sucre en poudre , cette quantité semble anormale pour une consommation des 7 derniers jours.Prière de corriger ou de confirmer avec le QG. Incohérence!! Dans ce ménage, chaque individus consomme par jour .5396826 Kg  de cereale; Prière de revoir les quantités prises de ces produits. Incohérence!! Dans ce ménage, chaque individus consomme par jour .5396826 Kg  de cereale; Prière de revoir les quantités prises de ces produits. Incohérence!! Dans ce ménage, chaque individus consomme par jour .5396826 Kg  de cereale; Prière de revoir les quantités prises de ces produits. Le prix d'achat unitaire (1250 Fcfa) de Sel en Sac (25 Kg) de taille taille unique est très faible, prière de regarder les reponses prises dans les questions s07bq07a s07bq07b s07bq07c s07bq08 pour mieux corriger.</w:t>
+      </w:r>
+    </w:p>
+    <w:p>
+      <w:r>
+        <w:rPr>
+          <w:b/>
+          <w:color w:val="4672C4"/>
+          <w:sz w:val="22"/>
+        </w:rPr>
+        <w:t>&gt;&gt; Section9c - Depenses non-alimentaires - 30 jours</w:t>
+      </w:r>
+    </w:p>
+    <w:p>
+      <w:pPr>
+        <w:ind w:left="283"/>
+      </w:pPr>
+      <w:r>
+        <w:rPr>
+          <w:sz w:val="20"/>
+        </w:rPr>
+        <w:t>- La dernière fois que vous avez acheté Bois de chauffe ramassé/coupé (estimer la valeur) est Ramassage et semble exister dans les modalités, prière de prendre attache avec le QG pour plus d'explication afin de la classer bien.</w:t>
+      </w:r>
+    </w:p>
+    <w:p>
+      <w:r>
+        <w:rPr>
+          <w:b/>
+          <w:color w:val="4672C4"/>
+          <w:sz w:val="22"/>
+        </w:rPr>
+        <w:t>&gt;&gt; Section10b - caracteristiques entreprise non agricole</w:t>
+      </w:r>
+    </w:p>
+    <w:p>
+      <w:pPr>
+        <w:ind w:left="283"/>
+      </w:pPr>
+      <w:r>
+        <w:rPr>
+          <w:sz w:val="20"/>
+        </w:rPr>
+        <w:t>- Le montant dépensé de L'entreprise Boutique diverse pour l'achat de ces marchandises revendues en état, sans transformation ne peut être supérieur aux montants obtenus sur la revente de marchandises achetées et revendues en état au cours des 30 derniers jours ou durant le dernier mois où l'entreprise a fonctionné (s10q47 &gt; s10q46), prière de corriger. Le montant dépensé de l'entreprise Boutique diverse en achat de matières premières pour les produits vendus au cours des 30 derniers jours ou durant le dernier mois où l'entreprise a fonctionné ne peut pas être supéreur aux montants obtenus sur la vente de produits transformés par l'entreprise au cours de cette même période où l'entreprise a fonctionné (s10q49 &gt; s10q48), prière de corriger. L'entreprise Boutique diverse a depensé en achat de matières premières pour les produits vendus (s10q49 different de 0) mais dit n'avoir réçu aucune somme sur la vente de produits transformés (s10q48 est égal à 0), prière de fournir de l'effort pour estimer le montant obtenu sur la vente vente de produits transformés. L'entreprise Boutique diverse est généralement une entreprise commerciale ou de service dont elle ne depense pas en achat de matières premières.Elle ne transforme pas de produit donc ne peut pas obtenir un montant sur la vente des produits transformés (10.48 ou 10.49). Prière de mettre 0 pour ces questions si elles ne font pas de transformation.</w:t>
+      </w:r>
+    </w:p>
+    <w:p>
+      <w:r>
+        <w:rPr>
+          <w:b/>
+          <w:color w:val="4672C4"/>
+          <w:sz w:val="22"/>
+        </w:rPr>
+        <w:t>&gt;&gt; Section11 - Caracteristiques logement</w:t>
+      </w:r>
+    </w:p>
+    <w:p>
+      <w:pPr>
+        <w:ind w:left="283"/>
+      </w:pPr>
+      <w:r>
+        <w:rPr>
+          <w:sz w:val="20"/>
+        </w:rPr>
+        <w:t>- Avertissement!! Le temps cela prend au ménage (en minutes) pour s’approvisionner (acheter/ramasser) cette source d’énergie semble élevé ou égal à 0, prière de corriger ou confirmer avec le QG.  Le ménage évacue excréments dans Trou dans la parecelle et semble exister dans les modalités, prière de prendre attache avec le QG pour plus d'explication afin de la classer bien.</w:t>
+      </w:r>
+    </w:p>
+    <w:p>
+      <w:r>
+        <w:rPr>
+          <w:b/>
+          <w:color w:val="4672C4"/>
+          <w:sz w:val="22"/>
+        </w:rPr>
+        <w:t>&gt;&gt; Section16a - Champs et parcelles</w:t>
+      </w:r>
+    </w:p>
+    <w:p>
+      <w:pPr>
+        <w:ind w:left="283"/>
+      </w:pPr>
+      <w:r>
+        <w:rPr>
+          <w:sz w:val="20"/>
+        </w:rPr>
+        <w:t xml:space="preserve">- La superficie de la parcelle CHAMPS D'ARACHIDE selon les mesures GPS est de 2 hectare et celle donnée par l'exploitant est de 2 qui sont identique, comment cela pourrait-il se faire prière de corriger. </w:t>
+        <w:br/>
+        <w:t>- La superficie de la parcelle CHAMPS DE MAIS selon les mesures GPS est de 184.02 hectare qui semble élevé ou faible, prière de corriger.</w:t>
+      </w:r>
+    </w:p>
+    <w:p>
+      <w:r>
+        <w:rPr>
+          <w:b/>
+          <w:color w:val="4672C4"/>
+          <w:sz w:val="22"/>
+        </w:rPr>
+        <w:t>&gt;&gt; Section16b - Couts des intrants agricoles</w:t>
+      </w:r>
+    </w:p>
+    <w:p>
+      <w:pPr>
+        <w:ind w:left="283"/>
+      </w:pPr>
+      <w:r>
+        <w:rPr>
+          <w:sz w:val="20"/>
+        </w:rPr>
+        <w:t>- Quantité totale de [INTRANT] utilisée trop élevé, veuillez vérifier.</w:t>
+      </w:r>
+    </w:p>
+    <w:p>
+      <w:r>
+        <w:rPr>
+          <w:b/>
+          <w:color w:val="4672C4"/>
+          <w:sz w:val="22"/>
+        </w:rPr>
+        <w:t>&gt;&gt; Section16c - Cultures</w:t>
+      </w:r>
+    </w:p>
+    <w:p>
+      <w:pPr>
+        <w:ind w:left="283"/>
+      </w:pPr>
+      <w:r>
+        <w:rPr>
+          <w:sz w:val="20"/>
+        </w:rPr>
+        <w:t>- La quantité estimée en Kg est incorrecte (Exemple : si le ménage a eu 10 sacs de 100kg = 10*100=1000kg), prière de corriger merci.</w:t>
+      </w:r>
+    </w:p>
+    <w:p>
+      <w:r>
+        <w:t>________________________________________________________________________________</w:t>
+      </w:r>
+    </w:p>
+    <w:p>
+      <w:pPr>
+        <w:pStyle w:val="Heading2"/>
+      </w:pPr>
+      <w:r>
+        <w:t>Menage 9</w:t>
+      </w:r>
+    </w:p>
+    <w:tbl>
+      <w:tblPr>
+        <w:tblStyle w:val="TableGrid"/>
+        <w:tblW w:type="auto" w:w="0"/>
+        <w:tblLook w:firstColumn="1" w:firstRow="1" w:lastColumn="0" w:lastRow="0" w:noHBand="0" w:noVBand="1" w:val="04A0"/>
+      </w:tblPr>
+      <w:tblGrid>
+        <w:gridCol w:w="1662"/>
+        <w:gridCol w:w="1662"/>
+        <w:gridCol w:w="1662"/>
+        <w:gridCol w:w="1662"/>
+        <w:gridCol w:w="1662"/>
+        <w:gridCol w:w="1662"/>
+      </w:tblGrid>
+      <w:tr>
+        <w:tc>
+          <w:tcPr>
+            <w:tcW w:type="dxa" w:w="1662"/>
+            <w:shd w:fill="5B9BD5"/>
+          </w:tcPr>
+          <w:p>
+            <w:r>
+              <w:rPr>
+                <w:b/>
+                <w:color w:val="FFFFFF"/>
+                <w:sz w:val="16"/>
+              </w:rPr>
+              <w:t>Interview Key</w:t>
+            </w:r>
+          </w:p>
+        </w:tc>
+        <w:tc>
+          <w:tcPr>
+            <w:tcW w:type="dxa" w:w="1662"/>
+            <w:shd w:fill="5B9BD5"/>
+          </w:tcPr>
+          <w:p>
+            <w:r>
+              <w:rPr>
+                <w:b/>
+                <w:color w:val="FFFFFF"/>
+                <w:sz w:val="16"/>
+              </w:rPr>
+              <w:t>Interview ID</w:t>
+            </w:r>
+          </w:p>
+        </w:tc>
+        <w:tc>
+          <w:tcPr>
+            <w:tcW w:type="dxa" w:w="1662"/>
+            <w:shd w:fill="5B9BD5"/>
+          </w:tcPr>
+          <w:p>
+            <w:r>
+              <w:rPr>
+                <w:b/>
+                <w:color w:val="FFFFFF"/>
+                <w:sz w:val="16"/>
+              </w:rPr>
+              <w:t>ID Agent</w:t>
+            </w:r>
+          </w:p>
+        </w:tc>
+        <w:tc>
+          <w:tcPr>
+            <w:tcW w:type="dxa" w:w="1662"/>
+            <w:shd w:fill="5B9BD5"/>
+          </w:tcPr>
+          <w:p>
+            <w:r>
+              <w:rPr>
+                <w:b/>
+                <w:color w:val="FFFFFF"/>
+                <w:sz w:val="16"/>
+              </w:rPr>
+              <w:t>ID Equipe</w:t>
+            </w:r>
+          </w:p>
+        </w:tc>
+        <w:tc>
+          <w:tcPr>
+            <w:tcW w:type="dxa" w:w="1662"/>
+            <w:shd w:fill="5B9BD5"/>
+          </w:tcPr>
+          <w:p>
+            <w:r>
+              <w:rPr>
+                <w:b/>
+                <w:color w:val="FFFFFF"/>
+                <w:sz w:val="16"/>
+              </w:rPr>
+              <w:t>Agent</w:t>
+            </w:r>
+          </w:p>
+        </w:tc>
+        <w:tc>
+          <w:tcPr>
+            <w:tcW w:type="dxa" w:w="1662"/>
+            <w:shd w:fill="5B9BD5"/>
+          </w:tcPr>
+          <w:p>
+            <w:r>
+              <w:rPr>
+                <w:b/>
+                <w:color w:val="FFFFFF"/>
+                <w:sz w:val="16"/>
+              </w:rPr>
+              <w:t>Chef d'equipe</w:t>
+            </w:r>
+          </w:p>
+        </w:tc>
+      </w:tr>
+      <w:tr>
+        <w:tc>
+          <w:tcPr>
+            <w:tcW w:type="dxa" w:w="1662"/>
+          </w:tcPr>
+          <w:p>
+            <w:r>
+              <w:rPr>
+                <w:sz w:val="14"/>
+              </w:rPr>
+              <w:t>28-91-15-76</w:t>
+            </w:r>
+          </w:p>
+        </w:tc>
+        <w:tc>
+          <w:tcPr>
+            <w:tcW w:type="dxa" w:w="1662"/>
+          </w:tcPr>
+          <w:p>
+            <w:r>
+              <w:rPr>
+                <w:sz w:val="14"/>
+              </w:rPr>
+              <w:t>1c6ab31368f541aeba194155b88cc5dc</w:t>
+            </w:r>
+          </w:p>
+        </w:tc>
+        <w:tc>
+          <w:tcPr>
+            <w:tcW w:type="dxa" w:w="1662"/>
+          </w:tcPr>
+          <w:p>
+            <w:r>
+              <w:rPr>
+                <w:sz w:val="14"/>
+              </w:rPr>
+              <w:t>EQ34_enq2</w:t>
+            </w:r>
+          </w:p>
+        </w:tc>
+        <w:tc>
+          <w:tcPr>
+            <w:tcW w:type="dxa" w:w="1662"/>
+          </w:tcPr>
+          <w:p>
+            <w:r>
+              <w:rPr>
+                <w:sz w:val="14"/>
+              </w:rPr>
+              <w:t>Equipe34</w:t>
+            </w:r>
+          </w:p>
+        </w:tc>
+        <w:tc>
+          <w:tcPr>
+            <w:tcW w:type="dxa" w:w="1662"/>
+          </w:tcPr>
+          <w:p>
+            <w:r>
+              <w:rPr>
+                <w:sz w:val="14"/>
+              </w:rPr>
+              <w:t>Saliou NDIAYE</w:t>
+            </w:r>
+          </w:p>
+        </w:tc>
+        <w:tc>
+          <w:tcPr>
+            <w:tcW w:type="dxa" w:w="1662"/>
+          </w:tcPr>
+          <w:p>
+            <w:r>
+              <w:rPr>
+                <w:sz w:val="14"/>
+              </w:rPr>
+              <w:t>Rokhaya NGOM</w:t>
+            </w:r>
+          </w:p>
+        </w:tc>
+      </w:tr>
+    </w:tbl>
+    <w:p/>
+    <w:tbl>
+      <w:tblPr>
+        <w:tblStyle w:val="TableGrid"/>
+        <w:tblW w:type="auto" w:w="0"/>
+        <w:tblLook w:firstColumn="1" w:firstRow="1" w:lastColumn="0" w:lastRow="0" w:noHBand="0" w:noVBand="1" w:val="04A0"/>
+      </w:tblPr>
+      <w:tblGrid>
+        <w:gridCol w:w="3324"/>
+        <w:gridCol w:w="3324"/>
+        <w:gridCol w:w="3324"/>
+      </w:tblGrid>
+      <w:tr>
+        <w:tc>
+          <w:tcPr>
+            <w:tcW w:type="dxa" w:w="3324"/>
+            <w:shd w:fill="70AD47"/>
+          </w:tcPr>
+          <w:p>
+            <w:r>
+              <w:rPr>
+                <w:b/>
+                <w:color w:val="FFFFFF"/>
+                <w:sz w:val="18"/>
+              </w:rPr>
+              <w:t>Chef de Menage</w:t>
+            </w:r>
+          </w:p>
+        </w:tc>
+        <w:tc>
+          <w:tcPr>
+            <w:tcW w:type="dxa" w:w="3324"/>
+            <w:shd w:fill="70AD47"/>
+          </w:tcPr>
+          <w:p>
+            <w:r>
+              <w:rPr>
+                <w:b/>
+                <w:color w:val="FFFFFF"/>
+                <w:sz w:val="18"/>
+              </w:rPr>
+              <w:t>Quartier/Village (s00q05)</w:t>
+            </w:r>
+          </w:p>
+        </w:tc>
+        <w:tc>
+          <w:tcPr>
+            <w:tcW w:type="dxa" w:w="3324"/>
+            <w:shd w:fill="70AD47"/>
+          </w:tcPr>
+          <w:p>
+            <w:r>
+              <w:rPr>
+                <w:b/>
+                <w:color w:val="FFFFFF"/>
+                <w:sz w:val="18"/>
+              </w:rPr>
+              <w:t>Localisation GPS</w:t>
+            </w:r>
+          </w:p>
+        </w:tc>
+      </w:tr>
+      <w:tr>
+        <w:tc>
+          <w:tcPr>
+            <w:tcW w:type="dxa" w:w="3324"/>
+          </w:tcPr>
+          <w:p>
+            <w:r>
+              <w:rPr>
+                <w:sz w:val="18"/>
+              </w:rPr>
+              <w:t>BOUBACAR SOW</w:t>
+            </w:r>
+          </w:p>
+        </w:tc>
+        <w:tc>
+          <w:tcPr>
+            <w:tcW w:type="dxa" w:w="3324"/>
+          </w:tcPr>
+          <w:p>
+            <w:r>
+              <w:rPr>
+                <w:sz w:val="18"/>
+              </w:rPr>
+              <w:t>N/A</w:t>
+            </w:r>
+          </w:p>
+        </w:tc>
+        <w:tc>
+          <w:tcPr>
+            <w:tcW w:type="dxa" w:w="3324"/>
+          </w:tcPr>
+          <w:p>
+            <w:r/>
+            <w:hyperlink r:id="rId14">
+              <w:r>
+                <w:rPr>
+                  <w:color w:val="0563C1"/>
+                  <w:u w:val="single"/>
+                </w:rPr>
+                <w:t>H4 DJIDA LEMOU DJIMA LAMINE BA</w:t>
+              </w:r>
+            </w:hyperlink>
+          </w:p>
+        </w:tc>
+      </w:tr>
+    </w:tbl>
+    <w:p/>
+    <w:p>
+      <w:r>
+        <w:rPr>
+          <w:b/>
+          <w:color w:val="4672C4"/>
+          <w:sz w:val="22"/>
+        </w:rPr>
+        <w:t>&gt;&gt; Section1 - Caracteristiques des membres</w:t>
+      </w:r>
+    </w:p>
+    <w:p>
+      <w:pPr>
+        <w:ind w:left="283"/>
+      </w:pPr>
+      <w:r>
+        <w:rPr>
+          <w:sz w:val="20"/>
+        </w:rPr>
+        <w:t xml:space="preserve">- La catégorie socioprofessionnelle de la mère biologique de  Adama sow n'est pas coherente avec les réponses des questions s01q35 et s01q36, prière de corriger ou de confirmer cette informations avec le QG. </w:t>
+        <w:br/>
+        <w:t xml:space="preserve">- La catégorie socioprofessionnelle de la mère biologique de  Ahmed  sow n'est pas coherente avec les réponses des questions s01q35 et s01q36, prière de corriger ou de confirmer cette informations avec le QG. </w:t>
+        <w:br/>
+        <w:t xml:space="preserve">- La catégorie socioprofessionnelle de la mère biologique de  Aliou sow n'est pas coherente avec les réponses des questions s01q35 et s01q36, prière de corriger ou de confirmer cette informations avec le QG. </w:t>
+        <w:br/>
+        <w:t xml:space="preserve">- La catégorie socioprofessionnelle de la mère biologique de  Amadou sow n'est pas coherente avec les réponses des questions s01q35 et s01q36, prière de corriger ou de confirmer cette informations avec le QG. </w:t>
+        <w:br/>
+        <w:t xml:space="preserve">- La catégorie socioprofessionnelle de la mère biologique de  Aminata sow n'est pas coherente avec les réponses des questions s01q35 et s01q36, prière de corriger ou de confirmer cette informations avec le QG. </w:t>
+        <w:br/>
+        <w:t xml:space="preserve">- La catégorie socioprofessionnelle de la mère biologique de  Amy ba n'est pas coherente avec les réponses des questions s01q35 et s01q36, prière de corriger ou de confirmer cette informations avec le QG. Incoherence! Amy ba dispose d'un téléphone portable à s01q39, donc la raison évoquée ne peut pas être (ne dispose pas d'appareil). </w:t>
+        <w:br/>
+        <w:t xml:space="preserve">- La catégorie socioprofessionnelle de la mère biologique de  BOUBACAR SOW n'est pas coherente avec les réponses des questions s01q35 et s01q36, prière de corriger ou de confirmer cette informations avec le QG. </w:t>
+        <w:br/>
+        <w:t xml:space="preserve">- La catégorie socioprofessionnelle de la mère biologique de  Bely sow n'est pas coherente avec les réponses des questions s01q35 et s01q36, prière de corriger ou de confirmer cette informations avec le QG. </w:t>
+        <w:br/>
+        <w:t xml:space="preserve">- La catégorie socioprofessionnelle de la mère biologique de  Codé sow n'est pas coherente avec les réponses des questions s01q35 et s01q36, prière de corriger ou de confirmer cette informations avec le QG. </w:t>
+        <w:br/>
+        <w:t xml:space="preserve">- La catégorie socioprofessionnelle de la mère biologique de  Djiby sow n'est pas coherente avec les réponses des questions s01q35 et s01q36, prière de corriger ou de confirmer cette informations avec le QG. </w:t>
+        <w:br/>
+        <w:t xml:space="preserve">- La catégorie socioprofessionnelle de la mère biologique de  Fatoumata  sow n'est pas coherente avec les réponses des questions s01q35 et s01q36, prière de corriger ou de confirmer cette informations avec le QG. </w:t>
+        <w:br/>
+        <w:t xml:space="preserve">- La catégorie socioprofessionnelle de la mère biologique de  Harouna sow n'est pas coherente avec les réponses des questions s01q35 et s01q36, prière de corriger ou de confirmer cette informations avec le QG. </w:t>
+        <w:br/>
+        <w:t xml:space="preserve">- La catégorie socioprofessionnelle de la mère biologique de  Mamadou sow n'est pas coherente avec les réponses des questions s01q35 et s01q36, prière de corriger ou de confirmer cette informations avec le QG. </w:t>
+        <w:br/>
+        <w:t xml:space="preserve">- La catégorie socioprofessionnelle de la mère biologique de  Mbaye sow n'est pas coherente avec les réponses des questions s01q35 et s01q36, prière de corriger ou de confirmer cette informations avec le QG. </w:t>
+        <w:br/>
+        <w:t xml:space="preserve">- La catégorie socioprofessionnelle de la mère biologique de  Omar sow n'est pas coherente avec les réponses des questions s01q35 et s01q36, prière de corriger ou de confirmer cette informations avec le QG. </w:t>
+        <w:br/>
+        <w:t xml:space="preserve">- La catégorie socioprofessionnelle de la mère biologique de  Oumou ndiaye n'est pas coherente avec les réponses des questions s01q35 et s01q36, prière de corriger ou de confirmer cette informations avec le QG. Incoherence! Oumou ndiaye dispose d'un téléphone portable à s01q39, donc la raison évoquée ne peut pas être (ne dispose pas d'appareil). </w:t>
+        <w:br/>
+        <w:t xml:space="preserve">- La catégorie socioprofessionnelle de la mère biologique de  Penda  Ba n'est pas coherente avec les réponses des questions s01q35 et s01q36, prière de corriger ou de confirmer cette informations avec le QG. </w:t>
+        <w:br/>
+        <w:t xml:space="preserve">- La catégorie socioprofessionnelle de la mère biologique de  Penda sow n'est pas coherente avec les réponses des questions s01q35 et s01q36, prière de corriger ou de confirmer cette informations avec le QG. </w:t>
+        <w:br/>
+        <w:t xml:space="preserve">- La catégorie socioprofessionnelle de la mère biologique de  ibrahima sow n'est pas coherente avec les réponses des questions s01q35 et s01q36, prière de corriger ou de confirmer cette informations avec le QG. </w:t>
+        <w:br/>
+        <w:t xml:space="preserve">- La catégorie socioprofessionnelle de la mère biologique de  ismaila sow n'est pas coherente avec les réponses des questions s01q35 et s01q36, prière de corriger ou de confirmer cette informations avec le QG. </w:t>
+        <w:br/>
+        <w:t>- La catégorie socioprofessionnelle de la mère biologique de  yousoupha sow n'est pas coherente avec les réponses des questions s01q35 et s01q36, prière de corriger ou de confirmer cette informations avec le QG.</w:t>
+      </w:r>
+    </w:p>
+    <w:p>
+      <w:r>
+        <w:rPr>
+          <w:b/>
+          <w:color w:val="4672C4"/>
+          <w:sz w:val="22"/>
+        </w:rPr>
+        <w:t>&gt;&gt; Section2 - Education</w:t>
+      </w:r>
+    </w:p>
+    <w:p>
+      <w:pPr>
+        <w:ind w:left="283"/>
+      </w:pPr>
+      <w:r>
+        <w:rPr>
+          <w:sz w:val="20"/>
+        </w:rPr>
+        <w:t xml:space="preserve">- Peu probable! Aliou sow  n'arrive pas  à comprendre un petit texte lu dans une langue locale (s02q03). Veuillez corriger ou donner des explications au QG. Peu probable! Aliou sow  ne sait ni lire, ni écrire, ni comprendre dans aucune des langues  (s02q01,s02q02,s02q03). Veuillez corriger ou donner des explications au QG. </w:t>
+        <w:br/>
+        <w:t xml:space="preserve">- Peu probable! Amy ba  n'arrive pas  à comprendre un petit texte lu dans une langue locale (s02q03). Veuillez corriger ou donner des explications au QG. </w:t>
+        <w:br/>
+        <w:t xml:space="preserve">- Peu probable! BOUBACAR SOW  n'arrive pas  à comprendre un petit texte lu dans une langue locale (s02q03). Veuillez corriger ou donner des explications au QG. </w:t>
+        <w:br/>
+        <w:t xml:space="preserve">- Peu probable! Codé sow  n'arrive pas  à comprendre un petit texte lu dans une langue locale (s02q03). Veuillez corriger ou donner des explications au QG. </w:t>
+        <w:br/>
+        <w:t xml:space="preserve">- Peu probable! Mamadou sow  n'arrive pas  à comprendre un petit texte lu dans une langue locale (s02q03). Veuillez corriger ou donner des explications au QG. </w:t>
+        <w:br/>
+        <w:t xml:space="preserve">- Peu probable! Oumou ndiaye  n'arrive pas  à comprendre un petit texte lu dans une langue locale (s02q03). Veuillez corriger ou donner des explications au QG. </w:t>
+        <w:br/>
+        <w:t xml:space="preserve">- Peu probable! Penda  Ba  n'arrive pas  à comprendre un petit texte lu dans une langue locale (s02q03). Veuillez corriger ou donner des explications au QG. </w:t>
+        <w:br/>
+        <w:t xml:space="preserve">- Peu probable! Penda sow  n'arrive pas  à comprendre un petit texte lu dans une langue locale (s02q03). Veuillez corriger ou donner des explications au QG. </w:t>
+        <w:br/>
+        <w:t>- Peu probable! yousoupha sow  n'arrive pas  à comprendre un petit texte lu dans une langue locale (s02q03). Veuillez corriger ou donner des explications au QG. Peu probable! yousoupha sow  ne sait ni lire, ni écrire, ni comprendre dans aucune des langues  (s02q01,s02q02,s02q03). Veuillez corriger ou donner des explications au QG.</w:t>
+      </w:r>
+    </w:p>
+    <w:p>
+      <w:r>
+        <w:rPr>
+          <w:b/>
+          <w:color w:val="4672C4"/>
+          <w:sz w:val="22"/>
+        </w:rPr>
+        <w:t>&gt;&gt; Section3 - Sante</w:t>
+      </w:r>
+    </w:p>
+    <w:p>
+      <w:pPr>
+        <w:ind w:left="283"/>
+      </w:pPr>
+      <w:r>
+        <w:rPr>
+          <w:sz w:val="20"/>
+        </w:rPr>
+        <w:t xml:space="preserve">- Le montant(4000 FCFA) des dépenses liées à l'accouchement de Amy ba est faible ou élevé, prière de corriger. Le montant(500 FCFA) des dépenses pour chaque visite prénatale de Amy ba semble faible (voir nul) ou élevé, prière de corriger. Le moyen principal que [NOM] utilise pour se protéger des piqûres de moustiques en dehors de la moustiquaire est mountega et semble exister dans les modalités, prière de prendre attache avec le QG pour plus d'explication afin de la classer bien. </w:t>
+        <w:br/>
+        <w:t xml:space="preserve">- Le moyen principal que [NOM] utilise pour se protéger des piqûres de moustiques en dehors de la moustiquaire est mountega et semble exister dans les modalités, prière de prendre attache avec le QG pour plus d'explication afin de la classer bien. </w:t>
+        <w:br/>
+        <w:t xml:space="preserve">- Le moyen principal que [NOM] utilise pour se protéger des piqûres de moustiques en dehors de la moustiquaire est mountega et semble exister dans les modalités, prière de prendre attache avec le QG pour plus d'explication afin de la classer bien. </w:t>
+        <w:br/>
+        <w:t xml:space="preserve">- Le moyen principal que [NOM] utilise pour se protéger des piqûres de moustiques en dehors de la moustiquaire est mountega et semble exister dans les modalités, prière de prendre attache avec le QG pour plus d'explication afin de la classer bien. </w:t>
+        <w:br/>
+        <w:t xml:space="preserve">- Le moyen principal que [NOM] utilise pour se protéger des piqûres de moustiques en dehors de la moustiquaire est mountega et semble exister dans les modalités, prière de prendre attache avec le QG pour plus d'explication afin de la classer bien. </w:t>
+        <w:br/>
+        <w:t xml:space="preserve">- Le moyen principal que [NOM] utilise pour se protéger des piqûres de moustiques en dehors de la moustiquaire est mountega et semble exister dans les modalités, prière de prendre attache avec le QG pour plus d'explication afin de la classer bien. </w:t>
+        <w:br/>
+        <w:t xml:space="preserve">- Le moyen principal que [NOM] utilise pour se protéger des piqûres de moustiques en dehors de la moustiquaire est mountega et semble exister dans les modalités, prière de prendre attache avec le QG pour plus d'explication afin de la classer bien. </w:t>
+        <w:br/>
+        <w:t xml:space="preserve">- Le moyen principal que [NOM] utilise pour se protéger des piqûres de moustiques en dehors de la moustiquaire est mountega et semble exister dans les modalités, prière de prendre attache avec le QG pour plus d'explication afin de la classer bien. </w:t>
+        <w:br/>
+        <w:t xml:space="preserve">- Le moyen principal que [NOM] utilise pour se protéger des piqûres de moustiques en dehors de la moustiquaire est mountega et semble exister dans les modalités, prière de prendre attache avec le QG pour plus d'explication afin de la classer bien. </w:t>
+        <w:br/>
+        <w:t xml:space="preserve">- Le moyen principal que [NOM] utilise pour se protéger des piqûres de moustiques en dehors de la moustiquaire est mountega et semble exister dans les modalités, prière de prendre attache avec le QG pour plus d'explication afin de la classer bien. </w:t>
+        <w:br/>
+        <w:t>- Le moyen principal que [NOM] utilise pour se protéger des piqûres de moustiques en dehors de la moustiquaire est mountega et semble exister dans les modalités, prière de prendre attache avec le QG pour plus d'explication afin de la classer bien.</w:t>
+      </w:r>
+    </w:p>
+    <w:p>
+      <w:r>
+        <w:rPr>
+          <w:b/>
+          <w:color w:val="4672C4"/>
+          <w:sz w:val="22"/>
+        </w:rPr>
+        <w:t>&gt;&gt; Section4a - Emploi</w:t>
+      </w:r>
+    </w:p>
+    <w:p>
+      <w:pPr>
+        <w:ind w:left="283"/>
+      </w:pPr>
+      <w:r>
+        <w:rPr>
+          <w:sz w:val="20"/>
+        </w:rPr>
+        <w:t>- Avertissement! Penda  Ba n'a consacré aucune heure pour aucun des travaux du ménage, prière de regarder les réponses prises dans les questions (s04q01 s04q02 s04q03 s04q04 s04q05 s04q06 s04q07 s04q08). Avertissement! Penda  Ba a comme branche d'activité(Agriculture, élévage, pêche) et s'est déclaré en s04q23 comme salarié.Prière de corriger ou confirmer avec le QG. Avertissement! Penda  Ba travaille principalement dans l'agriculture ou élevage ou pêche et le secteur institutionnel déclaré semble  incohérent, prière de corriger ou confirmer avec le QG.</w:t>
+      </w:r>
+    </w:p>
+    <w:p>
+      <w:r>
+        <w:rPr>
+          <w:b/>
+          <w:color w:val="4672C4"/>
+          <w:sz w:val="22"/>
+        </w:rPr>
+        <w:t>&gt;&gt; Section4b - Emploi - Activite principale</w:t>
+      </w:r>
+    </w:p>
+    <w:p>
+      <w:pPr>
+        <w:ind w:left="283"/>
+      </w:pPr>
+      <w:r>
+        <w:rPr>
+          <w:sz w:val="20"/>
+        </w:rPr>
+        <w:t>- Prière de changer la branche d'activité de Amy ba, les agriculteurs dont leurs cultures est principalement destiné à la consommation du ménage sont des (Agriculteurs, subsistances) et ceux qui le font avec l'élevage sont des (Agriculteurs et eleveurs, subsistances)</w:t>
+        <w:br/>
+        <w:t>- Prière de changer la branche d'activité de BOUBACAR SOW, les agriculteurs dont leurs cultures est principalement destiné à la consommation du ménage sont des (Agriculteurs, subsistances) et ceux qui le font avec l'élevage sont des (Agriculteurs et eleveurs, subsistances)</w:t>
+        <w:br/>
+        <w:t>- Prière de changer la branche d'activité de Oumou ndiaye, les agriculteurs dont leurs cultures est principalement destiné à la consommation du ménage sont des (Agriculteurs, subsistances) et ceux qui le font avec l'élevage sont des (Agriculteurs et eleveurs, subsistances)</w:t>
+        <w:br/>
+        <w:t>- Prière de changer la branche d'activité de Penda sow, les agriculteurs dont leurs cultures est principalement destiné à la consommation du ménage sont des (Agriculteurs, subsistances) et ceux qui le font avec l'élevage sont des (Agriculteurs et eleveurs, subsistances) Penda sow est un agriculteur dans un milieu rural donc il travaille principalement  pour son propre compte ou contribue à une entreprise familiale, prière de regarder la question s04q46.  Incohérence! Penda sow  evolue dans l'agriculture mais est  considéré comme salarié ou stagiaire/apprenti non renuméré, prière de revoir la question s04q46 et corriger. Avertissement!! Le montant de Penda sow semble trop faible pour un salaire net gagné par ans. Veuillez, s'il vous plaît, confirmer cette information avec le QG ou la corriger.</w:t>
+      </w:r>
+    </w:p>
+    <w:p>
+      <w:r>
+        <w:rPr>
+          <w:b/>
+          <w:color w:val="4672C4"/>
+          <w:sz w:val="22"/>
+        </w:rPr>
+        <w:t>&gt;&gt; Section4c - Emploi - Activite secondaire</w:t>
+      </w:r>
+    </w:p>
+    <w:p>
+      <w:pPr>
+        <w:ind w:left="283"/>
+      </w:pPr>
+      <w:r>
+        <w:rPr>
+          <w:sz w:val="20"/>
+        </w:rPr>
+        <w:t>- Attention ! Le nombre de jours que BOUBACAR SOW a travaillés par mois semble être inférieur à 15. Veuillez, s'il vous plaît, confirmer cette information.</w:t>
+      </w:r>
+    </w:p>
+    <w:p>
+      <w:r>
+        <w:rPr>
+          <w:b/>
+          <w:color w:val="4672C4"/>
+          <w:sz w:val="22"/>
+        </w:rPr>
+        <w:t>&gt;&gt; Section7a1 - Repas pris a l'exterieur du menage</w:t>
+      </w:r>
+    </w:p>
+    <w:p>
+      <w:pPr>
+        <w:ind w:left="283"/>
+      </w:pPr>
+      <w:r>
+        <w:rPr>
+          <w:sz w:val="20"/>
+        </w:rPr>
+        <w:t>- Attention ! La somme des repas pris à l'extérieur pour l'ensemble du ménage et pour les membres du ménage est identique, êtes-vous sûr de ne pas avoir reconduit les mêmes informations? Prière de vérifier et corriger ou de confirmer avec le QG.</w:t>
+      </w:r>
+    </w:p>
+    <w:p>
+      <w:r>
+        <w:rPr>
+          <w:b/>
+          <w:color w:val="4672C4"/>
+          <w:sz w:val="22"/>
+        </w:rPr>
+        <w:t>&gt;&gt; Section7b - Consommation alimentaire - 7 jours</w:t>
+      </w:r>
+    </w:p>
+    <w:p>
+      <w:pPr>
+        <w:ind w:left="283"/>
+      </w:pPr>
+      <w:r>
+        <w:rPr>
+          <w:sz w:val="20"/>
+        </w:rPr>
+        <w:t>- Attention ! Le prix unitaire d'achat (100 Fcfa) de Macaroni en Sachets (Moyen) est relativement faible par rapport aux autres prix observés dans cette zone. Prière de corriger ou de confirmer avec le QG. Attention ! Le prix unitaire d'achat (1000 Fcfa) de Capitaine frais en Kg (taille unique) est relativement élevé par rapport aux autres prix observés dans cette zone. Prière de corriger ou de confirmer avec le QG. Avertissement!! le prix unitaire (100 Fcfa) de Thé en sachet (unité: Sachets) de taille Petit est très faible ou élevé. Prière de corriger ou de confirmer avec le QG. Avertissement!!! Le ménage a consommé 17.5 Litre taille unique de Lait frais de vache, cette quantité semble anormale pour une consommation des 7 derniers jours.Prière de corriger ou de confirmer avec le QG. Avertissement!!! Le ménage a consommé 5 Cuillère Moyen de Pâte d'arachide, cette quantité semble anormale pour une consommation des 7 derniers jours. Etes vous sur d'avoir selectionner la bonne unitée ? prière de verifier et corriger.</w:t>
+      </w:r>
+    </w:p>
+    <w:p>
+      <w:r>
+        <w:rPr>
+          <w:b/>
+          <w:color w:val="4672C4"/>
+          <w:sz w:val="22"/>
+        </w:rPr>
+        <w:t>&gt;&gt; Section10b - caracteristiques entreprise non agricole</w:t>
+      </w:r>
+    </w:p>
+    <w:p>
+      <w:pPr>
+        <w:ind w:left="283"/>
+      </w:pPr>
+      <w:r>
+        <w:rPr>
+          <w:sz w:val="20"/>
+        </w:rPr>
+        <w:t>- Le montant dépensé de L'entreprise vente de produits pour l'achat de ces marchandises revendues en état, sans transformation ne peut être supérieur aux montants obtenus sur la revente de marchandises achetées et revendues en état au cours des 30 derniers jours ou durant le dernier mois où l'entreprise a fonctionné (s10q47 &gt; s10q46), prière de corriger.</w:t>
+      </w:r>
+    </w:p>
+    <w:p>
+      <w:r>
+        <w:rPr>
+          <w:b/>
+          <w:color w:val="4672C4"/>
+          <w:sz w:val="22"/>
+        </w:rPr>
+        <w:t>&gt;&gt; Section11 - Caracteristiques logement</w:t>
+      </w:r>
+    </w:p>
+    <w:p>
+      <w:pPr>
+        <w:ind w:left="283"/>
+      </w:pPr>
+      <w:r>
+        <w:rPr>
+          <w:sz w:val="20"/>
+        </w:rPr>
+        <w:t>- Le temps mis (en heure et en minute) pour s'approvisionner en eau de boisson une fois à la source est  5 fois plus élevé que le temps mis (en minutes) pour se rendre à la principale source d'approvisionnement en eau de boisson, prière de corriger.</w:t>
+      </w:r>
+    </w:p>
+    <w:p>
+      <w:r>
+        <w:rPr>
+          <w:b/>
+          <w:color w:val="4672C4"/>
+          <w:sz w:val="22"/>
+        </w:rPr>
+        <w:t>&gt;&gt; Section16a - Champs et parcelles</w:t>
+      </w:r>
+    </w:p>
+    <w:p>
+      <w:pPr>
+        <w:ind w:left="283"/>
+      </w:pPr>
+      <w:r>
+        <w:rPr>
+          <w:sz w:val="20"/>
+        </w:rPr>
+        <w:t xml:space="preserve">- Avertissement!! La parcelle a comme nom (parcelle 1) qui ne semble pas être un bon nom ou contient des lettres, prière de mettre le vrai nom de la parcelle. La quantité d'utilisation d'urée dans la parcelle parcelle 1 est de 150 Kilogramme et semble élevé, prière de corriger. La quantité d'utilisation de NPK dans la parcelle parcelle 1 est de 150 Kilogramme et semble élevé, prière de corriger. La superficie de la parcelle parcelle 1 selon les mesures GPS est de 9838.26 hectare qui semble élevé ou faible, prière de corriger. Le document légal (titre, acte, certificat etc. ) qui affirme votre possession de la parcelle parcelle 1 est  et semble exister dans les modalités, prière de prendre attache avec le QG pour plus d'explication afin de la classer bien. </w:t>
+        <w:br/>
+        <w:t xml:space="preserve">- Avertissement!! La parcelle a comme nom (parcelle 1) qui ne semble pas être un bon nom ou contient des lettres, prière de mettre le vrai nom de la parcelle. La superficie de la parcelle parcelle 1 selon les mesures GPS est de 10837.93 hectare qui semble élevé ou faible, prière de corriger. Le document légal (titre, acte, certificat etc. ) qui affirme votre possession de la parcelle parcelle 1 est  et semble exister dans les modalités, prière de prendre attache avec le QG pour plus d'explication afin de la classer bien. </w:t>
+        <w:br/>
+        <w:t>- Avertissement!! La parcelle a comme nom (parcelle 1) qui ne semble pas être un bon nom ou contient des lettres, prière de mettre le vrai nom de la parcelle. La superficie de la parcelle parcelle 1 selon les mesures GPS est de 10912.41 hectare qui semble élevé ou faible, prière de corriger. Le document légal (titre, acte, certificat etc. ) qui affirme votre possession de la parcelle parcelle 1 est  et semble exister dans les modalités, prière de prendre attache avec le QG pour plus d'explication afin de la classer bien.</w:t>
+      </w:r>
+    </w:p>
+    <w:p>
+      <w:r>
+        <w:rPr>
+          <w:b/>
+          <w:color w:val="4672C4"/>
+          <w:sz w:val="22"/>
+        </w:rPr>
+        <w:t>&gt;&gt; Section16c - Cultures</w:t>
+      </w:r>
+    </w:p>
+    <w:p>
+      <w:pPr>
+        <w:ind w:left="283"/>
+      </w:pPr>
+      <w:r>
+        <w:rPr>
+          <w:sz w:val="20"/>
+        </w:rPr>
+        <w:t xml:space="preserve">- La quantité estimée en Kg est incorrecte (Exemple : si le ménage a eu 10 sacs de 100kg = 10*100=1000kg), prière de corriger merci. </w:t>
+        <w:br/>
+        <w:t xml:space="preserve">- La quantité estimée en Kg est incorrecte (Exemple : si le ménage a eu 10 sacs de 100kg = 10*100=1000kg), prière de corriger merci. </w:t>
+        <w:br/>
+        <w:t>- La quantité estimée en Kg est incorrecte (Exemple : si le ménage a eu 10 sacs de 100kg = 10*100=1000kg), prière de corriger merci.</w:t>
+      </w:r>
+    </w:p>
+    <w:p>
+      <w:r>
+        <w:rPr>
+          <w:b/>
+          <w:color w:val="4672C4"/>
+          <w:sz w:val="22"/>
+        </w:rPr>
+        <w:t>&gt;&gt; Section19 - Equipements agricoles</w:t>
+      </w:r>
+    </w:p>
+    <w:p>
+      <w:pPr>
+        <w:ind w:left="283"/>
+      </w:pPr>
+      <w:r>
+        <w:rPr>
+          <w:sz w:val="20"/>
+        </w:rPr>
+        <w:t>- Attention ! Fourchette a été revendu à 2000 Fcfa qui est relativement élevé par rapport aux autres prix de revente observés dans cette zone. Prière de corriger ou de confirmer avec le QG.</w:t>
+      </w:r>
+    </w:p>
+    <w:p>
+      <w:r>
+        <w:t>________________________________________________________________________________</w:t>
+      </w:r>
+    </w:p>
+    <w:p>
+      <w:pPr>
+        <w:pStyle w:val="Heading2"/>
+      </w:pPr>
+      <w:r>
+        <w:t>Menage 10</w:t>
+      </w:r>
+    </w:p>
+    <w:tbl>
+      <w:tblPr>
+        <w:tblStyle w:val="TableGrid"/>
+        <w:tblW w:type="auto" w:w="0"/>
+        <w:tblLook w:firstColumn="1" w:firstRow="1" w:lastColumn="0" w:lastRow="0" w:noHBand="0" w:noVBand="1" w:val="04A0"/>
+      </w:tblPr>
+      <w:tblGrid>
+        <w:gridCol w:w="1662"/>
+        <w:gridCol w:w="1662"/>
+        <w:gridCol w:w="1662"/>
+        <w:gridCol w:w="1662"/>
+        <w:gridCol w:w="1662"/>
+        <w:gridCol w:w="1662"/>
+      </w:tblGrid>
+      <w:tr>
+        <w:tc>
+          <w:tcPr>
+            <w:tcW w:type="dxa" w:w="1662"/>
+            <w:shd w:fill="5B9BD5"/>
+          </w:tcPr>
+          <w:p>
+            <w:r>
+              <w:rPr>
+                <w:b/>
+                <w:color w:val="FFFFFF"/>
+                <w:sz w:val="16"/>
+              </w:rPr>
+              <w:t>Interview Key</w:t>
+            </w:r>
+          </w:p>
+        </w:tc>
+        <w:tc>
+          <w:tcPr>
+            <w:tcW w:type="dxa" w:w="1662"/>
+            <w:shd w:fill="5B9BD5"/>
+          </w:tcPr>
+          <w:p>
+            <w:r>
+              <w:rPr>
+                <w:b/>
+                <w:color w:val="FFFFFF"/>
+                <w:sz w:val="16"/>
+              </w:rPr>
+              <w:t>Interview ID</w:t>
+            </w:r>
+          </w:p>
+        </w:tc>
+        <w:tc>
+          <w:tcPr>
+            <w:tcW w:type="dxa" w:w="1662"/>
+            <w:shd w:fill="5B9BD5"/>
+          </w:tcPr>
+          <w:p>
+            <w:r>
+              <w:rPr>
+                <w:b/>
+                <w:color w:val="FFFFFF"/>
+                <w:sz w:val="16"/>
+              </w:rPr>
+              <w:t>ID Agent</w:t>
+            </w:r>
+          </w:p>
+        </w:tc>
+        <w:tc>
+          <w:tcPr>
+            <w:tcW w:type="dxa" w:w="1662"/>
+            <w:shd w:fill="5B9BD5"/>
+          </w:tcPr>
+          <w:p>
+            <w:r>
+              <w:rPr>
+                <w:b/>
+                <w:color w:val="FFFFFF"/>
+                <w:sz w:val="16"/>
+              </w:rPr>
+              <w:t>ID Equipe</w:t>
+            </w:r>
+          </w:p>
+        </w:tc>
+        <w:tc>
+          <w:tcPr>
+            <w:tcW w:type="dxa" w:w="1662"/>
+            <w:shd w:fill="5B9BD5"/>
+          </w:tcPr>
+          <w:p>
+            <w:r>
+              <w:rPr>
+                <w:b/>
+                <w:color w:val="FFFFFF"/>
+                <w:sz w:val="16"/>
+              </w:rPr>
+              <w:t>Agent</w:t>
+            </w:r>
+          </w:p>
+        </w:tc>
+        <w:tc>
+          <w:tcPr>
+            <w:tcW w:type="dxa" w:w="1662"/>
+            <w:shd w:fill="5B9BD5"/>
+          </w:tcPr>
+          <w:p>
+            <w:r>
+              <w:rPr>
+                <w:b/>
+                <w:color w:val="FFFFFF"/>
+                <w:sz w:val="16"/>
+              </w:rPr>
+              <w:t>Chef d'equipe</w:t>
+            </w:r>
+          </w:p>
+        </w:tc>
+      </w:tr>
+      <w:tr>
+        <w:tc>
+          <w:tcPr>
+            <w:tcW w:type="dxa" w:w="1662"/>
+          </w:tcPr>
+          <w:p>
+            <w:r>
+              <w:rPr>
+                <w:sz w:val="14"/>
+              </w:rPr>
+              <w:t>57-07-43-15</w:t>
+            </w:r>
+          </w:p>
+        </w:tc>
+        <w:tc>
+          <w:tcPr>
+            <w:tcW w:type="dxa" w:w="1662"/>
+          </w:tcPr>
+          <w:p>
+            <w:r>
+              <w:rPr>
+                <w:sz w:val="14"/>
+              </w:rPr>
+              <w:t>8cfe201abc154cf39b1cb794003d6fa2</w:t>
+            </w:r>
+          </w:p>
+        </w:tc>
+        <w:tc>
+          <w:tcPr>
+            <w:tcW w:type="dxa" w:w="1662"/>
+          </w:tcPr>
+          <w:p>
+            <w:r>
+              <w:rPr>
+                <w:sz w:val="14"/>
+              </w:rPr>
+              <w:t>EQ34_enq3</w:t>
+            </w:r>
+          </w:p>
+        </w:tc>
+        <w:tc>
+          <w:tcPr>
+            <w:tcW w:type="dxa" w:w="1662"/>
+          </w:tcPr>
+          <w:p>
+            <w:r>
+              <w:rPr>
+                <w:sz w:val="14"/>
+              </w:rPr>
+              <w:t>Equipe34</w:t>
+            </w:r>
+          </w:p>
+        </w:tc>
+        <w:tc>
+          <w:tcPr>
+            <w:tcW w:type="dxa" w:w="1662"/>
+          </w:tcPr>
+          <w:p>
+            <w:r>
+              <w:rPr>
+                <w:sz w:val="14"/>
+              </w:rPr>
+              <w:t>Awa NGOM</w:t>
+            </w:r>
+          </w:p>
+        </w:tc>
+        <w:tc>
+          <w:tcPr>
+            <w:tcW w:type="dxa" w:w="1662"/>
+          </w:tcPr>
+          <w:p>
+            <w:r>
+              <w:rPr>
+                <w:sz w:val="14"/>
+              </w:rPr>
+              <w:t>Rokhaya NGOM</w:t>
+            </w:r>
+          </w:p>
+        </w:tc>
+      </w:tr>
+    </w:tbl>
+    <w:p/>
+    <w:tbl>
+      <w:tblPr>
+        <w:tblStyle w:val="TableGrid"/>
+        <w:tblW w:type="auto" w:w="0"/>
+        <w:tblLook w:firstColumn="1" w:firstRow="1" w:lastColumn="0" w:lastRow="0" w:noHBand="0" w:noVBand="1" w:val="04A0"/>
+      </w:tblPr>
+      <w:tblGrid>
+        <w:gridCol w:w="3324"/>
+        <w:gridCol w:w="3324"/>
+        <w:gridCol w:w="3324"/>
+      </w:tblGrid>
+      <w:tr>
+        <w:tc>
+          <w:tcPr>
+            <w:tcW w:type="dxa" w:w="3324"/>
+            <w:shd w:fill="70AD47"/>
+          </w:tcPr>
+          <w:p>
+            <w:r>
+              <w:rPr>
+                <w:b/>
+                <w:color w:val="FFFFFF"/>
+                <w:sz w:val="18"/>
+              </w:rPr>
+              <w:t>Chef de Menage</w:t>
+            </w:r>
+          </w:p>
+        </w:tc>
+        <w:tc>
+          <w:tcPr>
+            <w:tcW w:type="dxa" w:w="3324"/>
+            <w:shd w:fill="70AD47"/>
+          </w:tcPr>
+          <w:p>
+            <w:r>
+              <w:rPr>
+                <w:b/>
+                <w:color w:val="FFFFFF"/>
+                <w:sz w:val="18"/>
+              </w:rPr>
+              <w:t>Quartier/Village (s00q05)</w:t>
+            </w:r>
+          </w:p>
+        </w:tc>
+        <w:tc>
+          <w:tcPr>
+            <w:tcW w:type="dxa" w:w="3324"/>
+            <w:shd w:fill="70AD47"/>
+          </w:tcPr>
+          <w:p>
+            <w:r>
+              <w:rPr>
+                <w:b/>
+                <w:color w:val="FFFFFF"/>
+                <w:sz w:val="18"/>
+              </w:rPr>
+              <w:t>Localisation GPS</w:t>
+            </w:r>
+          </w:p>
+        </w:tc>
+      </w:tr>
+      <w:tr>
+        <w:tc>
+          <w:tcPr>
+            <w:tcW w:type="dxa" w:w="3324"/>
+          </w:tcPr>
+          <w:p>
+            <w:r>
+              <w:rPr>
+                <w:sz w:val="18"/>
+              </w:rPr>
+              <w:t>SAMBA DIALLO</w:t>
+            </w:r>
+          </w:p>
+        </w:tc>
+        <w:tc>
+          <w:tcPr>
+            <w:tcW w:type="dxa" w:w="3324"/>
+          </w:tcPr>
+          <w:p>
+            <w:r>
+              <w:rPr>
+                <w:sz w:val="18"/>
+              </w:rPr>
+              <w:t>N/A</w:t>
+            </w:r>
+          </w:p>
+        </w:tc>
+        <w:tc>
+          <w:tcPr>
+            <w:tcW w:type="dxa" w:w="3324"/>
+          </w:tcPr>
+          <w:p>
+            <w:r/>
+            <w:hyperlink r:id="rId15">
+              <w:r>
+                <w:rPr>
+                  <w:color w:val="0563C1"/>
+                  <w:u w:val="single"/>
+                </w:rPr>
+                <w:t>H4 DJIDA LEMOU DJIMA LAMINE BA</w:t>
+              </w:r>
+            </w:hyperlink>
+          </w:p>
+        </w:tc>
+      </w:tr>
+    </w:tbl>
+    <w:p/>
+    <w:p>
+      <w:r>
+        <w:rPr>
+          <w:b/>
+          <w:color w:val="4672C4"/>
+          <w:sz w:val="22"/>
+        </w:rPr>
+        <w:t>&gt;&gt; Section0 - Identification et renseignements de controle</w:t>
+      </w:r>
+    </w:p>
+    <w:p>
+      <w:pPr>
+        <w:ind w:left="283"/>
+      </w:pPr>
+      <w:r>
+        <w:rPr>
+          <w:sz w:val="20"/>
+        </w:rPr>
+        <w:t>- Il est obligatoire de prendre les coordonnées Gps avant d'administrer le questionnaire. Prière de prendre les coordonnées GPS.</w:t>
+      </w:r>
+    </w:p>
+    <w:p>
+      <w:r>
+        <w:rPr>
+          <w:b/>
+          <w:color w:val="4672C4"/>
+          <w:sz w:val="22"/>
+        </w:rPr>
+        <w:t>&gt;&gt; Section1 - Caracteristiques des membres</w:t>
+      </w:r>
+    </w:p>
+    <w:p>
+      <w:pPr>
+        <w:ind w:left="283"/>
+      </w:pPr>
+      <w:r>
+        <w:rPr>
+          <w:sz w:val="20"/>
+        </w:rPr>
+        <w:t xml:space="preserve">- La catégorie socioprofessionnelle de la mère biologique de  DIENABA DIALLO n'est pas coherente avec les réponses des questions s01q35 et s01q36, prière de corriger ou de confirmer cette informations avec le QG. </w:t>
+        <w:br/>
+        <w:t xml:space="preserve">- La catégorie socioprofessionnelle de la mère biologique de  MOUSTAPHA DIALLO n'est pas coherente avec les réponses des questions s01q35 et s01q36, prière de corriger ou de confirmer cette informations avec le QG. </w:t>
+        <w:br/>
+        <w:t>- La catégorie socioprofessionnelle de la mère biologique de  OUSMANE DIALLO n'est pas coherente avec les réponses des questions s01q35 et s01q36, prière de corriger ou de confirmer cette informations avec le QG.</w:t>
+      </w:r>
+    </w:p>
+    <w:p>
+      <w:r>
+        <w:rPr>
+          <w:b/>
+          <w:color w:val="4672C4"/>
+          <w:sz w:val="22"/>
+        </w:rPr>
+        <w:t>&gt;&gt; Section2 - Education</w:t>
+      </w:r>
+    </w:p>
+    <w:p>
+      <w:pPr>
+        <w:ind w:left="283"/>
+      </w:pPr>
+      <w:r>
+        <w:rPr>
+          <w:sz w:val="20"/>
+        </w:rPr>
+        <w:t xml:space="preserve">- Peu probable! DIENABA DIALLO  n'arrive pas  à comprendre un petit texte lu dans une langue locale (s02q03). Veuillez corriger ou donner des explications au QG. Peu probable! DIENABA DIALLO  ne sait ni lire, ni écrire, ni comprendre dans aucune des langues  (s02q01,s02q02,s02q03). Veuillez corriger ou donner des explications au QG. Peu plausible DIENABA DIALLO fréquente au minimum le fondamental 1 mais ne sait ni lire ni comprendre la langue française, prière de corriger ou de confirmer avec le QG merci. </w:t>
+        <w:br/>
+        <w:t xml:space="preserve">- Peu probable! MOUSTAPHA DIALLO  n'arrive pas  à comprendre un petit texte lu dans une langue locale (s02q03). Veuillez corriger ou donner des explications au QG. Peu probable! MOUSTAPHA DIALLO  ne sait ni lire, ni écrire, ni comprendre dans aucune des langues  (s02q01,s02q02,s02q03). Veuillez corriger ou donner des explications au QG. </w:t>
+        <w:br/>
+        <w:t>- Peu probable! SAMBA DIALLO  n'arrive pas  à comprendre un petit texte lu dans une langue locale (s02q03). Veuillez corriger ou donner des explications au QG.</w:t>
+      </w:r>
+    </w:p>
+    <w:p>
+      <w:r>
+        <w:rPr>
+          <w:b/>
+          <w:color w:val="4672C4"/>
+          <w:sz w:val="22"/>
+        </w:rPr>
+        <w:t>&gt;&gt; Section4b - Emploi - Activite principale</w:t>
+      </w:r>
+    </w:p>
+    <w:p>
+      <w:pPr>
+        <w:ind w:left="283"/>
+      </w:pPr>
+      <w:r>
+        <w:rPr>
+          <w:sz w:val="20"/>
+        </w:rPr>
+        <w:t>- || Attention ! Le nombre de jours que MARIAMA KA a travaillés par mois semble être inférieur à 15. Veuillez, s'il vous plaît, confirmer cette information.  MARIAMA KA est un agriculteur dans un milieu rural donc il travaille principalement  pour son propre compte ou contribue à une entreprise familiale, prière de regarder la question s04q46.  Incohérence! MARIAMA KA  evolue dans l'agriculture mais est  considéré comme salarié ou stagiaire/apprenti non renuméré, prière de revoir la question s04q46 et corriger. Avertissement!!! MARIAMA KA enquêté dans l'emploi principale n'a pas declaré son salaire prière de fournir plus d'effort pour lui demander son salire, vous pouvez utiliser des stratégies pour faire une estimation ou demander des conseils au QG. Avertissement!!! MARIAMA KA enquêté dans l'emploi principale n'a pas declaré son revenu prière de fournir plus d'effort pour lui demander son revenu, vous pouvez utiliser des stratégies pour faire une estimation ou demander des conseils au QG.</w:t>
+      </w:r>
+    </w:p>
+    <w:p>
+      <w:r>
+        <w:rPr>
+          <w:b/>
+          <w:color w:val="4672C4"/>
+          <w:sz w:val="22"/>
+        </w:rPr>
+        <w:t>&gt;&gt; Section6 - Epargne et credit</w:t>
+      </w:r>
+    </w:p>
+    <w:p>
+      <w:pPr>
+        <w:ind w:left="283"/>
+      </w:pPr>
+      <w:r>
+        <w:rPr>
+          <w:sz w:val="20"/>
+        </w:rPr>
+        <w:t>- Avertissement!!! SAMBA DIALLO a demandé un crédit auprès d'une institution financière au cours des 12 derniers mois, qui a obtenu un crédit auprès d'une de ces institutions au cours des 12 derniers mois dit n'avoir pas beneficer de crédit immobilier. Veuillez vous rassurez réellement que la personne n'a pas affecté de crédit immobilier.</w:t>
+      </w:r>
+    </w:p>
+    <w:p>
+      <w:r>
+        <w:rPr>
+          <w:b/>
+          <w:color w:val="4672C4"/>
+          <w:sz w:val="22"/>
+        </w:rPr>
+        <w:t>&gt;&gt; Section7b - Consommation alimentaire - 7 jours</w:t>
+      </w:r>
+    </w:p>
+    <w:p>
+      <w:pPr>
+        <w:ind w:left="283"/>
+      </w:pPr>
+      <w:r>
+        <w:rPr>
+          <w:sz w:val="20"/>
+        </w:rPr>
+        <w:t>- Avertissement!! le prix unitaire (100 Fcfa) de Thé en sachet (unité: Sachets) de taille Petit est très faible ou élevé. Prière de corriger ou de confirmer avec le QG. Avertissement!!! Le ménage a consommé 10 Sachets Petit de Sucre en poudre , cette quantité semble anormale pour une consommation des 7 derniers jours.Prière de corriger ou de confirmer avec le QG.</w:t>
+      </w:r>
+    </w:p>
+    <w:p>
+      <w:r>
+        <w:rPr>
+          <w:b/>
+          <w:color w:val="4672C4"/>
+          <w:sz w:val="22"/>
+        </w:rPr>
+        <w:t>&gt;&gt; Section9c - Depenses non-alimentaires - 30 jours</w:t>
+      </w:r>
+    </w:p>
+    <w:p>
+      <w:pPr>
+        <w:ind w:left="283"/>
+      </w:pPr>
+      <w:r>
+        <w:rPr>
+          <w:sz w:val="20"/>
+        </w:rPr>
+        <w:t>- La dernière fois que vous avez acheté Bois de chauffe ramassé/coupé (estimer la valeur) est Ramassé et semble exister dans les modalités, prière de prendre attache avec le QG pour plus d'explication afin de la classer bien.</w:t>
+      </w:r>
+    </w:p>
+    <w:p>
+      <w:r>
+        <w:rPr>
+          <w:b/>
+          <w:color w:val="4672C4"/>
+          <w:sz w:val="22"/>
+        </w:rPr>
+        <w:t>&gt;&gt; Section11 - Caracteristiques logement</w:t>
+      </w:r>
+    </w:p>
+    <w:p>
+      <w:pPr>
+        <w:ind w:left="283"/>
+      </w:pPr>
+      <w:r>
+        <w:rPr>
+          <w:sz w:val="20"/>
+        </w:rPr>
+        <w:t>- Avertissement!! Le temps mis (en heure et en minute) pour s'approvisionner en eau de boisson une fois à la source est très élevé, prière de corriger ou confirmer avec le QG. Le temps mis (en heure et en minute) pour s'approvisionner en eau de boisson une fois à la source est  5 fois plus élevé que le temps mis (en minutes) pour se rendre à la principale source d'approvisionnement en eau de boisson, prière de corriger.  Le ménage évacue excréments dans Un trou dans le parecelle et semble exister dans les modalités, prière de prendre attache avec le QG pour plus d'explication afin de la classer bien.</w:t>
+      </w:r>
+    </w:p>
+    <w:p>
+      <w:r>
+        <w:rPr>
+          <w:b/>
+          <w:color w:val="4672C4"/>
+          <w:sz w:val="22"/>
+        </w:rPr>
+        <w:t>&gt;&gt; Section12 - Actifs du menage</w:t>
+      </w:r>
+    </w:p>
+    <w:p>
+      <w:pPr>
+        <w:ind w:left="283"/>
+      </w:pPr>
+      <w:r>
+        <w:rPr>
+          <w:sz w:val="20"/>
+        </w:rPr>
+        <w:t>- Avertissement!!! Le prix d'achat (2000) de l'article  Lit est inférieur aux prix de revente (10000)  avec l'âge du bien atteignant 5 ans. Prière de vérifier ou confirmer avec l'enquêté et mettre les bonnes valeurs après verification, s'il le faut.</w:t>
+      </w:r>
+    </w:p>
+    <w:p>
+      <w:r>
+        <w:rPr>
+          <w:b/>
+          <w:color w:val="4672C4"/>
+          <w:sz w:val="22"/>
+        </w:rPr>
+        <w:t>&gt;&gt; Section14 - Chocs</w:t>
+      </w:r>
+    </w:p>
+    <w:p>
+      <w:pPr>
+        <w:ind w:left="283"/>
+      </w:pPr>
+      <w:r>
+        <w:rPr>
+          <w:sz w:val="20"/>
+        </w:rPr>
+        <w:t>- Avertissement!! Le ménage n'a été négativement affecté par aucun des problèmes donnés dans la section 14. Confirmez vous cette information avec le QG?</w:t>
+      </w:r>
+    </w:p>
+    <w:p>
+      <w:r>
+        <w:rPr>
+          <w:b/>
+          <w:color w:val="4672C4"/>
+          <w:sz w:val="22"/>
+        </w:rPr>
+        <w:t>&gt;&gt; Section16a - Champs et parcelles</w:t>
+      </w:r>
+    </w:p>
+    <w:p>
+      <w:pPr>
+        <w:ind w:left="283"/>
+      </w:pPr>
+      <w:r>
+        <w:rPr>
+          <w:sz w:val="20"/>
+        </w:rPr>
+        <w:t xml:space="preserve">- La superficie de la parcelle CHAMPS D'ARACHIDE selon l'exploitant est de .75 Mètre Carré (m^2) qui semble faible ou l'estimation ne semble pas bonne. Prière de corriger. </w:t>
+        <w:br/>
+        <w:t xml:space="preserve">- La superficie de la parcelle CHAMPS DE MAIS selon l'exploitant est de .5 Mètre Carré (m^2) qui semble faible ou l'estimation ne semble pas bonne. Prière de corriger. Le document légal (titre, acte, certificat etc. ) qui affirme votre possession de la parcelle CHAMPS DE MAIS est  et semble exister dans les modalités, prière de prendre attache avec le QG pour plus d'explication afin de la classer bien. </w:t>
+        <w:br/>
+        <w:t>- La superficie de la parcelle CHAMPS DE MIL selon les mesures GPS est de 20.6 hectare qui semble élevé ou faible, prière de corriger.</w:t>
+      </w:r>
+    </w:p>
+    <w:p>
+      <w:r>
+        <w:rPr>
+          <w:b/>
+          <w:color w:val="4672C4"/>
+          <w:sz w:val="22"/>
+        </w:rPr>
+        <w:t>&gt;&gt; Section18c - Cueillette</w:t>
+      </w:r>
+    </w:p>
+    <w:p>
+      <w:pPr>
+        <w:ind w:left="283"/>
+      </w:pPr>
+      <w:r>
+        <w:rPr>
+          <w:sz w:val="20"/>
+        </w:rPr>
+        <w:t>- Prière de verifier la valeur de ce produit consommé ou stocké par mois dans le ménage, prière de corriger ou confirmer avec le QG.</w:t>
       </w:r>
     </w:p>
     <w:p>
@@ -2175,7 +5977,7 @@
           </w:tcPr>
           <w:p>
             <w:r/>
-            <w:hyperlink r:id="rId11">
+            <w:hyperlink r:id="rId16">
               <w:r>
                 <w:rPr>
                   <w:color w:val="0563C1"/>
@@ -2390,7 +6192,7 @@
         <w:rPr>
           <w:sz w:val="20"/>
         </w:rPr>
-        <w:t>- Le ménage a consommé Ail mais les informations sur la quantité, l'unité ou la taille ne sont pas renseignées.Prière de renseigner. Le ménage a consommé Capitaine frais mais les informations sur la quantité, l'unité ou la taille ne sont pas renseignées.Prière de renseigner. Le ménage a consommé Carotte mais les informations sur la quantité, l'unité ou la taille ne sont pas renseignées.Prière de renseigner. Le ménage a consommé Choux mais les informations sur la quantité, l'unité ou la taille ne sont pas renseignées.Prière de renseigner. Le ménage a consommé Cube alimentaire (Maggi, Jumbo, ) mais les informations sur la quantité, l'unité ou la taille ne sont pas renseignées.Prière de renseigner. Le ménage a consommé Farine de blé locale ou importée mais les informations sur la quantité, l'unité ou la taille ne sont pas renseignées.Prière de renseigner. Le ménage a consommé Feuilles de patate mais les informations sur la quantité, l'unité ou la taille ne sont pas renseignées.Prière de renseigner. Le ménage a consommé Huile d'arachide (Segal) Artisanale mais les informations sur la quantité, l'unité ou la taille ne sont pas renseignées.Prière de renseigner. Le ménage a consommé Huile de palme brute mais les informations sur la quantité, l'unité ou la taille ne sont pas renseignées.Prière de renseigner. Le ménage a consommé Lait frais de vache mais les informations sur la quantité, l'unité ou la taille ne sont pas renseignées.Prière de renseigner. Le ménage a consommé Macaroni mais les informations sur la quantité, l'unité ou la taille ne sont pas renseignées.Prière de renseigner. Le ménage a consommé Maïs en grain mais les informations sur la quantité, l'unité ou la taille ne sont pas renseignées.Prière de renseigner. Le ménage a consommé Piment séché mais les informations sur la quantité, l'unité ou la taille ne sont pas renseignées.Prière de renseigner. Le ménage a consommé Poivre mais les informations sur la quantité, l'unité ou la taille ne sont pas renseignées.Prière de renseigner. Le ménage a consommé Pâte d'arachide mais les informations sur la quantité, l'unité ou la taille ne sont pas renseignées.Prière de renseigner. Le ménage a consommé Riz importé parfumé mais les informations sur la quantité, l'unité ou la taille ne sont pas renseignées.Prière de renseigner. Le ménage a consommé Sel mais les informations sur la quantité, l'unité ou la taille ne sont pas renseignées.Prière de renseigner. Difficile de consommer le Sel en   prière de verifier. Le ménage a consommé Sucre en poudre  mais les informations sur la quantité, l'unité ou la taille ne sont pas renseignées.Prière de renseigner. Le ménage a consommé Thé en sachet mais les informations sur la quantité, l'unité ou la taille ne sont pas renseignées.Prière de renseigner. Avertissement!!! Le ménage a consommé .a   de Thé en sachet, cette quantité semble anormale pour une consommation des 7 derniers jours.Les ménages consomment géneralement en sachet ou en paquet, prière de corriger ou de confirmer avec le QG. Le ménage a consommé Vermicelles mais les informations sur la quantité, l'unité ou la taille ne sont pas renseignées.Prière de renseigner. Le ménage a consommé Vinaigre de vin mais les informations sur la quantité, l'unité ou la taille ne sont pas renseignées.Prière de renseigner.</w:t>
+        <w:t>- Attention ! Le prix unitaire d'achat (25 Fcfa) de Vinaigre de vin en Sachets (Petit) est relativement faible par rapport aux autres prix observés dans cette zone. Prière de corriger ou de confirmer avec le QG. Avertissement!! le prix unitaire (100 Fcfa) de Thé en sachet (unité: Sachets) de taille Petit est très faible ou élevé. Prière de corriger ou de confirmer avec le QG. Avertissement!!! Le ménage a consommé 14 Sachets Petit de Sucre en poudre , cette quantité semble anormale pour une consommation des 7 derniers jours.Prière de corriger ou de confirmer avec le QG. Avertissement!!! Le ménage a consommé 20 Litre taille unique de Lait frais de vache, cette quantité semble anormale pour une consommation des 7 derniers jours.Prière de corriger ou de confirmer avec le QG. Avertissement!!! Le ménage a consommé 8 Litre taille unique de Lait caillé, cette quantité semble anormale pour une consommation des 7 derniers jours.Prière de corriger ou de confirmer avec le QG. Incohérence!! Dans ce ménage, chaque individus consomme par jour .5119048 Kg  de cereale; Prière de revoir les quantités prises de ces produits. Incohérence!! Dans ce ménage, chaque individus consomme par jour .5119048 Kg  de cereale; Prière de revoir les quantités prises de ces produits.</w:t>
       </w:r>
     </w:p>
     <w:p>
@@ -2411,7 +6213,9 @@
         <w:rPr>
           <w:sz w:val="20"/>
         </w:rPr>
-        <w:t>- La dernière fois que vous avez acheté Bois de chauffe ramassé/coupé (estimer la valeur) est autoconsommation et semble exister dans les modalités, prière de prendre attache avec le QG pour plus d'explication afin de la classer bien.</w:t>
+        <w:t xml:space="preserve">- La dernière fois que vous avez acheté Bois de chauffe ramassé/coupé (estimer la valeur) est autoconsommation et semble exister dans les modalités, prière de prendre attache avec le QG pour plus d'explication afin de la classer bien. </w:t>
+        <w:br/>
+        <w:t>-  La dernière fois que vous avez acheté Frais de mouture des céréales est moulin et semble exister dans les modalités, prière de prendre attache avec le QG pour plus d'explication afin de la classer bien.</w:t>
       </w:r>
     </w:p>
     <w:p>
@@ -2453,7 +6257,7 @@
         <w:rPr>
           <w:sz w:val="20"/>
         </w:rPr>
-        <w:t>- Le moyen que le ménage utilise pour se débarrasser des excréments hors de la concession est enterrre et semble exister dans les modalités, prière de prendre attache avec le QG pour plus d'explication afin de la classer bien.</w:t>
+        <w:t>- Avertissement!! Le temps cela prend au ménage (en minutes) pour s’approvisionner (acheter/ramasser) cette source d’énergie semble élevé ou égal à 0, prière de corriger ou confirmer avec le QG.  Le moyen que le ménage utilise pour se débarrasser des excréments hors de la concession est enterrre et semble exister dans les modalités, prière de prendre attache avec le QG pour plus d'explication afin de la classer bien.</w:t>
       </w:r>
     </w:p>
     <w:p>
@@ -2484,7 +6288,7 @@
         <w:br/>
         <w:t xml:space="preserve">- Avertissement!! Le champs a comme nom (champ arachide 1) qui ne semble pas être un bon nom ou contient des lettres, prière de mettre le vrai nom du champs. La superficie de la parcelle parcelle mil selon l'exploitant est de 1 Mètre Carré (m^2) qui semble faible ou l'estimation ne semble pas bonne. Prière de corriger. Le salaire total payé de toutes catégories confondues par le ménage YORO SALL pour la main-d'oeuvre non-familiale sur la parcelle parcelle mil au cours de la campagne pour la période de préparation du sol (labour) et des semis est de 275000 qui semble élevé ou faible. Merci de corriger. Le salaire total payé de toutes catégories confondues par le ménage YORO SALL pour la main-d'oeuvre non-familiale sur la parcelle parcelle mil au cours de la campagne pour la période des récoltes est de 275000 qui semble élevé ou faible. Merci de corriger. Le salaire d'un homme de 15ans et plus ayant travaillé sur la parcelle parcelle mil par jours au moment de la période de préparation du sol (labour) et des semis est de 34375 FCFA qui semble faible ou  élevé, prière de corriger. Le salaire d'un homme de 15ans et plus ayant travaillé sur la parcelle parcelle mil par jours au moment de la période des récoltes est de 34375 FCFA qui semble faible ou  élevé, prière de corriger. </w:t>
         <w:br/>
-        <w:t xml:space="preserve">- Avertissement!! Le champs a comme nom (champ arachide 1) qui ne semble pas être un bon nom ou contient des lettres, prière de mettre le vrai nom du champs. Le document légal (titre, acte, certificat etc. ) qui affirme votre possession de la parcelle parcelle mil est  et semble exister dans les modalités, prière de prendre attache avec le QG pour plus d'explication afin de la classer bien. La principale source de préoccupation de la parcelle parcelle mil est saisie gouvernementale et semble exister dans les modalités, prière de prendre attache avec le QG pour plus d'explication afin de la classer bien. </w:t>
+        <w:t xml:space="preserve">- Avertissement!! Le champs a comme nom (champ arachide 1) qui ne semble pas être un bon nom ou contient des lettres, prière de mettre le vrai nom du champs. Le document légal (titre, acte, certificat etc. ) qui affirme votre possession de la parcelle parcelle mil est  et semble exister dans les modalités, prière de prendre attache avec le QG pour plus d'explication afin de la classer bien. La principale source de préoccupation de la parcelle parcelle mil est saisie gouvernementale et semble exister dans les modalités, prière de prendre attache avec le QG pour plus d'explication afin de la classer bien. La principale source d'eau de la parcelle parcelle mil est arrosage et semble exister dans les modalités, prière de prendre attache avec le QG pour plus d'explication afin de la classer bien. </w:t>
         <w:br/>
         <w:t xml:space="preserve">- Avertissement!! Le champs a comme nom (champ arachide 1) qui ne semble pas être un bon nom ou contient des lettres, prière de mettre le vrai nom du champs. Le salaire total payé de toutes catégories confondues par le ménage YORO SALL pour la main-d'oeuvre non-familiale sur la parcelle parcelle arachide au cours de la campagne pour la période de préparation du sol (labour) et des semis est de 275000 qui semble élevé ou faible. Merci de corriger. Le salaire total payé de toutes catégories confondues par le ménage YORO SALL pour la main-d'oeuvre non-familiale sur la parcelle parcelle arachide au cours de la campagne pour la période d'entretien du sol (sarclage, etc.) est de 275000 qui semble élevé ou faible. Merci de corriger. Le salaire total payé de toutes catégories confondues par le ménage YORO SALL pour la main-d'oeuvre non-familiale sur la parcelle parcelle arachide au cours de la campagne pour la période des récoltes est de 275000 qui semble élevé ou faible. Merci de corriger. Le document légal (titre, acte, certificat etc. ) qui affirme votre possession de la parcelle parcelle arachide est  et semble exister dans les modalités, prière de prendre attache avec le QG pour plus d'explication afin de la classer bien. La principale source de préoccupation de la parcelle parcelle arachide est saisie gouvernementale et semble exister dans les modalités, prière de prendre attache avec le QG pour plus d'explication afin de la classer bien. </w:t>
         <w:br/>
@@ -2871,7 +6675,7 @@
           </w:tcPr>
           <w:p>
             <w:r/>
-            <w:hyperlink r:id="rId12">
+            <w:hyperlink r:id="rId17">
               <w:r>
                 <w:rPr>
                   <w:color w:val="0563C1"/>
@@ -2885,27 +6689,6 @@
       </w:tr>
     </w:tbl>
     <w:p/>
-    <w:p>
-      <w:r>
-        <w:rPr>
-          <w:b/>
-          <w:color w:val="4672C4"/>
-          <w:sz w:val="22"/>
-        </w:rPr>
-        <w:t>&gt;&gt; Section0 - Identification et renseignements de controle</w:t>
-      </w:r>
-    </w:p>
-    <w:p>
-      <w:pPr>
-        <w:ind w:left="283"/>
-      </w:pPr>
-      <w:r>
-        <w:rPr>
-          <w:sz w:val="20"/>
-        </w:rPr>
-        <w:t>- Le questionnaire semble ne pas être complètement fini mais le questionnaire est en statut complet, prière de compléter le questionnaire.</w:t>
-      </w:r>
-    </w:p>
     <w:p>
       <w:r>
         <w:rPr>
@@ -3069,7 +6852,7 @@
         <w:rPr>
           <w:sz w:val="20"/>
         </w:rPr>
-        <w:t>- Le ménage a consommé Ail mais les informations sur la quantité, l'unité ou la taille ne sont pas renseignées.Prière de renseigner. Le ménage a consommé Arachides pilées mais les informations sur la quantité, l'unité ou la taille ne sont pas renseignées.Prière de renseigner. Le ménage a consommé Autres légumes en feuilles mais les informations sur la quantité, l'unité ou la taille ne sont pas renseignées.Prière de renseigner. Le ménage a consommé Autres tisanes et infusions n.d.a. (quinqueliba, citronnelle, etc.) mais les informations sur la quantité, l'unité ou la taille ne sont pas renseignées.Prière de renseigner. Le ménage a consommé Banane douce mais les informations sur la quantité, l'unité ou la taille ne sont pas renseignées.Prière de renseigner. Le ménage a consommé Café en poudre soluble mais les informations sur la quantité, l'unité ou la taille ne sont pas renseignées.Prière de renseigner. Le ménage a consommé Citron mais les informations sur la quantité, l'unité ou la taille ne sont pas renseignées.Prière de renseigner. Le ménage a consommé Courge mais les informations sur la quantité, l'unité ou la taille ne sont pas renseignées.Prière de renseigner. Le ménage a consommé Cube alimentaire (Maggi, Jumbo, ) mais les informations sur la quantité, l'unité ou la taille ne sont pas renseignées.Prière de renseigner. Le ménage a consommé Feuilles de Fakoye (Feuille de corete) mais les informations sur la quantité, l'unité ou la taille ne sont pas renseignées.Prière de renseigner. Le ménage a consommé Feuilles de patate mais les informations sur la quantité, l'unité ou la taille ne sont pas renseignées.Prière de renseigner. Le ménage a consommé Gombo en poudre mais les informations sur la quantité, l'unité ou la taille ne sont pas renseignées.Prière de renseigner. Le ménage a consommé Huile d'arachide (Segal) Artisanale mais les informations sur la quantité, l'unité ou la taille ne sont pas renseignées.Prière de renseigner. Le ménage a consommé Lait caillé mais les informations sur la quantité, l'unité ou la taille ne sont pas renseignées.Prière de renseigner. Le ménage a consommé Lait en poudre mais les informations sur la quantité, l'unité ou la taille ne sont pas renseignées.Prière de renseigner. Le ménage a consommé Lait frais de vache mais les informations sur la quantité, l'unité ou la taille ne sont pas renseignées.Prière de renseigner. Le ménage a consommé Macaroni mais les informations sur la quantité, l'unité ou la taille ne sont pas renseignées.Prière de renseigner. Le ménage a consommé Maïs en grain mais les informations sur la quantité, l'unité ou la taille ne sont pas renseignées.Prière de renseigner. Le ménage a consommé Mil mais les informations sur la quantité, l'unité ou la taille ne sont pas renseignées.Prière de renseigner. Le ménage a consommé Moutarde mais les informations sur la quantité, l'unité ou la taille ne sont pas renseignées.Prière de renseigner. Le ménage a consommé Mâchoiron séchée (Kon) mais les informations sur la quantité, l'unité ou la taille ne sont pas renseignées.Prière de renseigner. Le ménage a consommé Niébé/Haricots secs mais les informations sur la quantité, l'unité ou la taille ne sont pas renseignées.Prière de renseigner. Le ménage a consommé Oignon frais mais les informations sur la quantité, l'unité ou la taille ne sont pas renseignées.Prière de renseigner. Le ménage a consommé Patate douce mais les informations sur la quantité, l'unité ou la taille ne sont pas renseignées.Prière de renseigner. Le ménage a consommé Piment frais mais les informations sur la quantité, l'unité ou la taille ne sont pas renseignées.Prière de renseigner. Le ménage a consommé Poivre mais les informations sur la quantité, l'unité ou la taille ne sont pas renseignées.Prière de renseigner. Le ménage a consommé Pâte d'arachide mais les informations sur la quantité, l'unité ou la taille ne sont pas renseignées.Prière de renseigner. Le ménage a consommé Sel mais les informations sur la quantité, l'unité ou la taille ne sont pas renseignées.Prière de renseigner. Difficile de consommer le Sel en   prière de verifier. Le ménage a consommé Sucre en poudre  mais les informations sur la quantité, l'unité ou la taille ne sont pas renseignées.Prière de renseigner. Le ménage a consommé Thé en sachet mais les informations sur la quantité, l'unité ou la taille ne sont pas renseignées.Prière de renseigner. Avertissement!!! Le ménage a consommé .a   de Thé en sachet, cette quantité semble anormale pour une consommation des 7 derniers jours.Les ménages consomment géneralement en sachet ou en paquet, prière de corriger ou de confirmer avec le QG. Le ménage a consommé Viande de poulet: cuisses de poulet mais les informations sur la quantité, l'unité ou la taille ne sont pas renseignées.Prière de renseigner. Le ménage a consommé Vinaigre de vin mais les informations sur la quantité, l'unité ou la taille ne sont pas renseignées.Prière de renseigner.</w:t>
+        <w:t>- Attention ! Le prix unitaire d'achat (500 Fcfa) de Macaroni en Sachets (Moyen) est relativement élevé par rapport aux autres prix observés dans cette zone. Prière de corriger ou de confirmer avec le QG. Avertissement!! le prix unitaire (100 Fcfa) de Thé en sachet (unité: Sachets) de taille Petit est très faible ou élevé. Prière de corriger ou de confirmer avec le QG. Avertissement!!! Le ménage a consommé 10 Sachets Petit de Sucre en poudre , cette quantité semble anormale pour une consommation des 7 derniers jours.Prière de corriger ou de confirmer avec le QG. Avertissement!!! Le ménage a consommé 12 Litre taille unique de Lait frais de vache, cette quantité semble anormale pour une consommation des 7 derniers jours.Prière de corriger ou de confirmer avec le QG. Le prix d'achat unitaire (1250 Fcfa) de Sel en Sac (25 Kg) de taille taille unique est très faible, prière de regarder les reponses prises dans les questions s07bq07a s07bq07b s07bq07c s07bq08 pour mieux corriger.</w:t>
       </w:r>
     </w:p>
     <w:p>
@@ -3222,8 +7005,6 @@
         <w:rPr>
           <w:sz w:val="20"/>
         </w:rPr>
-        <w:t xml:space="preserve">- Attention ! Houe asine a été revendu à 50000 Fcfa qui est relativement élevé par rapport aux autres prix de revente observés dans cette zone. Prière de corriger ou de confirmer avec le QG. </w:t>
-        <w:br/>
         <w:t>- Avertissement!! Le prix d'achat (400000 FCFA) de Animaux de labour est inférieur aux prix de revente (450000 FCFA), prière de verifier et corriger ou confirmer l'information avec le QG.</w:t>
       </w:r>
     </w:p>
@@ -3528,7 +7309,7 @@
           </w:tcPr>
           <w:p>
             <w:r/>
-            <w:hyperlink r:id="rId13">
+            <w:hyperlink r:id="rId18">
               <w:r>
                 <w:rPr>
                   <w:color w:val="0563C1"/>
@@ -3719,7 +7500,7 @@
         <w:rPr>
           <w:sz w:val="20"/>
         </w:rPr>
-        <w:t>- Avertissement!! le prix unitaire (100 Fcfa) de Thé en sachet (unité: Sachets) de taille Moyen est très faible ou élevé. Prière de corriger ou de confirmer avec le QG. Avertissement!!! Le ménage a consommé 14 Sachets Moyen de Sucre en poudre , cette quantité semble anormale pour une consommation des 7 derniers jours.Prière de corriger ou de confirmer avec le QG. Avertissement!!! Le ménage a consommé 18 Pièce Moyen de Mâchoiron séchée (Kon), cette quantité semble anormale pour une consommation des 7 derniers jours.Prière de corriger ou de confirmer avec le QG. Avertissement!!! Le ménage a consommé 6 Cuillère Moyen de Pâte d'arachide, cette quantité semble anormale pour une consommation des 7 derniers jours. Etes vous sur d'avoir selectionner la bonne unitée ? prière de verifier et corriger. Incohérence!! Dans ce ménage, chaque individus consomme par jour 18.05209 Kg  de cereale; Prière de revoir les quantités prises de ces produits. Incohérence!! Dans ce ménage, chaque individus consomme par jour 18.05209 Kg  de cereale; Prière de revoir les quantités prises de ces produits. Le prix d'achat unitaire (1250 Fcfa) de Sel en Sac (5 Kg) de taille taille unique est très faible, prière de regarder les reponses prises dans les questions s07bq07a s07bq07b s07bq07c s07bq08 pour mieux corriger.</w:t>
+        <w:t>- Avertissement!! le prix unitaire (100 Fcfa) de Thé en sachet (unité: Sachets) de taille Moyen est très faible ou élevé. Prière de corriger ou de confirmer avec le QG. Avertissement!!! Le ménage a consommé 14 Sachets Moyen de Sucre en poudre , cette quantité semble anormale pour une consommation des 7 derniers jours.Prière de corriger ou de confirmer avec le QG. Avertissement!!! Le ménage a consommé 18 Pièce Moyen de Mâchoiron séchée (Kon), cette quantité semble anormale pour une consommation des 7 derniers jours.Prière de corriger ou de confirmer avec le QG. Avertissement!!! Le ménage a consommé 6 Cuillère Moyen de Pâte d'arachide, cette quantité semble anormale pour une consommation des 7 derniers jours. Etes vous sur d'avoir selectionner la bonne unitée ? prière de verifier et corriger. Le prix d'achat unitaire (1250 Fcfa) de Sel en Sac (5 Kg) de taille taille unique est très faible, prière de regarder les reponses prises dans les questions s07bq07a s07bq07b s07bq07c s07bq08 pour mieux corriger.</w:t>
       </w:r>
     </w:p>
     <w:p>
@@ -4159,7 +7940,7 @@
           </w:tcPr>
           <w:p>
             <w:r/>
-            <w:hyperlink r:id="rId13">
+            <w:hyperlink r:id="rId18">
               <w:r>
                 <w:rPr>
                   <w:color w:val="0563C1"/>
@@ -4191,7 +7972,7 @@
         <w:rPr>
           <w:sz w:val="20"/>
         </w:rPr>
-        <w:t>- Il est obligatoire de prendre les coordonnées Gps avant d'administrer le questionnaire. Prière de prendre les coordonnées GPS.</w:t>
+        <w:t>- Le questionnaire semble ne pas être complètement fini mais le questionnaire est en statut complet, prière de compléter le questionnaire. Il est obligatoire de prendre les coordonnées Gps avant d'administrer le questionnaire. Prière de prendre les coordonnées GPS.</w:t>
       </w:r>
     </w:p>
     <w:p>
@@ -4320,7 +8101,7 @@
         <w:rPr>
           <w:sz w:val="20"/>
         </w:rPr>
-        <w:t>- Le ménage a consommé Capitaine frais mais les informations sur la quantité, l'unité ou la taille ne sont pas renseignées.Prière de renseigner. Le ménage a consommé Cube alimentaire (Maggi, Jumbo, ) mais les informations sur la quantité, l'unité ou la taille ne sont pas renseignées.Prière de renseigner. Le ménage a consommé Huile d'arachide (Segal) Artisanale mais les informations sur la quantité, l'unité ou la taille ne sont pas renseignées.Prière de renseigner. Le ménage a consommé Lait frais de vache mais les informations sur la quantité, l'unité ou la taille ne sont pas renseignées.Prière de renseigner. Le ménage a consommé Macaroni mais les informations sur la quantité, l'unité ou la taille ne sont pas renseignées.Prière de renseigner. Le ménage a consommé Maïs en grain mais les informations sur la quantité, l'unité ou la taille ne sont pas renseignées.Prière de renseigner. Le ménage a consommé Mâchoiron séchée (Kon) mais les informations sur la quantité, l'unité ou la taille ne sont pas renseignées.Prière de renseigner. Le ménage a consommé Pain traditionnel (Baguette) mais les informations sur la quantité, l'unité ou la taille ne sont pas renseignées.Prière de renseigner. Le ménage a consommé Piment frais mais les informations sur la quantité, l'unité ou la taille ne sont pas renseignées.Prière de renseigner. Le ménage a consommé Poivre mais les informations sur la quantité, l'unité ou la taille ne sont pas renseignées.Prière de renseigner. Le ménage a consommé Pâte d'arachide mais les informations sur la quantité, l'unité ou la taille ne sont pas renseignées.Prière de renseigner. Le ménage a consommé Riz local fumé (malo-woussou) mais les informations sur la quantité, l'unité ou la taille ne sont pas renseignées.Prière de renseigner. Le ménage a consommé Sel mais les informations sur la quantité, l'unité ou la taille ne sont pas renseignées.Prière de renseigner. Difficile de consommer le Sel en   prière de verifier. Le ménage a consommé Sucre en poudre  mais les informations sur la quantité, l'unité ou la taille ne sont pas renseignées.Prière de renseigner. Le ménage a consommé Thé en sachet mais les informations sur la quantité, l'unité ou la taille ne sont pas renseignées.Prière de renseigner. Avertissement!!! Le ménage a consommé .a   de Thé en sachet, cette quantité semble anormale pour une consommation des 7 derniers jours.Les ménages consomment géneralement en sachet ou en paquet, prière de corriger ou de confirmer avec le QG. Le ménage a consommé Vermicelles mais les informations sur la quantité, l'unité ou la taille ne sont pas renseignées.Prière de renseigner.</w:t>
+        <w:t>- Avertissement!! le prix unitaire (100 Fcfa) de Thé en sachet (unité: Sachets) de taille Petit est très faible ou élevé. Prière de corriger ou de confirmer avec le QG. Attention ! Soupçons de quantité anormale! Le ménage de BIRANE SALL avec une taille de 10 personnes a consommé 14 Sachets en Petit de Thé en sachet qui est relativement élevé comme consommation par rapport à la condition de vie des autres ménages de même taille dans cette zone. Prière de corriger ou de confirmer avec le QG. Avertissement!!! Le ménage a consommé 14 Litre taille unique de Lait frais de vache, cette quantité semble anormale pour une consommation des 7 derniers jours.Prière de corriger ou de confirmer avec le QG. Avertissement!!! Le ménage a consommé 14 Sachets Petit de Sucre en poudre , cette quantité semble anormale pour une consommation des 7 derniers jours.Prière de corriger ou de confirmer avec le QG.</w:t>
       </w:r>
     </w:p>
     <w:p>
@@ -4362,7 +8143,9 @@
         <w:rPr>
           <w:sz w:val="20"/>
         </w:rPr>
-        <w:t>- La dernière fois que vous avez acheté Bois de chauffe ramassé/coupé (estimer la valeur) est ramasse et semble exister dans les modalités, prière de prendre attache avec le QG pour plus d'explication afin de la classer bien.</w:t>
+        <w:t xml:space="preserve">- La dernière fois que vous avez acheté Bois de chauffe ramassé/coupé (estimer la valeur) est ramasse et semble exister dans les modalités, prière de prendre attache avec le QG pour plus d'explication afin de la classer bien. </w:t>
+        <w:br/>
+        <w:t>-  La dernière fois que vous avez acheté Frais de mouture des céréales est moulin et semble exister dans les modalités, prière de prendre attache avec le QG pour plus d'explication afin de la classer bien.</w:t>
       </w:r>
     </w:p>
     <w:p>
@@ -4404,7 +8187,7 @@
         <w:rPr>
           <w:sz w:val="20"/>
         </w:rPr>
-        <w:t>- Le moyen que le ménage utilise pour se débarrasser des excréments hors de la concession est enterre et semble exister dans les modalités, prière de prendre attache avec le QG pour plus d'explication afin de la classer bien.</w:t>
+        <w:t>- Avertissement!! Le temps cela prend au ménage (en minutes) pour s’approvisionner (acheter/ramasser) cette source d’énergie semble élevé ou égal à 0, prière de corriger ou confirmer avec le QG.  Le moyen que le ménage utilise pour se débarrasser des excréments hors de la concession est enterre et semble exister dans les modalités, prière de prendre attache avec le QG pour plus d'explication afin de la classer bien.</w:t>
       </w:r>
     </w:p>
     <w:p>
